--- a/shinmok1/pack/2509/H1MOGO25-09_32_SET.docx
+++ b/shinmok1/pack/2509/H1MOGO25-09_32_SET.docx
@@ -58,7 +58,7 @@
           <w:sz w:val="16"/>
           <w:u w:val="none"/>
         </w:rPr>
-        <w:t>(   )반 (   )번 이름(            )  CHECK ___/35  전용 ___/44.2점</w:t>
+        <w:t>(   )반 (   )번 이름(            )  CHECK ___/35  전용 ___/30.0점</w:t>
       </w:r>
     </w:p>
     <w:p>
@@ -1431,7 +1431,7 @@
           <w:sz w:val="18"/>
           <w:u w:val="none"/>
         </w:rPr>
-        <w:t>PART 2 · 전용문제  (선택형 13 · 서답형 1 · 44.2점)</w:t>
+        <w:t>PART 2 · 전용문제  (선택형 8 · 서답형 2 · 30.0점)</w:t>
       </w:r>
     </w:p>
     <w:p>
@@ -1456,25 +1456,25 @@
           <w:sz w:val="17"/>
           <w:u w:val="none"/>
         </w:rPr>
-        <w:t xml:space="preserve"> 윗글의 내용과 일치하지 </w:t>
-      </w:r>
-      <w:r>
-        <w:rPr>
-          <w:rFonts w:ascii="맑은 고딕" w:hAnsi="맑은 고딕" w:eastAsia="맑은 고딕"/>
-          <w:b/>
-          <w:sz w:val="17"/>
-          <w:u w:val="none"/>
-        </w:rPr>
-        <w:t>않는</w:t>
+        <w:t xml:space="preserve"> 다음 글에 대한 &lt;보기&gt;의 설명 중 </w:t>
       </w:r>
       <w:r>
         <w:rPr>
           <w:rFonts w:ascii="맑은 고딕" w:hAnsi="맑은 고딕" w:eastAsia="맑은 고딕"/>
           <w:b w:val="0"/>
           <w:sz w:val="17"/>
-          <w:u w:val="none"/>
-        </w:rPr>
-        <w:t xml:space="preserve"> 것은? [2.7점]</w:t>
+          <w:u w:val="single"/>
+        </w:rPr>
+        <w:t>틀린</w:t>
+      </w:r>
+      <w:r>
+        <w:rPr>
+          <w:rFonts w:ascii="맑은 고딕" w:hAnsi="맑은 고딕" w:eastAsia="맑은 고딕"/>
+          <w:b w:val="0"/>
+          <w:sz w:val="17"/>
+          <w:u w:val="none"/>
+        </w:rPr>
+        <w:t xml:space="preserve"> 것만을 있는 대로 고른 것은? [3.3점]</w:t>
       </w:r>
     </w:p>
     <w:p>
@@ -1497,7 +1497,197 @@
           <w:sz w:val="17"/>
           <w:u w:val="none"/>
         </w:rPr>
-        <w:t>You can delay bedtime to fit more into the day, but not indefinitely: sooner or later the urge to sleep grows too strong to resist. Part of that urge comes from adenosine, a chemical that collects in the blood the longer you stay awake and is cleared away while you sleep. The body may use it as a running record of missed sleep, a signal to switch sleep on when it is needed. That record explains why a run of short nights leaves a debt you must repay with extra sleep. The feedback is built into your chemistry, so you cannot train yourself to need less; sooner or later the shortage catches up with you.</w:t>
+        <w:t>Although you may put off going to sleep in order to squeeze more activities into your day, eventually your need for sleep becomes ⓐ</w:t>
+      </w:r>
+      <w:r>
+        <w:rPr>
+          <w:rFonts w:ascii="맑은 고딕" w:hAnsi="맑은 고딕" w:eastAsia="맑은 고딕"/>
+          <w:b w:val="0"/>
+          <w:sz w:val="17"/>
+          <w:u w:val="single"/>
+        </w:rPr>
+        <w:t>overwhelming</w:t>
+      </w:r>
+      <w:r>
+        <w:rPr>
+          <w:rFonts w:ascii="맑은 고딕" w:hAnsi="맑은 고딕" w:eastAsia="맑은 고딕"/>
+          <w:b w:val="0"/>
+          <w:sz w:val="17"/>
+          <w:u w:val="none"/>
+        </w:rPr>
+        <w:t xml:space="preserve"> and you are ⓑ</w:t>
+      </w:r>
+      <w:r>
+        <w:rPr>
+          <w:rFonts w:ascii="맑은 고딕" w:hAnsi="맑은 고딕" w:eastAsia="맑은 고딕"/>
+          <w:b w:val="0"/>
+          <w:sz w:val="17"/>
+          <w:u w:val="single"/>
+        </w:rPr>
+        <w:t>forced</w:t>
+      </w:r>
+      <w:r>
+        <w:rPr>
+          <w:rFonts w:ascii="맑은 고딕" w:hAnsi="맑은 고딕" w:eastAsia="맑은 고딕"/>
+          <w:b w:val="0"/>
+          <w:sz w:val="17"/>
+          <w:u w:val="none"/>
+        </w:rPr>
+        <w:t xml:space="preserve"> to get some sleep. This daily drive for sleep appears to be due, in part, to a compound known as adenosine. This natural chemical builds up in your blood as time awake increases. While you sleep, your body breaks down the adenosine. (A) ________, this molecule may be what your body uses to keep track of lost sleep and to trigger sleep when needed. An accumulation of adenosine and other factors might explain why, after several nights of less than optimal amounts of sleep, you build up a sleep debt that you must make up by sleeping longer than normal. Because of such built-in molecular feedback, you can't become accustomed to getting less sleep than your body needs. Eventually, a lack of sleep catches up with you.</w:t>
+      </w:r>
+    </w:p>
+    <w:p>
+      <w:pPr>
+        <w:spacing w:before="0" w:after="0" w:line="288" w:lineRule="auto"/>
+        <w:ind w:left="40"/>
+        <w:snapToGrid w:val="0"/>
+        <w:pBdr>
+          <w:top w:val="single" w:sz="4" w:space="2" w:color="9B6BD0"/>
+          <w:left w:val="single" w:sz="4" w:space="2" w:color="9B6BD0"/>
+          <w:bottom w:val="single" w:sz="4" w:space="2" w:color="9B6BD0"/>
+          <w:right w:val="single" w:sz="4" w:space="2" w:color="9B6BD0"/>
+        </w:pBdr>
+        <w:shd w:val="clear" w:color="auto" w:fill="FAF5FF"/>
+      </w:pPr>
+      <w:r>
+        <w:rPr>
+          <w:rFonts w:ascii="맑은 고딕" w:hAnsi="맑은 고딕" w:eastAsia="맑은 고딕"/>
+          <w:b/>
+          <w:sz w:val="17"/>
+          <w:u w:val="none"/>
+        </w:rPr>
+        <w:t>&lt;보 기&gt;</w:t>
+      </w:r>
+    </w:p>
+    <w:p>
+      <w:pPr>
+        <w:spacing w:before="0" w:after="0" w:line="288" w:lineRule="auto"/>
+        <w:ind w:left="40"/>
+        <w:snapToGrid w:val="0"/>
+        <w:pBdr>
+          <w:top w:val="single" w:sz="4" w:space="2" w:color="9B6BD0"/>
+          <w:left w:val="single" w:sz="4" w:space="2" w:color="9B6BD0"/>
+          <w:bottom w:val="single" w:sz="4" w:space="2" w:color="9B6BD0"/>
+          <w:right w:val="single" w:sz="4" w:space="2" w:color="9B6BD0"/>
+        </w:pBdr>
+        <w:shd w:val="clear" w:color="auto" w:fill="FAF5FF"/>
+      </w:pPr>
+      <w:r>
+        <w:rPr>
+          <w:rFonts w:ascii="맑은 고딕" w:hAnsi="맑은 고딕" w:eastAsia="맑은 고딕"/>
+          <w:b w:val="0"/>
+          <w:sz w:val="17"/>
+          <w:u w:val="none"/>
+        </w:rPr>
+        <w:t>(a) The writer says that adenosine builds up in the blood the longer we stay awake.</w:t>
+      </w:r>
+    </w:p>
+    <w:p>
+      <w:pPr>
+        <w:spacing w:before="0" w:after="0" w:line="288" w:lineRule="auto"/>
+        <w:ind w:left="40"/>
+        <w:snapToGrid w:val="0"/>
+        <w:pBdr>
+          <w:top w:val="single" w:sz="4" w:space="2" w:color="9B6BD0"/>
+          <w:left w:val="single" w:sz="4" w:space="2" w:color="9B6BD0"/>
+          <w:bottom w:val="single" w:sz="4" w:space="2" w:color="9B6BD0"/>
+          <w:right w:val="single" w:sz="4" w:space="2" w:color="9B6BD0"/>
+        </w:pBdr>
+        <w:shd w:val="clear" w:color="auto" w:fill="FAF5FF"/>
+      </w:pPr>
+      <w:r>
+        <w:rPr>
+          <w:rFonts w:ascii="맑은 고딕" w:hAnsi="맑은 고딕" w:eastAsia="맑은 고딕"/>
+          <w:b w:val="0"/>
+          <w:sz w:val="17"/>
+          <w:u w:val="none"/>
+        </w:rPr>
+        <w:t>(b) ‘In contrast’ is an appropriate expression for (A).</w:t>
+      </w:r>
+    </w:p>
+    <w:p>
+      <w:pPr>
+        <w:spacing w:before="0" w:after="0" w:line="288" w:lineRule="auto"/>
+        <w:ind w:left="40"/>
+        <w:snapToGrid w:val="0"/>
+        <w:pBdr>
+          <w:top w:val="single" w:sz="4" w:space="2" w:color="9B6BD0"/>
+          <w:left w:val="single" w:sz="4" w:space="2" w:color="9B6BD0"/>
+          <w:bottom w:val="single" w:sz="4" w:space="2" w:color="9B6BD0"/>
+          <w:right w:val="single" w:sz="4" w:space="2" w:color="9B6BD0"/>
+        </w:pBdr>
+        <w:shd w:val="clear" w:color="auto" w:fill="FAF5FF"/>
+      </w:pPr>
+      <w:r>
+        <w:rPr>
+          <w:rFonts w:ascii="맑은 고딕" w:hAnsi="맑은 고딕" w:eastAsia="맑은 고딕"/>
+          <w:b w:val="0"/>
+          <w:sz w:val="17"/>
+          <w:u w:val="none"/>
+        </w:rPr>
+        <w:t>(c) In ⓑ, ‘forced’ can be changed into ‘forcing’.</w:t>
+      </w:r>
+    </w:p>
+    <w:p>
+      <w:pPr>
+        <w:spacing w:before="0" w:after="0" w:line="288" w:lineRule="auto"/>
+        <w:ind w:left="40"/>
+        <w:snapToGrid w:val="0"/>
+        <w:pBdr>
+          <w:top w:val="single" w:sz="4" w:space="2" w:color="9B6BD0"/>
+          <w:left w:val="single" w:sz="4" w:space="2" w:color="9B6BD0"/>
+          <w:bottom w:val="single" w:sz="4" w:space="2" w:color="9B6BD0"/>
+          <w:right w:val="single" w:sz="4" w:space="2" w:color="9B6BD0"/>
+        </w:pBdr>
+        <w:shd w:val="clear" w:color="auto" w:fill="FAF5FF"/>
+      </w:pPr>
+      <w:r>
+        <w:rPr>
+          <w:rFonts w:ascii="맑은 고딕" w:hAnsi="맑은 고딕" w:eastAsia="맑은 고딕"/>
+          <w:b w:val="0"/>
+          <w:sz w:val="17"/>
+          <w:u w:val="none"/>
+        </w:rPr>
+        <w:t>(d) In the context, ⓐ ‘overwhelming’ can be replaced by ‘irresistible’.</w:t>
+      </w:r>
+    </w:p>
+    <w:p>
+      <w:pPr>
+        <w:spacing w:before="0" w:after="60" w:line="288" w:lineRule="auto"/>
+        <w:ind w:left="40"/>
+        <w:snapToGrid w:val="0"/>
+        <w:pBdr>
+          <w:top w:val="single" w:sz="4" w:space="2" w:color="9B6BD0"/>
+          <w:left w:val="single" w:sz="4" w:space="2" w:color="9B6BD0"/>
+          <w:bottom w:val="single" w:sz="4" w:space="2" w:color="9B6BD0"/>
+          <w:right w:val="single" w:sz="4" w:space="2" w:color="9B6BD0"/>
+        </w:pBdr>
+        <w:shd w:val="clear" w:color="auto" w:fill="FAF5FF"/>
+      </w:pPr>
+      <w:r>
+        <w:rPr>
+          <w:rFonts w:ascii="맑은 고딕" w:hAnsi="맑은 고딕" w:eastAsia="맑은 고딕"/>
+          <w:b w:val="0"/>
+          <w:sz w:val="17"/>
+          <w:u w:val="none"/>
+        </w:rPr>
+        <w:t>(e) According to the writer, people can gradually get used to sleeping less than they need.</w:t>
+      </w:r>
+    </w:p>
+    <w:p>
+      <w:pPr>
+        <w:spacing w:before="0" w:after="20" w:line="276" w:lineRule="auto"/>
+        <w:ind w:left="80"/>
+        <w:snapToGrid w:val="0"/>
+      </w:pPr>
+      <w:r>
+        <w:rPr>
+          <w:rFonts w:ascii="맑은 고딕" w:hAnsi="맑은 고딕" w:eastAsia="맑은 고딕"/>
+          <w:b w:val="0"/>
+          <w:sz w:val="17"/>
+          <w:u w:val="none"/>
+        </w:rPr>
+        <w:t>① (a), (d)    ② (b), (c)    ③ (a), (c), (e)    ④ (b), (c), (e)    ⑤ (d), (e)</w:t>
       </w:r>
     </w:p>
     <w:p>
@@ -1522,25 +1712,25 @@
           <w:sz w:val="17"/>
           <w:u w:val="none"/>
         </w:rPr>
-        <w:t xml:space="preserve"> 윗글의 내용과 일치하지 </w:t>
-      </w:r>
-      <w:r>
-        <w:rPr>
-          <w:rFonts w:ascii="맑은 고딕" w:hAnsi="맑은 고딕" w:eastAsia="맑은 고딕"/>
-          <w:b/>
-          <w:sz w:val="17"/>
-          <w:u w:val="none"/>
-        </w:rPr>
-        <w:t>않는</w:t>
+        <w:t xml:space="preserve"> 다음 글의 밑줄 친 ⓐ ~ ⓕ 중, 어법상 </w:t>
       </w:r>
       <w:r>
         <w:rPr>
           <w:rFonts w:ascii="맑은 고딕" w:hAnsi="맑은 고딕" w:eastAsia="맑은 고딕"/>
           <w:b w:val="0"/>
           <w:sz w:val="17"/>
-          <w:u w:val="none"/>
-        </w:rPr>
-        <w:t xml:space="preserve"> 것은? [2.6점]</w:t>
+          <w:u w:val="single"/>
+        </w:rPr>
+        <w:t>틀린</w:t>
+      </w:r>
+      <w:r>
+        <w:rPr>
+          <w:rFonts w:ascii="맑은 고딕" w:hAnsi="맑은 고딕" w:eastAsia="맑은 고딕"/>
+          <w:b w:val="0"/>
+          <w:sz w:val="17"/>
+          <w:u w:val="none"/>
+        </w:rPr>
+        <w:t xml:space="preserve"> 것을 모두 고른 것은? [3.1점]</w:t>
       </w:r>
     </w:p>
     <w:p>
@@ -1563,7 +1753,131 @@
           <w:sz w:val="17"/>
           <w:u w:val="none"/>
         </w:rPr>
-        <w:t>Postponing sleep works only for a while; in the end the need for sleep overwhelms every other plan. Adenosine appears to be one cause. It accumulates in the bloodstream during waking hours and is broken down during sleep, which suggests that the body uses it to measure how much sleep has been lost and to set off sleep when the level runs high. Together with other factors, this build-up explains the debt that follows several nights of poor sleep — a debt paid only by sleeping longer than usual. Because the mechanism is built in, no one adjusts to chronic short sleep.</w:t>
+        <w:t>Although you may put off going to sleep in order ⓐ</w:t>
+      </w:r>
+      <w:r>
+        <w:rPr>
+          <w:rFonts w:ascii="맑은 고딕" w:hAnsi="맑은 고딕" w:eastAsia="맑은 고딕"/>
+          <w:b w:val="0"/>
+          <w:sz w:val="17"/>
+          <w:u w:val="single"/>
+        </w:rPr>
+        <w:t>to squeeze</w:t>
+      </w:r>
+      <w:r>
+        <w:rPr>
+          <w:rFonts w:ascii="맑은 고딕" w:hAnsi="맑은 고딕" w:eastAsia="맑은 고딕"/>
+          <w:b w:val="0"/>
+          <w:sz w:val="17"/>
+          <w:u w:val="none"/>
+        </w:rPr>
+        <w:t xml:space="preserve"> more activities into your day, eventually your need for sleep becomes overwhelming and you are forced to get some sleep. This daily drive for sleep appears ⓑ</w:t>
+      </w:r>
+      <w:r>
+        <w:rPr>
+          <w:rFonts w:ascii="맑은 고딕" w:hAnsi="맑은 고딕" w:eastAsia="맑은 고딕"/>
+          <w:b w:val="0"/>
+          <w:sz w:val="17"/>
+          <w:u w:val="single"/>
+        </w:rPr>
+        <w:t>to be</w:t>
+      </w:r>
+      <w:r>
+        <w:rPr>
+          <w:rFonts w:ascii="맑은 고딕" w:hAnsi="맑은 고딕" w:eastAsia="맑은 고딕"/>
+          <w:b w:val="0"/>
+          <w:sz w:val="17"/>
+          <w:u w:val="none"/>
+        </w:rPr>
+        <w:t xml:space="preserve"> due, in part, to a compound ⓒ</w:t>
+      </w:r>
+      <w:r>
+        <w:rPr>
+          <w:rFonts w:ascii="맑은 고딕" w:hAnsi="맑은 고딕" w:eastAsia="맑은 고딕"/>
+          <w:b w:val="0"/>
+          <w:sz w:val="17"/>
+          <w:u w:val="single"/>
+        </w:rPr>
+        <w:t>knowing</w:t>
+      </w:r>
+      <w:r>
+        <w:rPr>
+          <w:rFonts w:ascii="맑은 고딕" w:hAnsi="맑은 고딕" w:eastAsia="맑은 고딕"/>
+          <w:b w:val="0"/>
+          <w:sz w:val="17"/>
+          <w:u w:val="none"/>
+        </w:rPr>
+        <w:t xml:space="preserve"> as adenosine. This natural chemical ⓓ</w:t>
+      </w:r>
+      <w:r>
+        <w:rPr>
+          <w:rFonts w:ascii="맑은 고딕" w:hAnsi="맑은 고딕" w:eastAsia="맑은 고딕"/>
+          <w:b w:val="0"/>
+          <w:sz w:val="17"/>
+          <w:u w:val="single"/>
+        </w:rPr>
+        <w:t>build</w:t>
+      </w:r>
+      <w:r>
+        <w:rPr>
+          <w:rFonts w:ascii="맑은 고딕" w:hAnsi="맑은 고딕" w:eastAsia="맑은 고딕"/>
+          <w:b w:val="0"/>
+          <w:sz w:val="17"/>
+          <w:u w:val="none"/>
+        </w:rPr>
+        <w:t xml:space="preserve"> up in your blood as time awake increases. While you sleep, your body breaks down the adenosine. Thus, this molecule may be ⓔ</w:t>
+      </w:r>
+      <w:r>
+        <w:rPr>
+          <w:rFonts w:ascii="맑은 고딕" w:hAnsi="맑은 고딕" w:eastAsia="맑은 고딕"/>
+          <w:b w:val="0"/>
+          <w:sz w:val="17"/>
+          <w:u w:val="single"/>
+        </w:rPr>
+        <w:t>what</w:t>
+      </w:r>
+      <w:r>
+        <w:rPr>
+          <w:rFonts w:ascii="맑은 고딕" w:hAnsi="맑은 고딕" w:eastAsia="맑은 고딕"/>
+          <w:b w:val="0"/>
+          <w:sz w:val="17"/>
+          <w:u w:val="none"/>
+        </w:rPr>
+        <w:t xml:space="preserve"> your body uses to keep track of lost sleep and to trigger sleep when needed. An accumulation of adenosine and other factors might explain why, after several nights of less than optimal amounts of sleep, you build up a sleep debt that you must make up by sleeping longer than normal. Because of such built-in molecular feedback, you can't become accustomed to ⓕ</w:t>
+      </w:r>
+      <w:r>
+        <w:rPr>
+          <w:rFonts w:ascii="맑은 고딕" w:hAnsi="맑은 고딕" w:eastAsia="맑은 고딕"/>
+          <w:b w:val="0"/>
+          <w:sz w:val="17"/>
+          <w:u w:val="single"/>
+        </w:rPr>
+        <w:t>get</w:t>
+      </w:r>
+      <w:r>
+        <w:rPr>
+          <w:rFonts w:ascii="맑은 고딕" w:hAnsi="맑은 고딕" w:eastAsia="맑은 고딕"/>
+          <w:b w:val="0"/>
+          <w:sz w:val="17"/>
+          <w:u w:val="none"/>
+        </w:rPr>
+        <w:t xml:space="preserve"> less sleep than your body needs. Eventually, a lack of sleep catches up with you.</w:t>
+      </w:r>
+    </w:p>
+    <w:p>
+      <w:pPr>
+        <w:spacing w:before="0" w:after="20" w:line="276" w:lineRule="auto"/>
+        <w:ind w:left="80"/>
+        <w:snapToGrid w:val="0"/>
+      </w:pPr>
+      <w:r>
+        <w:rPr>
+          <w:rFonts w:ascii="맑은 고딕" w:hAnsi="맑은 고딕" w:eastAsia="맑은 고딕"/>
+          <w:b w:val="0"/>
+          <w:sz w:val="17"/>
+          <w:u w:val="none"/>
+        </w:rPr>
+        <w:t>① ⓐ, ⓒ, ⓓ    ② ⓒ, ⓓ, ⓕ    ③ ⓑ, ⓔ    ④ ⓒ, ⓕ    ⑤ ⓓ, ⓔ, ⓕ</w:t>
       </w:r>
     </w:p>
     <w:p>
@@ -1588,25 +1902,7 @@
           <w:sz w:val="17"/>
           <w:u w:val="none"/>
         </w:rPr>
-        <w:t xml:space="preserve"> 윗글의 밑줄 친 ①~⑤ 중, 문맥상 낱말의 쓰임이 적절하지 </w:t>
-      </w:r>
-      <w:r>
-        <w:rPr>
-          <w:rFonts w:ascii="맑은 고딕" w:hAnsi="맑은 고딕" w:eastAsia="맑은 고딕"/>
-          <w:b/>
-          <w:sz w:val="17"/>
-          <w:u w:val="none"/>
-        </w:rPr>
-        <w:t>않은</w:t>
-      </w:r>
-      <w:r>
-        <w:rPr>
-          <w:rFonts w:ascii="맑은 고딕" w:hAnsi="맑은 고딕" w:eastAsia="맑은 고딕"/>
-          <w:b w:val="0"/>
-          <w:sz w:val="17"/>
-          <w:u w:val="none"/>
-        </w:rPr>
-        <w:t xml:space="preserve"> 것은? [2.8점]</w:t>
+        <w:t xml:space="preserve"> 다음 글의 (A), (B), (C)의 각 괄호 안에서 문맥과 어법에 맞는 표현으로 가장 적절한 것은? [3.0점]</w:t>
       </w:r>
     </w:p>
     <w:p>
@@ -1629,7 +1925,87 @@
           <w:sz w:val="17"/>
           <w:u w:val="none"/>
         </w:rPr>
-        <w:t>You may ①postpone sleep to squeeze in more activities, but eventually the need becomes ②overwhelming and you have no choice. The drive is partly due to adenosine, a chemical that builds up in the blood as time awake increases. While you sleep, the body ③produces the adenosine, so the molecule may serve as a record of lost sleep and a trigger for sleep when needed. Its accumulation helps explain why several short nights create a sleep ④debt that must be repaid with longer sleep. Such built-in feedback means you cannot become ⑤accustomed to getting less sleep than your body needs.</w:t>
+        <w:t>Although you may put off going to sleep in order to squeeze more activities into your day, eventually your need for sleep becomes overwhelming and you are forced to get some sleep. This daily drive for sleep appears to be due, in part, to a compound known as adenosine. This natural chemical builds up in your blood as time awake increases. While you sleep, your body (A) [breaks down / builds up] the adenosine. Thus, this molecule may be what your body uses to keep track of lost sleep and to trigger sleep when needed. An accumulation of adenosine and other factors might explain why, after several nights of (B) [less / more] than optimal amounts of sleep, you build up a sleep debt that you must make up by (C) [sleeping / sleep] longer than normal. Because of such built-in molecular feedback, you can't become accustomed to getting less sleep than your body needs. Eventually, a lack of sleep catches up with you.</w:t>
+      </w:r>
+    </w:p>
+    <w:p>
+      <w:pPr>
+        <w:spacing w:before="0" w:after="0" w:line="269" w:lineRule="auto"/>
+        <w:ind w:left="180" w:hanging="180"/>
+        <w:snapToGrid w:val="0"/>
+      </w:pPr>
+      <w:r>
+        <w:rPr>
+          <w:rFonts w:ascii="맑은 고딕" w:hAnsi="맑은 고딕" w:eastAsia="맑은 고딕"/>
+          <w:b w:val="0"/>
+          <w:sz w:val="17"/>
+          <w:u w:val="none"/>
+        </w:rPr>
+        <w:t>① (A) builds up  (B) less  (C) sleeping</w:t>
+      </w:r>
+    </w:p>
+    <w:p>
+      <w:pPr>
+        <w:spacing w:before="0" w:after="0" w:line="269" w:lineRule="auto"/>
+        <w:ind w:left="180" w:hanging="180"/>
+        <w:snapToGrid w:val="0"/>
+      </w:pPr>
+      <w:r>
+        <w:rPr>
+          <w:rFonts w:ascii="맑은 고딕" w:hAnsi="맑은 고딕" w:eastAsia="맑은 고딕"/>
+          <w:b w:val="0"/>
+          <w:sz w:val="17"/>
+          <w:u w:val="none"/>
+        </w:rPr>
+        <w:t>② (A) breaks down  (B) more  (C) sleeping</w:t>
+      </w:r>
+    </w:p>
+    <w:p>
+      <w:pPr>
+        <w:spacing w:before="0" w:after="0" w:line="269" w:lineRule="auto"/>
+        <w:ind w:left="180" w:hanging="180"/>
+        <w:snapToGrid w:val="0"/>
+      </w:pPr>
+      <w:r>
+        <w:rPr>
+          <w:rFonts w:ascii="맑은 고딕" w:hAnsi="맑은 고딕" w:eastAsia="맑은 고딕"/>
+          <w:b w:val="0"/>
+          <w:sz w:val="17"/>
+          <w:u w:val="none"/>
+        </w:rPr>
+        <w:t>③ (A) breaks down  (B) less  (C) sleeping</w:t>
+      </w:r>
+    </w:p>
+    <w:p>
+      <w:pPr>
+        <w:spacing w:before="0" w:after="0" w:line="269" w:lineRule="auto"/>
+        <w:ind w:left="180" w:hanging="180"/>
+        <w:snapToGrid w:val="0"/>
+      </w:pPr>
+      <w:r>
+        <w:rPr>
+          <w:rFonts w:ascii="맑은 고딕" w:hAnsi="맑은 고딕" w:eastAsia="맑은 고딕"/>
+          <w:b w:val="0"/>
+          <w:sz w:val="17"/>
+          <w:u w:val="none"/>
+        </w:rPr>
+        <w:t>④ (A) builds up  (B) more  (C) sleep</w:t>
+      </w:r>
+    </w:p>
+    <w:p>
+      <w:pPr>
+        <w:spacing w:before="0" w:after="0" w:line="269" w:lineRule="auto"/>
+        <w:ind w:left="180" w:hanging="180"/>
+        <w:snapToGrid w:val="0"/>
+      </w:pPr>
+      <w:r>
+        <w:rPr>
+          <w:rFonts w:ascii="맑은 고딕" w:hAnsi="맑은 고딕" w:eastAsia="맑은 고딕"/>
+          <w:b w:val="0"/>
+          <w:sz w:val="17"/>
+          <w:u w:val="none"/>
+        </w:rPr>
+        <w:t>⑤ (A) breaks down  (B) less  (C) sleep</w:t>
       </w:r>
     </w:p>
     <w:p>
@@ -1654,25 +2030,25 @@
           <w:sz w:val="17"/>
           <w:u w:val="none"/>
         </w:rPr>
-        <w:t xml:space="preserve"> 윗글의 밑줄 친 ①~⑤ 중, 어법상 </w:t>
-      </w:r>
-      <w:r>
-        <w:rPr>
-          <w:rFonts w:ascii="맑은 고딕" w:hAnsi="맑은 고딕" w:eastAsia="맑은 고딕"/>
-          <w:b/>
-          <w:sz w:val="17"/>
-          <w:u w:val="none"/>
-        </w:rPr>
-        <w:t>틀린</w:t>
+        <w:t xml:space="preserve"> According to the passage, which of the following is </w:t>
       </w:r>
       <w:r>
         <w:rPr>
           <w:rFonts w:ascii="맑은 고딕" w:hAnsi="맑은 고딕" w:eastAsia="맑은 고딕"/>
           <w:b w:val="0"/>
           <w:sz w:val="17"/>
-          <w:u w:val="none"/>
-        </w:rPr>
-        <w:t xml:space="preserve"> 것은? [2.8점]</w:t>
+          <w:u w:val="single"/>
+        </w:rPr>
+        <w:t>NOT</w:t>
+      </w:r>
+      <w:r>
+        <w:rPr>
+          <w:rFonts w:ascii="맑은 고딕" w:hAnsi="맑은 고딕" w:eastAsia="맑은 고딕"/>
+          <w:b w:val="0"/>
+          <w:sz w:val="17"/>
+          <w:u w:val="none"/>
+        </w:rPr>
+        <w:t xml:space="preserve"> true? [2.8점]</w:t>
       </w:r>
     </w:p>
     <w:p>
@@ -1695,7 +2071,87 @@
           <w:sz w:val="17"/>
           <w:u w:val="none"/>
         </w:rPr>
-        <w:t>①Although you may put off ②going to sleep in order ③to squeeze more activities into your day, eventually your need for sleep becomes overwhelming and you are forced to get some sleep. This daily drive for sleep appears to be due, in part, to a compound ④knowing as adenosine. This natural chemical builds up in your blood as time awake ⑤increases.</w:t>
+        <w:t>Although you may put off going to sleep in order to squeeze more activities into your day, eventually your need for sleep becomes overwhelming and you are forced to get some sleep. This daily drive for sleep appears to be due, in part, to a compound known as adenosine. This natural chemical builds up in your blood as time awake increases. While you sleep, your body breaks down the adenosine. Thus, this molecule may be what your body uses to keep track of lost sleep and to trigger sleep when needed. An accumulation of adenosine and other factors might explain why, after several nights of less than optimal amounts of sleep, you build up a sleep debt that you must make up by sleeping longer than normal. Because of such built-in molecular feedback, you can't become accustomed to getting less sleep than your body needs. Eventually, a lack of sleep catches up with you.</w:t>
+      </w:r>
+    </w:p>
+    <w:p>
+      <w:pPr>
+        <w:spacing w:before="0" w:after="0" w:line="269" w:lineRule="auto"/>
+        <w:ind w:left="180" w:hanging="180"/>
+        <w:snapToGrid w:val="0"/>
+      </w:pPr>
+      <w:r>
+        <w:rPr>
+          <w:rFonts w:ascii="맑은 고딕" w:hAnsi="맑은 고딕" w:eastAsia="맑은 고딕"/>
+          <w:b w:val="0"/>
+          <w:sz w:val="17"/>
+          <w:u w:val="none"/>
+        </w:rPr>
+        <w:t>① The body breaks down adenosine mainly while we are awake.</w:t>
+      </w:r>
+    </w:p>
+    <w:p>
+      <w:pPr>
+        <w:spacing w:before="0" w:after="0" w:line="269" w:lineRule="auto"/>
+        <w:ind w:left="180" w:hanging="180"/>
+        <w:snapToGrid w:val="0"/>
+      </w:pPr>
+      <w:r>
+        <w:rPr>
+          <w:rFonts w:ascii="맑은 고딕" w:hAnsi="맑은 고딕" w:eastAsia="맑은 고딕"/>
+          <w:b w:val="0"/>
+          <w:sz w:val="17"/>
+          <w:u w:val="none"/>
+        </w:rPr>
+        <w:t>② We may delay sleep to do more activities, but eventually we need it.</w:t>
+      </w:r>
+    </w:p>
+    <w:p>
+      <w:pPr>
+        <w:spacing w:before="0" w:after="0" w:line="269" w:lineRule="auto"/>
+        <w:ind w:left="180" w:hanging="180"/>
+        <w:snapToGrid w:val="0"/>
+      </w:pPr>
+      <w:r>
+        <w:rPr>
+          <w:rFonts w:ascii="맑은 고딕" w:hAnsi="맑은 고딕" w:eastAsia="맑은 고딕"/>
+          <w:b w:val="0"/>
+          <w:sz w:val="17"/>
+          <w:u w:val="none"/>
+        </w:rPr>
+        <w:t>③ Adenosine is a natural chemical found in our blood.</w:t>
+      </w:r>
+    </w:p>
+    <w:p>
+      <w:pPr>
+        <w:spacing w:before="0" w:after="0" w:line="269" w:lineRule="auto"/>
+        <w:ind w:left="180" w:hanging="180"/>
+        <w:snapToGrid w:val="0"/>
+      </w:pPr>
+      <w:r>
+        <w:rPr>
+          <w:rFonts w:ascii="맑은 고딕" w:hAnsi="맑은 고딕" w:eastAsia="맑은 고딕"/>
+          <w:b w:val="0"/>
+          <w:sz w:val="17"/>
+          <w:u w:val="none"/>
+        </w:rPr>
+        <w:t>④ A sleep debt must be paid back by sleeping longer than usual.</w:t>
+      </w:r>
+    </w:p>
+    <w:p>
+      <w:pPr>
+        <w:spacing w:before="0" w:after="0" w:line="269" w:lineRule="auto"/>
+        <w:ind w:left="180" w:hanging="180"/>
+        <w:snapToGrid w:val="0"/>
+      </w:pPr>
+      <w:r>
+        <w:rPr>
+          <w:rFonts w:ascii="맑은 고딕" w:hAnsi="맑은 고딕" w:eastAsia="맑은 고딕"/>
+          <w:b w:val="0"/>
+          <w:sz w:val="17"/>
+          <w:u w:val="none"/>
+        </w:rPr>
+        <w:t>⑤ We cannot get used to sleeping less than our body needs.</w:t>
       </w:r>
     </w:p>
     <w:p>
@@ -1720,43 +2176,7 @@
           <w:sz w:val="17"/>
           <w:u w:val="none"/>
         </w:rPr>
-        <w:t xml:space="preserve"> 윗글의 빈칸 (A)~(D) 중 </w:t>
-      </w:r>
-      <w:r>
-        <w:rPr>
-          <w:rFonts w:ascii="맑은 고딕" w:hAnsi="맑은 고딕" w:eastAsia="맑은 고딕"/>
-          <w:b/>
-          <w:sz w:val="17"/>
-          <w:u w:val="none"/>
-        </w:rPr>
-        <w:t>어느 곳에도</w:t>
-      </w:r>
-      <w:r>
-        <w:rPr>
-          <w:rFonts w:ascii="맑은 고딕" w:hAnsi="맑은 고딕" w:eastAsia="맑은 고딕"/>
-          <w:b w:val="0"/>
-          <w:sz w:val="17"/>
-          <w:u w:val="none"/>
-        </w:rPr>
-        <w:t xml:space="preserve"> 들어갈 수 </w:t>
-      </w:r>
-      <w:r>
-        <w:rPr>
-          <w:rFonts w:ascii="맑은 고딕" w:hAnsi="맑은 고딕" w:eastAsia="맑은 고딕"/>
-          <w:b/>
-          <w:sz w:val="17"/>
-          <w:u w:val="none"/>
-        </w:rPr>
-        <w:t>없는</w:t>
-      </w:r>
-      <w:r>
-        <w:rPr>
-          <w:rFonts w:ascii="맑은 고딕" w:hAnsi="맑은 고딕" w:eastAsia="맑은 고딕"/>
-          <w:b w:val="0"/>
-          <w:sz w:val="17"/>
-          <w:u w:val="none"/>
-        </w:rPr>
-        <w:t xml:space="preserve"> 것은? [2.9점]</w:t>
+        <w:t xml:space="preserve"> [A]와 [B]를 읽고 이해한 것으로 가장 적절한 것은? [3.2점]</w:t>
       </w:r>
     </w:p>
     <w:p>
@@ -1779,7 +2199,110 @@
           <w:sz w:val="17"/>
           <w:u w:val="none"/>
         </w:rPr>
-        <w:t>Sleep can be postponed, but not for long. (A)__________ you squeeze a few extra hours out of the day, the pressure to sleep soon becomes overwhelming. The pressure comes, in part, from adenosine, a chemical that accumulates in the blood while you are awake and is cleared while you sleep. (B)__________, the body seems to use it as a running record of lost sleep. (C)__________, several short nights in a row leave a debt that only extra sleep can erase. (D)__________ you cannot train yourself to need less; the feedback is built in.</w:t>
+        <w:t>[A] Although you may put off going to sleep in order to squeeze more activities into your day, eventually your need for sleep becomes overwhelming and you are forced to get some sleep. … Because of such built-in molecular feedback, you can't become accustomed to getting less sleep than your body needs.</w:t>
+      </w:r>
+    </w:p>
+    <w:p>
+      <w:pPr>
+        <w:spacing w:before="0" w:after="60" w:line="288" w:lineRule="auto"/>
+        <w:ind w:left="40"/>
+        <w:snapToGrid w:val="0"/>
+        <w:pBdr>
+          <w:top w:val="single" w:sz="4" w:space="2" w:color="6B7FB8"/>
+          <w:left w:val="single" w:sz="4" w:space="2" w:color="6B7FB8"/>
+          <w:bottom w:val="single" w:sz="4" w:space="2" w:color="6B7FB8"/>
+          <w:right w:val="single" w:sz="4" w:space="2" w:color="6B7FB8"/>
+        </w:pBdr>
+        <w:shd w:val="clear" w:color="auto" w:fill="EEF2FF"/>
+      </w:pPr>
+      <w:r>
+        <w:rPr>
+          <w:rFonts w:ascii="맑은 고딕" w:hAnsi="맑은 고딕" w:eastAsia="맑은 고딕"/>
+          <w:b w:val="0"/>
+          <w:sz w:val="17"/>
+          <w:u w:val="none"/>
+        </w:rPr>
+        <w:t>[B] When you skip a meal, your body notices. Signals from your stomach grow stronger with each passing hour, and no amount of willpower can keep them quiet forever. Sooner or later, you have to eat.</w:t>
+      </w:r>
+    </w:p>
+    <w:p>
+      <w:pPr>
+        <w:spacing w:before="0" w:after="0" w:line="269" w:lineRule="auto"/>
+        <w:ind w:left="180" w:hanging="180"/>
+        <w:snapToGrid w:val="0"/>
+      </w:pPr>
+      <w:r>
+        <w:rPr>
+          <w:rFonts w:ascii="맑은 고딕" w:hAnsi="맑은 고딕" w:eastAsia="맑은 고딕"/>
+          <w:b w:val="0"/>
+          <w:sz w:val="17"/>
+          <w:u w:val="none"/>
+        </w:rPr>
+        <w:t>① [A] says sleep can be replaced by more activities, while [B] says meals can be skipped safely.</w:t>
+      </w:r>
+    </w:p>
+    <w:p>
+      <w:pPr>
+        <w:spacing w:before="0" w:after="0" w:line="269" w:lineRule="auto"/>
+        <w:ind w:left="180" w:hanging="180"/>
+        <w:snapToGrid w:val="0"/>
+      </w:pPr>
+      <w:r>
+        <w:rPr>
+          <w:rFonts w:ascii="맑은 고딕" w:hAnsi="맑은 고딕" w:eastAsia="맑은 고딕"/>
+          <w:b w:val="0"/>
+          <w:sz w:val="17"/>
+          <w:u w:val="none"/>
+        </w:rPr>
+        <w:t>② [B] claims that willpower is the best way to control hunger.</w:t>
+      </w:r>
+    </w:p>
+    <w:p>
+      <w:pPr>
+        <w:spacing w:before="0" w:after="0" w:line="269" w:lineRule="auto"/>
+        <w:ind w:left="180" w:hanging="180"/>
+        <w:snapToGrid w:val="0"/>
+      </w:pPr>
+      <w:r>
+        <w:rPr>
+          <w:rFonts w:ascii="맑은 고딕" w:hAnsi="맑은 고딕" w:eastAsia="맑은 고딕"/>
+          <w:b w:val="0"/>
+          <w:sz w:val="17"/>
+          <w:u w:val="none"/>
+        </w:rPr>
+        <w:t>③ Both texts argue that the body gets used to having less of what it needs.</w:t>
+      </w:r>
+    </w:p>
+    <w:p>
+      <w:pPr>
+        <w:spacing w:before="0" w:after="0" w:line="269" w:lineRule="auto"/>
+        <w:ind w:left="180" w:hanging="180"/>
+        <w:snapToGrid w:val="0"/>
+      </w:pPr>
+      <w:r>
+        <w:rPr>
+          <w:rFonts w:ascii="맑은 고딕" w:hAnsi="맑은 고딕" w:eastAsia="맑은 고딕"/>
+          <w:b w:val="0"/>
+          <w:sz w:val="17"/>
+          <w:u w:val="none"/>
+        </w:rPr>
+        <w:t>④ Both texts describe a built-in signal that grows stronger until the body's need is met.</w:t>
+      </w:r>
+    </w:p>
+    <w:p>
+      <w:pPr>
+        <w:spacing w:before="0" w:after="0" w:line="269" w:lineRule="auto"/>
+        <w:ind w:left="180" w:hanging="180"/>
+        <w:snapToGrid w:val="0"/>
+      </w:pPr>
+      <w:r>
+        <w:rPr>
+          <w:rFonts w:ascii="맑은 고딕" w:hAnsi="맑은 고딕" w:eastAsia="맑은 고딕"/>
+          <w:b w:val="0"/>
+          <w:sz w:val="17"/>
+          <w:u w:val="none"/>
+        </w:rPr>
+        <w:t>⑤ [A] focuses on food, while [B] focuses on chemicals in the blood.</w:t>
       </w:r>
     </w:p>
     <w:p>
@@ -1804,7 +2327,25 @@
           <w:sz w:val="17"/>
           <w:u w:val="none"/>
         </w:rPr>
-        <w:t xml:space="preserve"> 윗글의 내용을 한 문장으로 요약하고자 한다. 빈칸 (A), (B)에 들어갈 말로 가장 적절한 것은? [2.8점]</w:t>
+        <w:t xml:space="preserve"> 윗글의 밑줄 친 </w:t>
+      </w:r>
+      <w:r>
+        <w:rPr>
+          <w:rFonts w:ascii="맑은 고딕" w:hAnsi="맑은 고딕" w:eastAsia="맑은 고딕"/>
+          <w:b w:val="0"/>
+          <w:sz w:val="17"/>
+          <w:u w:val="single"/>
+        </w:rPr>
+        <w:t>a lack of sleep catches up with you</w:t>
+      </w:r>
+      <w:r>
+        <w:rPr>
+          <w:rFonts w:ascii="맑은 고딕" w:hAnsi="맑은 고딕" w:eastAsia="맑은 고딕"/>
+          <w:b w:val="0"/>
+          <w:sz w:val="17"/>
+          <w:u w:val="none"/>
+        </w:rPr>
+        <w:t>가 의미하는 바로 가장 적절한 것은? [2.9점]</w:t>
       </w:r>
     </w:p>
     <w:p>
@@ -1827,44 +2368,48 @@
           <w:sz w:val="17"/>
           <w:u w:val="none"/>
         </w:rPr>
-        <w:t>Adenosine collects in the blood during waking hours and is cleared during sleep, which may be how the body keeps count of sleep it has missed and knows when to switch sleep on. A few short nights push the count into debt, and the debt is repaid only by extra sleep; because the mechanism is part of your chemistry, you never adjust to a chronic shortage.</w:t>
+        <w:t xml:space="preserve">Although you may put off going to sleep in order to squeeze more activities into your day, eventually your need for sleep becomes overwhelming and you are forced to get some sleep. This daily drive for sleep appears to be due, in part, to a compound known as adenosine. This natural chemical builds up in your blood as time awake increases. While you sleep, your body breaks down the adenosine. Thus, this molecule may be what your body uses to keep track of lost sleep and to trigger sleep when needed. An accumulation of adenosine and other factors might explain why, after several nights of less than optimal amounts of sleep, you build up a sleep debt that you must make up by sleeping longer than normal. Because of such built-in molecular feedback, you can't become accustomed to getting less sleep than your body needs. Eventually, </w:t>
+      </w:r>
+      <w:r>
+        <w:rPr>
+          <w:rFonts w:ascii="맑은 고딕" w:hAnsi="맑은 고딕" w:eastAsia="맑은 고딕"/>
+          <w:b w:val="0"/>
+          <w:sz w:val="17"/>
+          <w:u w:val="single"/>
+        </w:rPr>
+        <w:t>a lack of sleep catches up with you</w:t>
+      </w:r>
+      <w:r>
+        <w:rPr>
+          <w:rFonts w:ascii="맑은 고딕" w:hAnsi="맑은 고딕" w:eastAsia="맑은 고딕"/>
+          <w:b w:val="0"/>
+          <w:sz w:val="17"/>
+          <w:u w:val="none"/>
+        </w:rPr>
+        <w:t>.</w:t>
       </w:r>
     </w:p>
     <w:p>
       <w:pPr>
-        <w:spacing w:before="0" w:after="0" w:line="336" w:lineRule="auto"/>
-        <w:ind w:left="40"/>
+        <w:spacing w:before="0" w:after="0" w:line="269" w:lineRule="auto"/>
+        <w:ind w:left="180" w:hanging="180"/>
         <w:snapToGrid w:val="0"/>
-        <w:pBdr>
-          <w:top w:val="single" w:sz="4" w:space="2" w:color="555555"/>
-          <w:left w:val="single" w:sz="4" w:space="2" w:color="555555"/>
-          <w:bottom w:val="single" w:sz="4" w:space="2" w:color="555555"/>
-          <w:right w:val="single" w:sz="4" w:space="2" w:color="555555"/>
-        </w:pBdr>
-        <w:shd w:val="clear" w:color="auto" w:fill="FFFFFF"/>
-      </w:pPr>
-      <w:r>
-        <w:rPr>
-          <w:rFonts w:ascii="맑은 고딕" w:hAnsi="맑은 고딕" w:eastAsia="맑은 고딕"/>
-          <w:b/>
+      </w:pPr>
+      <w:r>
+        <w:rPr>
+          <w:rFonts w:ascii="맑은 고딕" w:hAnsi="맑은 고딕" w:eastAsia="맑은 고딕"/>
+          <w:b w:val="0"/>
           <w:sz w:val="17"/>
           <w:u w:val="none"/>
         </w:rPr>
-        <w:t>조건 · 보기</w:t>
+        <w:t>① you can run faster after sleeping less</w:t>
       </w:r>
     </w:p>
     <w:p>
       <w:pPr>
-        <w:spacing w:before="0" w:after="60" w:line="336" w:lineRule="auto"/>
-        <w:ind w:left="40"/>
+        <w:spacing w:before="0" w:after="0" w:line="269" w:lineRule="auto"/>
+        <w:ind w:left="180" w:hanging="180"/>
         <w:snapToGrid w:val="0"/>
-        <w:pBdr>
-          <w:top w:val="single" w:sz="4" w:space="2" w:color="555555"/>
-          <w:left w:val="single" w:sz="4" w:space="2" w:color="555555"/>
-          <w:bottom w:val="single" w:sz="4" w:space="2" w:color="555555"/>
-          <w:right w:val="single" w:sz="4" w:space="2" w:color="555555"/>
-        </w:pBdr>
-        <w:shd w:val="clear" w:color="auto" w:fill="FFFFFF"/>
       </w:pPr>
       <w:r>
         <w:rPr>
@@ -1873,7 +2418,55 @@
           <w:sz w:val="17"/>
           <w:u w:val="none"/>
         </w:rPr>
-        <w:t>Because adenosine (A)__________ during waking hours and is cleared during sleep, the body can (B)__________ how much sleep it has missed and cannot adjust to a chronic shortage.</w:t>
+        <w:t>② you will soon forget the sleep you missed</w:t>
+      </w:r>
+    </w:p>
+    <w:p>
+      <w:pPr>
+        <w:spacing w:before="0" w:after="0" w:line="269" w:lineRule="auto"/>
+        <w:ind w:left="180" w:hanging="180"/>
+        <w:snapToGrid w:val="0"/>
+      </w:pPr>
+      <w:r>
+        <w:rPr>
+          <w:rFonts w:ascii="맑은 고딕" w:hAnsi="맑은 고딕" w:eastAsia="맑은 고딕"/>
+          <w:b w:val="0"/>
+          <w:sz w:val="17"/>
+          <w:u w:val="none"/>
+        </w:rPr>
+        <w:t>③ your body learns to need less sleep</w:t>
+      </w:r>
+    </w:p>
+    <w:p>
+      <w:pPr>
+        <w:spacing w:before="0" w:after="0" w:line="269" w:lineRule="auto"/>
+        <w:ind w:left="180" w:hanging="180"/>
+        <w:snapToGrid w:val="0"/>
+      </w:pPr>
+      <w:r>
+        <w:rPr>
+          <w:rFonts w:ascii="맑은 고딕" w:hAnsi="맑은 고딕" w:eastAsia="맑은 고딕"/>
+          <w:b w:val="0"/>
+          <w:sz w:val="17"/>
+          <w:u w:val="none"/>
+        </w:rPr>
+        <w:t>④ you will meet people who also sleep little</w:t>
+      </w:r>
+    </w:p>
+    <w:p>
+      <w:pPr>
+        <w:spacing w:before="0" w:after="0" w:line="269" w:lineRule="auto"/>
+        <w:ind w:left="180" w:hanging="180"/>
+        <w:snapToGrid w:val="0"/>
+      </w:pPr>
+      <w:r>
+        <w:rPr>
+          <w:rFonts w:ascii="맑은 고딕" w:hAnsi="맑은 고딕" w:eastAsia="맑은 고딕"/>
+          <w:b w:val="0"/>
+          <w:sz w:val="17"/>
+          <w:u w:val="none"/>
+        </w:rPr>
+        <w:t>⑤ you will eventually suffer the effects of not sleeping enough</w:t>
       </w:r>
     </w:p>
     <w:p>
@@ -1898,25 +2491,25 @@
           <w:sz w:val="17"/>
           <w:u w:val="none"/>
         </w:rPr>
-        <w:t xml:space="preserve"> 윗글의 내용과 일치하는 것을 &lt;보기&gt;에서 </w:t>
-      </w:r>
-      <w:r>
-        <w:rPr>
-          <w:rFonts w:ascii="맑은 고딕" w:hAnsi="맑은 고딕" w:eastAsia="맑은 고딕"/>
-          <w:b/>
-          <w:sz w:val="17"/>
-          <w:u w:val="none"/>
-        </w:rPr>
-        <w:t>있는 대로</w:t>
+        <w:t xml:space="preserve"> 다음 글에서 전체 흐름과 관계 </w:t>
       </w:r>
       <w:r>
         <w:rPr>
           <w:rFonts w:ascii="맑은 고딕" w:hAnsi="맑은 고딕" w:eastAsia="맑은 고딕"/>
           <w:b w:val="0"/>
           <w:sz w:val="17"/>
-          <w:u w:val="none"/>
-        </w:rPr>
-        <w:t xml:space="preserve"> 고른 것은? (부분 점수 없음) [3.0점]</w:t>
+          <w:u w:val="single"/>
+        </w:rPr>
+        <w:t>없는</w:t>
+      </w:r>
+      <w:r>
+        <w:rPr>
+          <w:rFonts w:ascii="맑은 고딕" w:hAnsi="맑은 고딕" w:eastAsia="맑은 고딕"/>
+          <w:b w:val="0"/>
+          <w:sz w:val="17"/>
+          <w:u w:val="none"/>
+        </w:rPr>
+        <w:t xml:space="preserve"> 문장은? [3.0점]</w:t>
       </w:r>
     </w:p>
     <w:p>
@@ -1939,12 +2532,13 @@
           <w:sz w:val="17"/>
           <w:u w:val="none"/>
         </w:rPr>
-        <w:t>Sleep can be put off for a while, but eventually the need becomes overwhelming. The drive appears to be due, in part, to adenosine, which builds up in the blood as time awake increases and is broken down during sleep. Its accumulation, together with other factors, might explain why several nights of insufficient sleep create a debt that must be repaid by sleeping longer than normal. Because of this built-in feedback, the body cannot become accustomed to getting less sleep than it needs.</w:t>
+        <w:t>This daily drive for sleep appears to be due, in part, to a compound known as adenosine. ① This natural chemical builds up in your blood as time awake increases. ② Coffee is one of the most popular drinks traded around the world. ③ While you sleep, your body breaks down the adenosine. ④ Thus, this molecule may be what your body uses to keep track of lost sleep and to trigger sleep when needed. ⑤ An accumulation of adenosine and other factors might explain why you build up a sleep debt after several nights of too little sleep.</w:t>
       </w:r>
     </w:p>
     <w:p>
       <w:pPr>
-        <w:spacing w:before="0" w:after="40" w:line="360" w:lineRule="auto"/>
+        <w:spacing w:before="0" w:after="20" w:line="276" w:lineRule="auto"/>
+        <w:ind w:left="80"/>
         <w:snapToGrid w:val="0"/>
       </w:pPr>
       <w:r>
@@ -1954,67 +2548,25 @@
           <w:sz w:val="17"/>
           <w:u w:val="none"/>
         </w:rPr>
-        <w:t>ⓐ Sleep can be delayed for a while but eventually becomes impossible to resist.</w:t>
+        <w:t>① ①    ② ②    ③ ③    ④ ④    ⑤ ⑤</w:t>
       </w:r>
     </w:p>
     <w:p>
       <w:pPr>
-        <w:spacing w:before="0" w:after="40" w:line="360" w:lineRule="auto"/>
+        <w:keepNext/>
+        <w:spacing w:before="80" w:after="40" w:line="276" w:lineRule="auto"/>
         <w:snapToGrid w:val="0"/>
-      </w:pPr>
-      <w:r>
-        <w:rPr>
-          <w:rFonts w:ascii="맑은 고딕" w:hAnsi="맑은 고딕" w:eastAsia="맑은 고딕"/>
-          <w:b w:val="0"/>
+        <w:shd w:val="clear" w:color="auto" w:fill="8A3A12"/>
+      </w:pPr>
+      <w:r>
+        <w:rPr>
+          <w:rFonts w:ascii="맑은 고딕" w:hAnsi="맑은 고딕" w:eastAsia="맑은 고딕"/>
+          <w:b/>
+          <w:color w:val="FFFFFF"/>
           <w:sz w:val="17"/>
           <w:u w:val="none"/>
         </w:rPr>
-        <w:t>ⓑ Adenosine levels fall steadily while a person stays awake.</w:t>
-      </w:r>
-    </w:p>
-    <w:p>
-      <w:pPr>
-        <w:spacing w:before="0" w:after="40" w:line="360" w:lineRule="auto"/>
-        <w:snapToGrid w:val="0"/>
-      </w:pPr>
-      <w:r>
-        <w:rPr>
-          <w:rFonts w:ascii="맑은 고딕" w:hAnsi="맑은 고딕" w:eastAsia="맑은 고딕"/>
-          <w:b w:val="0"/>
-          <w:sz w:val="17"/>
-          <w:u w:val="none"/>
-        </w:rPr>
-        <w:t>ⓒ Several nights of short sleep can create a debt repaid by sleeping longer.</w:t>
-      </w:r>
-    </w:p>
-    <w:p>
-      <w:pPr>
-        <w:spacing w:before="0" w:after="40" w:line="360" w:lineRule="auto"/>
-        <w:snapToGrid w:val="0"/>
-      </w:pPr>
-      <w:r>
-        <w:rPr>
-          <w:rFonts w:ascii="맑은 고딕" w:hAnsi="맑은 고딕" w:eastAsia="맑은 고딕"/>
-          <w:b w:val="0"/>
-          <w:sz w:val="17"/>
-          <w:u w:val="none"/>
-        </w:rPr>
-        <w:t>ⓓ The body can permanently adapt to getting less sleep than it needs.</w:t>
-      </w:r>
-    </w:p>
-    <w:p>
-      <w:pPr>
-        <w:spacing w:before="0" w:after="40" w:line="360" w:lineRule="auto"/>
-        <w:snapToGrid w:val="0"/>
-      </w:pPr>
-      <w:r>
-        <w:rPr>
-          <w:rFonts w:ascii="맑은 고딕" w:hAnsi="맑은 고딕" w:eastAsia="맑은 고딕"/>
-          <w:b w:val="0"/>
-          <w:sz w:val="17"/>
-          <w:u w:val="none"/>
-        </w:rPr>
-        <w:t>ⓔ Adenosine may be only one of several factors behind sleep debt.</w:t>
+        <w:t>서답형  32-서1 ~ 32-서2</w:t>
       </w:r>
     </w:p>
     <w:p>
@@ -2030,7 +2582,7 @@
           <w:sz w:val="17"/>
           <w:u w:val="none"/>
         </w:rPr>
-        <w:t>32-8.</w:t>
+        <w:t>32-서1.</w:t>
       </w:r>
       <w:r>
         <w:rPr>
@@ -2039,25 +2591,25 @@
           <w:sz w:val="17"/>
           <w:u w:val="none"/>
         </w:rPr>
-        <w:t xml:space="preserve"> &lt;A&gt;와 &lt;B&gt;에 대한 설명으로 적절하지 </w:t>
-      </w:r>
-      <w:r>
-        <w:rPr>
-          <w:rFonts w:ascii="맑은 고딕" w:hAnsi="맑은 고딕" w:eastAsia="맑은 고딕"/>
-          <w:b/>
-          <w:sz w:val="17"/>
-          <w:u w:val="none"/>
-        </w:rPr>
-        <w:t>않은</w:t>
+        <w:t xml:space="preserve"> 다음 글의 내용을 요약하고자 한다. 빈칸 (1)~(3)에 들어갈 말을 본문에서 찾아 </w:t>
       </w:r>
       <w:r>
         <w:rPr>
           <w:rFonts w:ascii="맑은 고딕" w:hAnsi="맑은 고딕" w:eastAsia="맑은 고딕"/>
           <w:b w:val="0"/>
           <w:sz w:val="17"/>
-          <w:u w:val="none"/>
-        </w:rPr>
-        <w:t xml:space="preserve"> 것은? [2.9점]</w:t>
+          <w:u w:val="single"/>
+        </w:rPr>
+        <w:t>반드시 변형하여</w:t>
+      </w:r>
+      <w:r>
+        <w:rPr>
+          <w:rFonts w:ascii="맑은 고딕" w:hAnsi="맑은 고딕" w:eastAsia="맑은 고딕"/>
+          <w:b w:val="0"/>
+          <w:sz w:val="17"/>
+          <w:u w:val="none"/>
+        </w:rPr>
+        <w:t xml:space="preserve"> 쓰시오. (한 칸에 한 단어) [각 1점, 총 3점] [3.0점]</w:t>
       </w:r>
     </w:p>
     <w:p>
@@ -2080,7 +2632,139 @@
           <w:sz w:val="17"/>
           <w:u w:val="none"/>
         </w:rPr>
-        <w:t>&lt;A&gt;  Adenosine collects in the blood during waking hours and is cleared during sleep, which may be how the body keeps count of sleep it has missed and knows when to switch sleep on. A few short nights push the count into debt, and the debt is repaid only by extra sleep; because the mechanism is part of your chemistry, you never adjust to a chronic shortage.</w:t>
+        <w:t>Although you may put off going to sleep in order to squeeze more activities into your day, eventually your need for sleep becomes overwhelming and you are forced to get some sleep. This daily drive for sleep appears to be due, in part, to a compound known as adenosine. This natural chemical builds up in your blood as time awake increases. While you sleep, your body breaks down the adenosine. Thus, this molecule may be what your body uses to keep track of lost sleep and to trigger sleep when needed. An accumulation of adenosine and other factors might explain why, after several nights of less than optimal amounts of sleep, you build up a sleep debt that you must make up by sleeping longer than normal. Because of such built-in molecular feedback, you can't become accustomed to getting less sleep than your body needs. Eventually, a lack of sleep catches up with you.</w:t>
+      </w:r>
+    </w:p>
+    <w:p>
+      <w:pPr>
+        <w:spacing w:before="0" w:after="60" w:line="288" w:lineRule="auto"/>
+        <w:ind w:left="40"/>
+        <w:snapToGrid w:val="0"/>
+        <w:pBdr>
+          <w:top w:val="single" w:sz="4" w:space="2" w:color="C99B4E"/>
+          <w:left w:val="single" w:sz="4" w:space="2" w:color="C99B4E"/>
+          <w:bottom w:val="single" w:sz="4" w:space="2" w:color="C99B4E"/>
+          <w:right w:val="single" w:sz="4" w:space="2" w:color="C99B4E"/>
+        </w:pBdr>
+        <w:shd w:val="clear" w:color="auto" w:fill="FFF8E1"/>
+      </w:pPr>
+      <w:r>
+        <w:rPr>
+          <w:rFonts w:ascii="맑은 고딕" w:hAnsi="맑은 고딕" w:eastAsia="맑은 고딕"/>
+          <w:b w:val="0"/>
+          <w:sz w:val="17"/>
+          <w:u w:val="none"/>
+        </w:rPr>
+        <w:t>Adenosine (1) ________ in the blood during waking hours, making the drive for sleep (2) ________ strong; because the body (3) ________ keeps track of lost sleep, we cannot adapt to getting less sleep.</w:t>
+      </w:r>
+    </w:p>
+    <w:p>
+      <w:pPr>
+        <w:spacing w:before="0" w:after="0" w:line="288" w:lineRule="auto"/>
+        <w:ind w:left="40"/>
+        <w:snapToGrid w:val="0"/>
+        <w:pBdr>
+          <w:top w:val="single" w:sz="4" w:space="2" w:color="9B6BD0"/>
+          <w:left w:val="single" w:sz="4" w:space="2" w:color="9B6BD0"/>
+          <w:bottom w:val="single" w:sz="4" w:space="2" w:color="9B6BD0"/>
+          <w:right w:val="single" w:sz="4" w:space="2" w:color="9B6BD0"/>
+        </w:pBdr>
+        <w:shd w:val="clear" w:color="auto" w:fill="FAF5FF"/>
+      </w:pPr>
+      <w:r>
+        <w:rPr>
+          <w:rFonts w:ascii="맑은 고딕" w:hAnsi="맑은 고딕" w:eastAsia="맑은 고딕"/>
+          <w:b/>
+          <w:sz w:val="17"/>
+          <w:u w:val="none"/>
+        </w:rPr>
+        <w:t>&lt;조 건&gt;</w:t>
+      </w:r>
+    </w:p>
+    <w:p>
+      <w:pPr>
+        <w:spacing w:before="0" w:after="0" w:line="288" w:lineRule="auto"/>
+        <w:ind w:left="40"/>
+        <w:snapToGrid w:val="0"/>
+        <w:pBdr>
+          <w:top w:val="single" w:sz="4" w:space="2" w:color="9B6BD0"/>
+          <w:left w:val="single" w:sz="4" w:space="2" w:color="9B6BD0"/>
+          <w:bottom w:val="single" w:sz="4" w:space="2" w:color="9B6BD0"/>
+          <w:right w:val="single" w:sz="4" w:space="2" w:color="9B6BD0"/>
+        </w:pBdr>
+        <w:shd w:val="clear" w:color="auto" w:fill="FAF5FF"/>
+      </w:pPr>
+      <w:r>
+        <w:rPr>
+          <w:rFonts w:ascii="맑은 고딕" w:hAnsi="맑은 고딕" w:eastAsia="맑은 고딕"/>
+          <w:b w:val="0"/>
+          <w:sz w:val="17"/>
+          <w:u w:val="none"/>
+        </w:rPr>
+        <w:t>1. 본문의 단어를 반드시 변형(품사·어형)하여 쓸 것 — 본문 형태 그대로 쓰면 0점</w:t>
+      </w:r>
+    </w:p>
+    <w:p>
+      <w:pPr>
+        <w:spacing w:before="0" w:after="60" w:line="288" w:lineRule="auto"/>
+        <w:ind w:left="40"/>
+        <w:snapToGrid w:val="0"/>
+        <w:pBdr>
+          <w:top w:val="single" w:sz="4" w:space="2" w:color="9B6BD0"/>
+          <w:left w:val="single" w:sz="4" w:space="2" w:color="9B6BD0"/>
+          <w:bottom w:val="single" w:sz="4" w:space="2" w:color="9B6BD0"/>
+          <w:right w:val="single" w:sz="4" w:space="2" w:color="9B6BD0"/>
+        </w:pBdr>
+        <w:shd w:val="clear" w:color="auto" w:fill="FAF5FF"/>
+      </w:pPr>
+      <w:r>
+        <w:rPr>
+          <w:rFonts w:ascii="맑은 고딕" w:hAnsi="맑은 고딕" w:eastAsia="맑은 고딕"/>
+          <w:b w:val="0"/>
+          <w:sz w:val="17"/>
+          <w:u w:val="none"/>
+        </w:rPr>
+        <w:t>2. 답안지에 소문항 번호를 정확하게 기입할 것  예) 1-(1) 1-(2) 1-(3)</w:t>
+      </w:r>
+    </w:p>
+    <w:p>
+      <w:pPr>
+        <w:spacing w:before="0" w:after="40" w:line="360" w:lineRule="auto"/>
+        <w:snapToGrid w:val="0"/>
+      </w:pPr>
+      <w:r>
+        <w:rPr>
+          <w:rFonts w:ascii="맑은 고딕" w:hAnsi="맑은 고딕" w:eastAsia="맑은 고딕"/>
+          <w:b w:val="0"/>
+          <w:sz w:val="17"/>
+          <w:u w:val="none"/>
+        </w:rPr>
+        <w:t>(1) ______________   (2) ______________   (3) ______________</w:t>
+      </w:r>
+    </w:p>
+    <w:p>
+      <w:pPr>
+        <w:keepNext/>
+        <w:spacing w:before="80" w:after="20" w:line="276" w:lineRule="auto"/>
+        <w:snapToGrid w:val="0"/>
+      </w:pPr>
+      <w:r>
+        <w:rPr>
+          <w:rFonts w:ascii="맑은 고딕" w:hAnsi="맑은 고딕" w:eastAsia="맑은 고딕"/>
+          <w:b/>
+          <w:sz w:val="17"/>
+          <w:u w:val="none"/>
+        </w:rPr>
+        <w:t>32-서2.</w:t>
+      </w:r>
+      <w:r>
+        <w:rPr>
+          <w:rFonts w:ascii="맑은 고딕" w:hAnsi="맑은 고딕" w:eastAsia="맑은 고딕"/>
+          <w:b w:val="0"/>
+          <w:sz w:val="17"/>
+          <w:u w:val="none"/>
+        </w:rPr>
+        <w:t xml:space="preserve"> 다음 글의 밑줄 친 문장과 같은 뜻이 되도록 &lt;보기&gt;의 표현을 모두 사용하여 &lt;조건&gt;에 맞게 영작하시오. [3점] [3.0점]</w:t>
       </w:r>
     </w:p>
     <w:p>
@@ -2096,6 +2780,284 @@
         </w:pBdr>
         <w:shd w:val="clear" w:color="auto" w:fill="F6F3EA"/>
       </w:pPr>
+      <w:r>
+        <w:rPr>
+          <w:rFonts w:ascii="맑은 고딕" w:hAnsi="맑은 고딕" w:eastAsia="맑은 고딕"/>
+          <w:b w:val="0"/>
+          <w:sz w:val="17"/>
+          <w:u w:val="none"/>
+        </w:rPr>
+        <w:t xml:space="preserve">Because of such built-in molecular feedback, </w:t>
+      </w:r>
+      <w:r>
+        <w:rPr>
+          <w:rFonts w:ascii="맑은 고딕" w:hAnsi="맑은 고딕" w:eastAsia="맑은 고딕"/>
+          <w:b w:val="0"/>
+          <w:sz w:val="17"/>
+          <w:u w:val="single"/>
+        </w:rPr>
+        <w:t>you can't become accustomed to getting less sleep than your body needs.</w:t>
+      </w:r>
+      <w:r>
+        <w:rPr>
+          <w:rFonts w:ascii="맑은 고딕" w:hAnsi="맑은 고딕" w:eastAsia="맑은 고딕"/>
+          <w:b w:val="0"/>
+          <w:sz w:val="17"/>
+          <w:u w:val="none"/>
+        </w:rPr>
+        <w:t xml:space="preserve"> Eventually, a lack of sleep catches up with you.</w:t>
+      </w:r>
+    </w:p>
+    <w:p>
+      <w:pPr>
+        <w:spacing w:before="0" w:after="60" w:line="288" w:lineRule="auto"/>
+        <w:ind w:left="40"/>
+        <w:snapToGrid w:val="0"/>
+        <w:pBdr>
+          <w:top w:val="single" w:sz="4" w:space="2" w:color="9B6BD0"/>
+          <w:left w:val="single" w:sz="4" w:space="2" w:color="9B6BD0"/>
+          <w:bottom w:val="single" w:sz="4" w:space="2" w:color="9B6BD0"/>
+          <w:right w:val="single" w:sz="4" w:space="2" w:color="9B6BD0"/>
+        </w:pBdr>
+        <w:shd w:val="clear" w:color="auto" w:fill="FAF5FF"/>
+      </w:pPr>
+      <w:r>
+        <w:rPr>
+          <w:rFonts w:ascii="맑은 고딕" w:hAnsi="맑은 고딕" w:eastAsia="맑은 고딕"/>
+          <w:b/>
+          <w:sz w:val="17"/>
+          <w:u w:val="none"/>
+        </w:rPr>
+        <w:t>&lt;보 기&gt;</w:t>
+      </w:r>
+      <w:r>
+        <w:rPr>
+          <w:rFonts w:ascii="맑은 고딕" w:hAnsi="맑은 고딕" w:eastAsia="맑은 고딕"/>
+          <w:b w:val="0"/>
+          <w:sz w:val="17"/>
+          <w:u w:val="none"/>
+        </w:rPr>
+        <w:t xml:space="preserve"> it / is / impossible / for you / to become / accustomed / to getting / less sleep / than / your body / needs</w:t>
+      </w:r>
+    </w:p>
+    <w:p>
+      <w:pPr>
+        <w:spacing w:before="0" w:after="0" w:line="288" w:lineRule="auto"/>
+        <w:ind w:left="40"/>
+        <w:snapToGrid w:val="0"/>
+        <w:pBdr>
+          <w:top w:val="single" w:sz="4" w:space="2" w:color="9B6BD0"/>
+          <w:left w:val="single" w:sz="4" w:space="2" w:color="9B6BD0"/>
+          <w:bottom w:val="single" w:sz="4" w:space="2" w:color="9B6BD0"/>
+          <w:right w:val="single" w:sz="4" w:space="2" w:color="9B6BD0"/>
+        </w:pBdr>
+        <w:shd w:val="clear" w:color="auto" w:fill="FAF5FF"/>
+      </w:pPr>
+      <w:r>
+        <w:rPr>
+          <w:rFonts w:ascii="맑은 고딕" w:hAnsi="맑은 고딕" w:eastAsia="맑은 고딕"/>
+          <w:b/>
+          <w:sz w:val="17"/>
+          <w:u w:val="none"/>
+        </w:rPr>
+        <w:t>&lt;조 건&gt;</w:t>
+      </w:r>
+    </w:p>
+    <w:p>
+      <w:pPr>
+        <w:spacing w:before="0" w:after="0" w:line="288" w:lineRule="auto"/>
+        <w:ind w:left="40"/>
+        <w:snapToGrid w:val="0"/>
+        <w:pBdr>
+          <w:top w:val="single" w:sz="4" w:space="2" w:color="9B6BD0"/>
+          <w:left w:val="single" w:sz="4" w:space="2" w:color="9B6BD0"/>
+          <w:bottom w:val="single" w:sz="4" w:space="2" w:color="9B6BD0"/>
+          <w:right w:val="single" w:sz="4" w:space="2" w:color="9B6BD0"/>
+        </w:pBdr>
+        <w:shd w:val="clear" w:color="auto" w:fill="FAF5FF"/>
+      </w:pPr>
+      <w:r>
+        <w:rPr>
+          <w:rFonts w:ascii="맑은 고딕" w:hAnsi="맑은 고딕" w:eastAsia="맑은 고딕"/>
+          <w:b w:val="0"/>
+          <w:sz w:val="17"/>
+          <w:u w:val="none"/>
+        </w:rPr>
+        <w:t>1. &lt;보기&gt;의 표현을 모두 한 번씩만 사용할 것</w:t>
+      </w:r>
+    </w:p>
+    <w:p>
+      <w:pPr>
+        <w:spacing w:before="0" w:after="0" w:line="288" w:lineRule="auto"/>
+        <w:ind w:left="40"/>
+        <w:snapToGrid w:val="0"/>
+        <w:pBdr>
+          <w:top w:val="single" w:sz="4" w:space="2" w:color="9B6BD0"/>
+          <w:left w:val="single" w:sz="4" w:space="2" w:color="9B6BD0"/>
+          <w:bottom w:val="single" w:sz="4" w:space="2" w:color="9B6BD0"/>
+          <w:right w:val="single" w:sz="4" w:space="2" w:color="9B6BD0"/>
+        </w:pBdr>
+        <w:shd w:val="clear" w:color="auto" w:fill="FAF5FF"/>
+      </w:pPr>
+      <w:r>
+        <w:rPr>
+          <w:rFonts w:ascii="맑은 고딕" w:hAnsi="맑은 고딕" w:eastAsia="맑은 고딕"/>
+          <w:b w:val="0"/>
+          <w:sz w:val="17"/>
+          <w:u w:val="none"/>
+        </w:rPr>
+        <w:t>2. 어형을 바꾸지 말고 다른 단어를 추가하지 말 것</w:t>
+      </w:r>
+    </w:p>
+    <w:p>
+      <w:pPr>
+        <w:spacing w:before="0" w:after="0" w:line="288" w:lineRule="auto"/>
+        <w:ind w:left="40"/>
+        <w:snapToGrid w:val="0"/>
+        <w:pBdr>
+          <w:top w:val="single" w:sz="4" w:space="2" w:color="9B6BD0"/>
+          <w:left w:val="single" w:sz="4" w:space="2" w:color="9B6BD0"/>
+          <w:bottom w:val="single" w:sz="4" w:space="2" w:color="9B6BD0"/>
+          <w:right w:val="single" w:sz="4" w:space="2" w:color="9B6BD0"/>
+        </w:pBdr>
+        <w:shd w:val="clear" w:color="auto" w:fill="FAF5FF"/>
+      </w:pPr>
+      <w:r>
+        <w:rPr>
+          <w:rFonts w:ascii="맑은 고딕" w:hAnsi="맑은 고딕" w:eastAsia="맑은 고딕"/>
+          <w:b w:val="0"/>
+          <w:sz w:val="17"/>
+          <w:u w:val="none"/>
+        </w:rPr>
+        <w:t>3. 가주어 It과 의미상 주어 for you를 사용할 것</w:t>
+      </w:r>
+    </w:p>
+    <w:p>
+      <w:pPr>
+        <w:spacing w:before="0" w:after="0" w:line="288" w:lineRule="auto"/>
+        <w:ind w:left="40"/>
+        <w:snapToGrid w:val="0"/>
+        <w:pBdr>
+          <w:top w:val="single" w:sz="4" w:space="2" w:color="9B6BD0"/>
+          <w:left w:val="single" w:sz="4" w:space="2" w:color="9B6BD0"/>
+          <w:bottom w:val="single" w:sz="4" w:space="2" w:color="9B6BD0"/>
+          <w:right w:val="single" w:sz="4" w:space="2" w:color="9B6BD0"/>
+        </w:pBdr>
+        <w:shd w:val="clear" w:color="auto" w:fill="FAF5FF"/>
+      </w:pPr>
+      <w:r>
+        <w:rPr>
+          <w:rFonts w:ascii="맑은 고딕" w:hAnsi="맑은 고딕" w:eastAsia="맑은 고딕"/>
+          <w:b w:val="0"/>
+          <w:sz w:val="17"/>
+          <w:u w:val="none"/>
+        </w:rPr>
+        <w:t>4. 총 16단어로 쓸 것</w:t>
+      </w:r>
+    </w:p>
+    <w:p>
+      <w:pPr>
+        <w:spacing w:before="0" w:after="60" w:line="288" w:lineRule="auto"/>
+        <w:ind w:left="40"/>
+        <w:snapToGrid w:val="0"/>
+        <w:pBdr>
+          <w:top w:val="single" w:sz="4" w:space="2" w:color="9B6BD0"/>
+          <w:left w:val="single" w:sz="4" w:space="2" w:color="9B6BD0"/>
+          <w:bottom w:val="single" w:sz="4" w:space="2" w:color="9B6BD0"/>
+          <w:right w:val="single" w:sz="4" w:space="2" w:color="9B6BD0"/>
+        </w:pBdr>
+        <w:shd w:val="clear" w:color="auto" w:fill="FAF5FF"/>
+      </w:pPr>
+      <w:r>
+        <w:rPr>
+          <w:rFonts w:ascii="맑은 고딕" w:hAnsi="맑은 고딕" w:eastAsia="맑은 고딕"/>
+          <w:b w:val="0"/>
+          <w:sz w:val="17"/>
+          <w:u w:val="none"/>
+        </w:rPr>
+        <w:t>5. 답안지에 소문항 번호를 정확하게 기입할 것</w:t>
+      </w:r>
+    </w:p>
+    <w:p>
+      <w:pPr>
+        <w:spacing w:before="0" w:after="40" w:line="360" w:lineRule="auto"/>
+        <w:snapToGrid w:val="0"/>
+      </w:pPr>
+      <w:r>
+        <w:rPr>
+          <w:rFonts w:ascii="맑은 고딕" w:hAnsi="맑은 고딕" w:eastAsia="맑은 고딕"/>
+          <w:b w:val="0"/>
+          <w:sz w:val="17"/>
+          <w:u w:val="none"/>
+        </w:rPr>
+        <w:t>⇒ It ______________________________________________________________ .</w:t>
+      </w:r>
+    </w:p>
+    <w:p>
+      <w:pPr>
+        <w:keepNext/>
+        <w:spacing w:before="80" w:after="40" w:line="276" w:lineRule="auto"/>
+        <w:snapToGrid w:val="0"/>
+        <w:shd w:val="clear" w:color="auto" w:fill="6B21A8"/>
+      </w:pPr>
+      <w:r>
+        <w:rPr>
+          <w:rFonts w:ascii="맑은 고딕" w:hAnsi="맑은 고딕" w:eastAsia="맑은 고딕"/>
+          <w:b/>
+          <w:color w:val="FFFFFF"/>
+          <w:sz w:val="17"/>
+          <w:u w:val="none"/>
+        </w:rPr>
+        <w:t>[지문 구조]  ※ 앞 문항을 모두 푼 뒤에 풀 것</w:t>
+      </w:r>
+    </w:p>
+    <w:p>
+      <w:pPr>
+        <w:keepNext/>
+        <w:spacing w:before="80" w:after="20" w:line="276" w:lineRule="auto"/>
+        <w:snapToGrid w:val="0"/>
+      </w:pPr>
+      <w:r>
+        <w:rPr>
+          <w:rFonts w:ascii="맑은 고딕" w:hAnsi="맑은 고딕" w:eastAsia="맑은 고딕"/>
+          <w:b/>
+          <w:sz w:val="17"/>
+          <w:u w:val="none"/>
+        </w:rPr>
+        <w:t>32-8.</w:t>
+      </w:r>
+      <w:r>
+        <w:rPr>
+          <w:rFonts w:ascii="맑은 고딕" w:hAnsi="맑은 고딕" w:eastAsia="맑은 고딕"/>
+          <w:b w:val="0"/>
+          <w:sz w:val="17"/>
+          <w:u w:val="none"/>
+        </w:rPr>
+        <w:t xml:space="preserve"> 글의 흐름으로 보아, 주어진 문장이 들어가기에 가장 적절한 곳은? [2.7점]</w:t>
+      </w:r>
+    </w:p>
+    <w:p>
+      <w:pPr>
+        <w:spacing w:before="0" w:after="60" w:line="288" w:lineRule="auto"/>
+        <w:ind w:left="40"/>
+        <w:snapToGrid w:val="0"/>
+        <w:pBdr>
+          <w:top w:val="single" w:sz="4" w:space="2" w:color="C99B4E"/>
+          <w:left w:val="single" w:sz="4" w:space="2" w:color="C99B4E"/>
+          <w:bottom w:val="single" w:sz="4" w:space="2" w:color="C99B4E"/>
+          <w:right w:val="single" w:sz="4" w:space="2" w:color="C99B4E"/>
+        </w:pBdr>
+        <w:shd w:val="clear" w:color="auto" w:fill="FFF8E1"/>
+      </w:pPr>
+      <w:r>
+        <w:rPr>
+          <w:rFonts w:ascii="맑은 고딕" w:hAnsi="맑은 고딕" w:eastAsia="맑은 고딕"/>
+          <w:b w:val="0"/>
+          <w:sz w:val="17"/>
+          <w:u w:val="none"/>
+        </w:rPr>
+        <w:t>While you sleep, your body breaks down the adenosine.</w:t>
+      </w:r>
     </w:p>
     <w:p>
       <w:pPr>
@@ -2117,24 +3079,15 @@
           <w:sz w:val="17"/>
           <w:u w:val="none"/>
         </w:rPr>
-        <w:t>&lt;B&gt;  Caffeine keeps people awake largely by blocking the receptors that adenosine would normally bind to. The adenosine itself does not go away — it goes on accumulating behind the blockade — so when the caffeine wears off, the backed-up signal arrives all at once, producing the familiar afternoon crash. Regular users often report needing more coffee for the same effect, because the brain responds by growing additional adenosine receptors.</w:t>
+        <w:t>Although you may put off going to sleep in order to squeeze more activities into your day, eventually your need for sleep becomes overwhelming and you are forced to get some sleep. ( ① ) This daily drive for sleep appears to be due, in part, to a compound known as adenosine. ( ② ) This natural chemical builds up in your blood as time awake increases. ( ③ ) Thus, this molecule may be what your body uses to keep track of lost sleep and to trigger sleep when needed. ( ④ ) An accumulation of adenosine and other factors might explain why, after several nights of less than optimal amounts of sleep, you build up a sleep debt that you must make up by sleeping longer than normal. ( ⑤ ) Because of such built-in molecular feedback, you can't become accustomed to getting less sleep than your body needs.</w:t>
       </w:r>
     </w:p>
     <w:p>
       <w:pPr>
-        <w:keepNext/>
-        <w:spacing w:before="80" w:after="20" w:line="276" w:lineRule="auto"/>
+        <w:spacing w:before="0" w:after="20" w:line="276" w:lineRule="auto"/>
+        <w:ind w:left="80"/>
         <w:snapToGrid w:val="0"/>
       </w:pPr>
-      <w:r>
-        <w:rPr>
-          <w:rFonts w:ascii="맑은 고딕" w:hAnsi="맑은 고딕" w:eastAsia="맑은 고딕"/>
-          <w:b/>
-          <w:sz w:val="17"/>
-          <w:u w:val="none"/>
-        </w:rPr>
-        <w:t>32-추1.</w:t>
-      </w:r>
       <w:r>
         <w:rPr>
           <w:rFonts w:ascii="맑은 고딕" w:hAnsi="맑은 고딕" w:eastAsia="맑은 고딕"/>
@@ -2142,919 +3095,7 @@
           <w:sz w:val="17"/>
           <w:u w:val="none"/>
         </w:rPr>
-        <w:t xml:space="preserve"> 윗글의 요약문을 완성하시오. &lt;보기&gt;에서 알맞은 단어를 골라 </w:t>
-      </w:r>
-      <w:r>
-        <w:rPr>
-          <w:rFonts w:ascii="맑은 고딕" w:hAnsi="맑은 고딕" w:eastAsia="맑은 고딕"/>
-          <w:b/>
-          <w:sz w:val="17"/>
-          <w:u w:val="none"/>
-        </w:rPr>
-        <w:t>필요시 어형을 바꾸어</w:t>
-      </w:r>
-      <w:r>
-        <w:rPr>
-          <w:rFonts w:ascii="맑은 고딕" w:hAnsi="맑은 고딕" w:eastAsia="맑은 고딕"/>
-          <w:b w:val="0"/>
-          <w:sz w:val="17"/>
-          <w:u w:val="none"/>
-        </w:rPr>
-        <w:t xml:space="preserve"> 쓸 것. (각 한 단어 · 중복 사용 불가) [4.0점]</w:t>
-      </w:r>
-    </w:p>
-    <w:p>
-      <w:pPr>
-        <w:spacing w:before="0" w:after="0" w:line="336" w:lineRule="auto"/>
-        <w:ind w:left="40"/>
-        <w:snapToGrid w:val="0"/>
-        <w:pBdr>
-          <w:top w:val="single" w:sz="4" w:space="2" w:color="555555"/>
-          <w:left w:val="single" w:sz="4" w:space="2" w:color="555555"/>
-          <w:bottom w:val="single" w:sz="4" w:space="2" w:color="555555"/>
-          <w:right w:val="single" w:sz="4" w:space="2" w:color="555555"/>
-        </w:pBdr>
-        <w:shd w:val="clear" w:color="auto" w:fill="FFFFFF"/>
-      </w:pPr>
-      <w:r>
-        <w:rPr>
-          <w:rFonts w:ascii="맑은 고딕" w:hAnsi="맑은 고딕" w:eastAsia="맑은 고딕"/>
-          <w:b/>
-          <w:sz w:val="17"/>
-          <w:u w:val="none"/>
-        </w:rPr>
-        <w:t>조건 · 보기</w:t>
-      </w:r>
-    </w:p>
-    <w:p>
-      <w:pPr>
-        <w:spacing w:before="0" w:after="60" w:line="336" w:lineRule="auto"/>
-        <w:ind w:left="40"/>
-        <w:snapToGrid w:val="0"/>
-        <w:pBdr>
-          <w:top w:val="single" w:sz="4" w:space="2" w:color="555555"/>
-          <w:left w:val="single" w:sz="4" w:space="2" w:color="555555"/>
-          <w:bottom w:val="single" w:sz="4" w:space="2" w:color="555555"/>
-          <w:right w:val="single" w:sz="4" w:space="2" w:color="555555"/>
-        </w:pBdr>
-        <w:shd w:val="clear" w:color="auto" w:fill="FFFFFF"/>
-      </w:pPr>
-      <w:r>
-        <w:rPr>
-          <w:rFonts w:ascii="맑은 고딕" w:hAnsi="맑은 고딕" w:eastAsia="맑은 고딕"/>
-          <w:b w:val="0"/>
-          <w:sz w:val="17"/>
-          <w:u w:val="none"/>
-        </w:rPr>
-        <w:t>A chemical called adenosine (A)__________ up in the blood while we are awake and is (B)__________ down during sleep, so the body can trigger sleep when (C)__________. Because this feedback is built in, we cannot get (D)__________ to sleeping less than we need.</w:t>
-      </w:r>
-    </w:p>
-    <w:p>
-      <w:pPr>
-        <w:spacing w:before="0" w:after="0" w:line="336" w:lineRule="auto"/>
-        <w:ind w:left="40"/>
-        <w:snapToGrid w:val="0"/>
-        <w:pBdr>
-          <w:top w:val="single" w:sz="4" w:space="2" w:color="555555"/>
-          <w:left w:val="single" w:sz="4" w:space="2" w:color="555555"/>
-          <w:bottom w:val="single" w:sz="4" w:space="2" w:color="555555"/>
-          <w:right w:val="single" w:sz="4" w:space="2" w:color="555555"/>
-        </w:pBdr>
-        <w:shd w:val="clear" w:color="auto" w:fill="FFFFFF"/>
-      </w:pPr>
-      <w:r>
-        <w:rPr>
-          <w:rFonts w:ascii="맑은 고딕" w:hAnsi="맑은 고딕" w:eastAsia="맑은 고딕"/>
-          <w:b/>
-          <w:sz w:val="17"/>
-          <w:u w:val="none"/>
-        </w:rPr>
-        <w:t>조건 · 보기</w:t>
-      </w:r>
-    </w:p>
-    <w:p>
-      <w:pPr>
-        <w:spacing w:before="0" w:after="60" w:line="336" w:lineRule="auto"/>
-        <w:ind w:left="40"/>
-        <w:snapToGrid w:val="0"/>
-        <w:pBdr>
-          <w:top w:val="single" w:sz="4" w:space="2" w:color="555555"/>
-          <w:left w:val="single" w:sz="4" w:space="2" w:color="555555"/>
-          <w:bottom w:val="single" w:sz="4" w:space="2" w:color="555555"/>
-          <w:right w:val="single" w:sz="4" w:space="2" w:color="555555"/>
-        </w:pBdr>
-        <w:shd w:val="clear" w:color="auto" w:fill="FFFFFF"/>
-      </w:pPr>
-      <w:r>
-        <w:rPr>
-          <w:rFonts w:ascii="맑은 고딕" w:hAnsi="맑은 고딕" w:eastAsia="맑은 고딕"/>
-          <w:b w:val="0"/>
-          <w:sz w:val="17"/>
-          <w:u w:val="none"/>
-        </w:rPr>
-        <w:t>&lt;보기&gt; build / break / need / accustom / trigger / squeeze / make / lose</w:t>
-      </w:r>
-    </w:p>
-    <w:p>
-      <w:pPr>
-        <w:spacing w:before="0" w:after="40" w:line="360" w:lineRule="auto"/>
-        <w:snapToGrid w:val="0"/>
-      </w:pPr>
-      <w:r>
-        <w:rPr>
-          <w:rFonts w:ascii="맑은 고딕" w:hAnsi="맑은 고딕" w:eastAsia="맑은 고딕"/>
-          <w:b w:val="0"/>
-          <w:sz w:val="17"/>
-          <w:u w:val="none"/>
-        </w:rPr>
-        <w:t>(A) ________  (B) ________  (C) ________  (D) ________</w:t>
-      </w:r>
-    </w:p>
-    <w:p>
-      <w:pPr>
-        <w:keepNext/>
-        <w:spacing w:before="80" w:after="20" w:line="276" w:lineRule="auto"/>
-        <w:snapToGrid w:val="0"/>
-      </w:pPr>
-      <w:r>
-        <w:rPr>
-          <w:rFonts w:ascii="맑은 고딕" w:hAnsi="맑은 고딕" w:eastAsia="맑은 고딕"/>
-          <w:b/>
-          <w:sz w:val="17"/>
-          <w:u w:val="none"/>
-        </w:rPr>
-        <w:t>32-추2.</w:t>
-      </w:r>
-      <w:r>
-        <w:rPr>
-          <w:rFonts w:ascii="맑은 고딕" w:hAnsi="맑은 고딕" w:eastAsia="맑은 고딕"/>
-          <w:b w:val="0"/>
-          <w:sz w:val="17"/>
-          <w:u w:val="none"/>
-        </w:rPr>
-        <w:t xml:space="preserve"> 우리말 뜻에 맞게 빈칸에 알맞은 </w:t>
-      </w:r>
-      <w:r>
-        <w:rPr>
-          <w:rFonts w:ascii="맑은 고딕" w:hAnsi="맑은 고딕" w:eastAsia="맑은 고딕"/>
-          <w:b/>
-          <w:sz w:val="17"/>
-          <w:u w:val="none"/>
-        </w:rPr>
-        <w:t>한 단어</w:t>
-      </w:r>
-      <w:r>
-        <w:rPr>
-          <w:rFonts w:ascii="맑은 고딕" w:hAnsi="맑은 고딕" w:eastAsia="맑은 고딕"/>
-          <w:b w:val="0"/>
-          <w:sz w:val="17"/>
-          <w:u w:val="none"/>
-        </w:rPr>
-        <w:t>를 쓰시오. (주어진 철자로 시작할 것) [4.0점]</w:t>
-      </w:r>
-    </w:p>
-    <w:p>
-      <w:pPr>
-        <w:spacing w:before="0" w:after="40" w:line="360" w:lineRule="auto"/>
-        <w:snapToGrid w:val="0"/>
-      </w:pPr>
-      <w:r>
-        <w:rPr>
-          <w:rFonts w:ascii="맑은 고딕" w:hAnsi="맑은 고딕" w:eastAsia="맑은 고딕"/>
-          <w:b w:val="0"/>
-          <w:sz w:val="17"/>
-          <w:u w:val="none"/>
-        </w:rPr>
-        <w:t>(1) 하루에 활동을 억지로 더 넣다 →  to s______ more activities into your day</w:t>
-      </w:r>
-    </w:p>
-    <w:p>
-      <w:pPr>
-        <w:spacing w:before="0" w:after="40" w:line="360" w:lineRule="auto"/>
-        <w:snapToGrid w:val="0"/>
-      </w:pPr>
-      <w:r>
-        <w:rPr>
-          <w:rFonts w:ascii="맑은 고딕" w:hAnsi="맑은 고딕" w:eastAsia="맑은 고딕"/>
-          <w:b w:val="0"/>
-          <w:sz w:val="17"/>
-          <w:u w:val="none"/>
-        </w:rPr>
-        <w:t>(2) 빚을 갚다, 부족한 것을 보충하다 →  to m______ up a debt</w:t>
-      </w:r>
-    </w:p>
-    <w:p>
-      <w:pPr>
-        <w:spacing w:before="0" w:after="40" w:line="360" w:lineRule="auto"/>
-        <w:snapToGrid w:val="0"/>
-      </w:pPr>
-      <w:r>
-        <w:rPr>
-          <w:rFonts w:ascii="맑은 고딕" w:hAnsi="맑은 고딕" w:eastAsia="맑은 고딕"/>
-          <w:b w:val="0"/>
-          <w:sz w:val="17"/>
-          <w:u w:val="none"/>
-        </w:rPr>
-        <w:t>(3) 내장된, 타고난 →  a b______-in system</w:t>
-      </w:r>
-    </w:p>
-    <w:p>
-      <w:pPr>
-        <w:spacing w:before="0" w:after="40" w:line="360" w:lineRule="auto"/>
-        <w:snapToGrid w:val="0"/>
-      </w:pPr>
-      <w:r>
-        <w:rPr>
-          <w:rFonts w:ascii="맑은 고딕" w:hAnsi="맑은 고딕" w:eastAsia="맑은 고딕"/>
-          <w:b w:val="0"/>
-          <w:sz w:val="17"/>
-          <w:u w:val="none"/>
-        </w:rPr>
-        <w:t>(4) 결국 영향을 미치다, 따라잡다 →  to c______ up with</w:t>
-      </w:r>
-    </w:p>
-    <w:p>
-      <w:pPr>
-        <w:spacing w:before="0" w:after="40" w:line="360" w:lineRule="auto"/>
-        <w:snapToGrid w:val="0"/>
-      </w:pPr>
-      <w:r>
-        <w:rPr>
-          <w:rFonts w:ascii="맑은 고딕" w:hAnsi="맑은 고딕" w:eastAsia="맑은 고딕"/>
-          <w:b w:val="0"/>
-          <w:sz w:val="17"/>
-          <w:u w:val="none"/>
-        </w:rPr>
-        <w:t>(1) ________  (2) ________  (3) ________  (4) ________</w:t>
-      </w:r>
-    </w:p>
-    <w:p>
-      <w:pPr>
-        <w:keepNext/>
-        <w:spacing w:before="80" w:after="20" w:line="276" w:lineRule="auto"/>
-        <w:snapToGrid w:val="0"/>
-      </w:pPr>
-      <w:r>
-        <w:rPr>
-          <w:rFonts w:ascii="맑은 고딕" w:hAnsi="맑은 고딕" w:eastAsia="맑은 고딕"/>
-          <w:b/>
-          <w:sz w:val="17"/>
-          <w:u w:val="none"/>
-        </w:rPr>
-        <w:t>32-추3.</w:t>
-      </w:r>
-      <w:r>
-        <w:rPr>
-          <w:rFonts w:ascii="맑은 고딕" w:hAnsi="맑은 고딕" w:eastAsia="맑은 고딕"/>
-          <w:b w:val="0"/>
-          <w:sz w:val="17"/>
-          <w:u w:val="none"/>
-        </w:rPr>
-        <w:t xml:space="preserve"> 우리말과 같은 뜻이 되도록 &lt;조건&gt;에 맞게 영작하시오. [4.0점]</w:t>
-      </w:r>
-    </w:p>
-    <w:p>
-      <w:pPr>
-        <w:spacing w:before="0" w:after="0" w:line="336" w:lineRule="auto"/>
-        <w:ind w:left="40"/>
-        <w:snapToGrid w:val="0"/>
-        <w:pBdr>
-          <w:top w:val="single" w:sz="4" w:space="2" w:color="555555"/>
-          <w:left w:val="single" w:sz="4" w:space="2" w:color="555555"/>
-          <w:bottom w:val="single" w:sz="4" w:space="2" w:color="555555"/>
-          <w:right w:val="single" w:sz="4" w:space="2" w:color="555555"/>
-        </w:pBdr>
-        <w:shd w:val="clear" w:color="auto" w:fill="FFFFFF"/>
-      </w:pPr>
-      <w:r>
-        <w:rPr>
-          <w:rFonts w:ascii="맑은 고딕" w:hAnsi="맑은 고딕" w:eastAsia="맑은 고딕"/>
-          <w:b/>
-          <w:sz w:val="17"/>
-          <w:u w:val="none"/>
-        </w:rPr>
-        <w:t>조건 · 보기</w:t>
-      </w:r>
-    </w:p>
-    <w:p>
-      <w:pPr>
-        <w:spacing w:before="0" w:after="60" w:line="336" w:lineRule="auto"/>
-        <w:ind w:left="40"/>
-        <w:snapToGrid w:val="0"/>
-        <w:pBdr>
-          <w:top w:val="single" w:sz="4" w:space="2" w:color="555555"/>
-          <w:left w:val="single" w:sz="4" w:space="2" w:color="555555"/>
-          <w:bottom w:val="single" w:sz="4" w:space="2" w:color="555555"/>
-          <w:right w:val="single" w:sz="4" w:space="2" w:color="555555"/>
-        </w:pBdr>
-        <w:shd w:val="clear" w:color="auto" w:fill="FFFFFF"/>
-      </w:pPr>
-      <w:r>
-        <w:rPr>
-          <w:rFonts w:ascii="맑은 고딕" w:hAnsi="맑은 고딕" w:eastAsia="맑은 고딕"/>
-          <w:b/>
-          <w:sz w:val="17"/>
-          <w:u w:val="none"/>
-        </w:rPr>
-        <w:t>우리말: 그러한 내재된 분자적 피드백 때문에, 당신은 몸이 필요로 하는 것보다 적게 자는 것에 익숙해질 수 없다.</w:t>
-      </w:r>
-    </w:p>
-    <w:p>
-      <w:pPr>
-        <w:spacing w:before="0" w:after="0" w:line="336" w:lineRule="auto"/>
-        <w:ind w:left="40"/>
-        <w:snapToGrid w:val="0"/>
-        <w:pBdr>
-          <w:top w:val="single" w:sz="4" w:space="2" w:color="555555"/>
-          <w:left w:val="single" w:sz="4" w:space="2" w:color="555555"/>
-          <w:bottom w:val="single" w:sz="4" w:space="2" w:color="555555"/>
-          <w:right w:val="single" w:sz="4" w:space="2" w:color="555555"/>
-        </w:pBdr>
-        <w:shd w:val="clear" w:color="auto" w:fill="FFFFFF"/>
-      </w:pPr>
-      <w:r>
-        <w:rPr>
-          <w:rFonts w:ascii="맑은 고딕" w:hAnsi="맑은 고딕" w:eastAsia="맑은 고딕"/>
-          <w:b/>
-          <w:sz w:val="17"/>
-          <w:u w:val="none"/>
-        </w:rPr>
-        <w:t>조건 · 보기</w:t>
-      </w:r>
-    </w:p>
-    <w:p>
-      <w:pPr>
-        <w:spacing w:before="0" w:after="0" w:line="336" w:lineRule="auto"/>
-        <w:ind w:left="40"/>
-        <w:snapToGrid w:val="0"/>
-        <w:pBdr>
-          <w:top w:val="single" w:sz="4" w:space="2" w:color="555555"/>
-          <w:left w:val="single" w:sz="4" w:space="2" w:color="555555"/>
-          <w:bottom w:val="single" w:sz="4" w:space="2" w:color="555555"/>
-          <w:right w:val="single" w:sz="4" w:space="2" w:color="555555"/>
-        </w:pBdr>
-        <w:shd w:val="clear" w:color="auto" w:fill="FFFFFF"/>
-      </w:pPr>
-      <w:r>
-        <w:rPr>
-          <w:rFonts w:ascii="맑은 고딕" w:hAnsi="맑은 고딕" w:eastAsia="맑은 고딕"/>
-          <w:b w:val="0"/>
-          <w:sz w:val="17"/>
-          <w:u w:val="none"/>
-        </w:rPr>
-        <w:t>&lt;보기&gt;</w:t>
-      </w:r>
-    </w:p>
-    <w:p>
-      <w:pPr>
-        <w:spacing w:before="0" w:after="60" w:line="336" w:lineRule="auto"/>
-        <w:ind w:left="40"/>
-        <w:snapToGrid w:val="0"/>
-        <w:pBdr>
-          <w:top w:val="single" w:sz="4" w:space="2" w:color="555555"/>
-          <w:left w:val="single" w:sz="4" w:space="2" w:color="555555"/>
-          <w:bottom w:val="single" w:sz="4" w:space="2" w:color="555555"/>
-          <w:right w:val="single" w:sz="4" w:space="2" w:color="555555"/>
-        </w:pBdr>
-        <w:shd w:val="clear" w:color="auto" w:fill="FFFFFF"/>
-      </w:pPr>
-      <w:r>
-        <w:rPr>
-          <w:rFonts w:ascii="맑은 고딕" w:hAnsi="맑은 고딕" w:eastAsia="맑은 고딕"/>
-          <w:b w:val="0"/>
-          <w:sz w:val="17"/>
-          <w:u w:val="none"/>
-        </w:rPr>
-        <w:t>because of / such / built-in molecular feedback / you / can't / become accustomed to / get / less sleep / than / your body / need</w:t>
-      </w:r>
-    </w:p>
-    <w:p>
-      <w:pPr>
-        <w:spacing w:before="0" w:after="0" w:line="336" w:lineRule="auto"/>
-        <w:ind w:left="40"/>
-        <w:snapToGrid w:val="0"/>
-        <w:pBdr>
-          <w:top w:val="single" w:sz="4" w:space="2" w:color="555555"/>
-          <w:left w:val="single" w:sz="4" w:space="2" w:color="555555"/>
-          <w:bottom w:val="single" w:sz="4" w:space="2" w:color="555555"/>
-          <w:right w:val="single" w:sz="4" w:space="2" w:color="555555"/>
-        </w:pBdr>
-        <w:shd w:val="clear" w:color="auto" w:fill="FFFFFF"/>
-      </w:pPr>
-      <w:r>
-        <w:rPr>
-          <w:rFonts w:ascii="맑은 고딕" w:hAnsi="맑은 고딕" w:eastAsia="맑은 고딕"/>
-          <w:b/>
-          <w:sz w:val="17"/>
-          <w:u w:val="none"/>
-        </w:rPr>
-        <w:t>조건 · 보기</w:t>
-      </w:r>
-    </w:p>
-    <w:p>
-      <w:pPr>
-        <w:spacing w:before="0" w:after="0" w:line="336" w:lineRule="auto"/>
-        <w:ind w:left="40"/>
-        <w:snapToGrid w:val="0"/>
-        <w:pBdr>
-          <w:top w:val="single" w:sz="4" w:space="2" w:color="555555"/>
-          <w:left w:val="single" w:sz="4" w:space="2" w:color="555555"/>
-          <w:bottom w:val="single" w:sz="4" w:space="2" w:color="555555"/>
-          <w:right w:val="single" w:sz="4" w:space="2" w:color="555555"/>
-        </w:pBdr>
-        <w:shd w:val="clear" w:color="auto" w:fill="FFFFFF"/>
-      </w:pPr>
-      <w:r>
-        <w:rPr>
-          <w:rFonts w:ascii="맑은 고딕" w:hAnsi="맑은 고딕" w:eastAsia="맑은 고딕"/>
-          <w:b w:val="0"/>
-          <w:sz w:val="17"/>
-          <w:u w:val="none"/>
-        </w:rPr>
-        <w:t>&lt;조건&gt;</w:t>
-      </w:r>
-    </w:p>
-    <w:p>
-      <w:pPr>
-        <w:spacing w:before="0" w:after="0" w:line="336" w:lineRule="auto"/>
-        <w:ind w:left="40"/>
-        <w:snapToGrid w:val="0"/>
-        <w:pBdr>
-          <w:top w:val="single" w:sz="4" w:space="2" w:color="555555"/>
-          <w:left w:val="single" w:sz="4" w:space="2" w:color="555555"/>
-          <w:bottom w:val="single" w:sz="4" w:space="2" w:color="555555"/>
-          <w:right w:val="single" w:sz="4" w:space="2" w:color="555555"/>
-        </w:pBdr>
-        <w:shd w:val="clear" w:color="auto" w:fill="FFFFFF"/>
-      </w:pPr>
-      <w:r>
-        <w:rPr>
-          <w:rFonts w:ascii="맑은 고딕" w:hAnsi="맑은 고딕" w:eastAsia="맑은 고딕"/>
-          <w:b w:val="0"/>
-          <w:sz w:val="17"/>
-          <w:u w:val="none"/>
-        </w:rPr>
-        <w:t>1. Because of 로 시작할 것</w:t>
-      </w:r>
-    </w:p>
-    <w:p>
-      <w:pPr>
-        <w:spacing w:before="0" w:after="0" w:line="336" w:lineRule="auto"/>
-        <w:ind w:left="40"/>
-        <w:snapToGrid w:val="0"/>
-        <w:pBdr>
-          <w:top w:val="single" w:sz="4" w:space="2" w:color="555555"/>
-          <w:left w:val="single" w:sz="4" w:space="2" w:color="555555"/>
-          <w:bottom w:val="single" w:sz="4" w:space="2" w:color="555555"/>
-          <w:right w:val="single" w:sz="4" w:space="2" w:color="555555"/>
-        </w:pBdr>
-        <w:shd w:val="clear" w:color="auto" w:fill="FFFFFF"/>
-      </w:pPr>
-      <w:r>
-        <w:rPr>
-          <w:rFonts w:ascii="맑은 고딕" w:hAnsi="맑은 고딕" w:eastAsia="맑은 고딕"/>
-          <w:b w:val="0"/>
-          <w:sz w:val="17"/>
-          <w:u w:val="none"/>
-        </w:rPr>
-        <w:t>2. become accustomed to 뒤에 동명사를 쓸 것</w:t>
-      </w:r>
-    </w:p>
-    <w:p>
-      <w:pPr>
-        <w:spacing w:before="0" w:after="60" w:line="336" w:lineRule="auto"/>
-        <w:ind w:left="40"/>
-        <w:snapToGrid w:val="0"/>
-        <w:pBdr>
-          <w:top w:val="single" w:sz="4" w:space="2" w:color="555555"/>
-          <w:left w:val="single" w:sz="4" w:space="2" w:color="555555"/>
-          <w:bottom w:val="single" w:sz="4" w:space="2" w:color="555555"/>
-          <w:right w:val="single" w:sz="4" w:space="2" w:color="555555"/>
-        </w:pBdr>
-        <w:shd w:val="clear" w:color="auto" w:fill="FFFFFF"/>
-      </w:pPr>
-      <w:r>
-        <w:rPr>
-          <w:rFonts w:ascii="맑은 고딕" w:hAnsi="맑은 고딕" w:eastAsia="맑은 고딕"/>
-          <w:b w:val="0"/>
-          <w:sz w:val="17"/>
-          <w:u w:val="none"/>
-        </w:rPr>
-        <w:t>3. &lt;보기&gt;의 어구를 모두 사용하되, 어형 변형이 필요한 것은 알맞게 바꿀 것</w:t>
-      </w:r>
-    </w:p>
-    <w:p>
-      <w:pPr>
-        <w:spacing w:before="0" w:after="40" w:line="360" w:lineRule="auto"/>
-        <w:snapToGrid w:val="0"/>
-      </w:pPr>
-      <w:r>
-        <w:rPr>
-          <w:rFonts w:ascii="맑은 고딕" w:hAnsi="맑은 고딕" w:eastAsia="맑은 고딕"/>
-          <w:b w:val="0"/>
-          <w:sz w:val="17"/>
-          <w:u w:val="none"/>
-        </w:rPr>
-        <w:t>→ ______________________________________________________________</w:t>
-      </w:r>
-    </w:p>
-    <w:p>
-      <w:pPr>
-        <w:spacing w:before="0" w:after="40" w:line="360" w:lineRule="auto"/>
-        <w:snapToGrid w:val="0"/>
-      </w:pPr>
-      <w:r>
-        <w:rPr>
-          <w:rFonts w:ascii="맑은 고딕" w:hAnsi="맑은 고딕" w:eastAsia="맑은 고딕"/>
-          <w:b w:val="0"/>
-          <w:sz w:val="17"/>
-          <w:u w:val="none"/>
-        </w:rPr>
-        <w:t>______________________________________________________________</w:t>
-      </w:r>
-    </w:p>
-    <w:p>
-      <w:pPr>
-        <w:keepNext/>
-        <w:spacing w:before="80" w:after="40" w:line="276" w:lineRule="auto"/>
-        <w:snapToGrid w:val="0"/>
-        <w:shd w:val="clear" w:color="auto" w:fill="8A3A12"/>
-      </w:pPr>
-      <w:r>
-        <w:rPr>
-          <w:rFonts w:ascii="맑은 고딕" w:hAnsi="맑은 고딕" w:eastAsia="맑은 고딕"/>
-          <w:b/>
-          <w:color w:val="FFFFFF"/>
-          <w:sz w:val="17"/>
-          <w:u w:val="none"/>
-        </w:rPr>
-        <w:t>서답형  32-서1 ~ 32-서1</w:t>
-      </w:r>
-    </w:p>
-    <w:p>
-      <w:pPr>
-        <w:keepNext/>
-        <w:spacing w:before="80" w:after="20" w:line="276" w:lineRule="auto"/>
-        <w:snapToGrid w:val="0"/>
-      </w:pPr>
-      <w:r>
-        <w:rPr>
-          <w:rFonts w:ascii="맑은 고딕" w:hAnsi="맑은 고딕" w:eastAsia="맑은 고딕"/>
-          <w:b/>
-          <w:sz w:val="17"/>
-          <w:u w:val="none"/>
-        </w:rPr>
-        <w:t>32-서1.</w:t>
-      </w:r>
-      <w:r>
-        <w:rPr>
-          <w:rFonts w:ascii="맑은 고딕" w:hAnsi="맑은 고딕" w:eastAsia="맑은 고딕"/>
-          <w:b w:val="0"/>
-          <w:sz w:val="17"/>
-          <w:u w:val="none"/>
-        </w:rPr>
-        <w:t xml:space="preserve"> 다음 글의 밑줄 친 ⓐ~ⓕ 중 어법상 </w:t>
-      </w:r>
-      <w:r>
-        <w:rPr>
-          <w:rFonts w:ascii="맑은 고딕" w:hAnsi="맑은 고딕" w:eastAsia="맑은 고딕"/>
-          <w:b/>
-          <w:sz w:val="17"/>
-          <w:u w:val="none"/>
-        </w:rPr>
-        <w:t>틀린 것 2개</w:t>
-      </w:r>
-      <w:r>
-        <w:rPr>
-          <w:rFonts w:ascii="맑은 고딕" w:hAnsi="맑은 고딕" w:eastAsia="맑은 고딕"/>
-          <w:b w:val="0"/>
-          <w:sz w:val="17"/>
-          <w:u w:val="none"/>
-        </w:rPr>
-        <w:t xml:space="preserve">를 찾아, 각각 </w:t>
-      </w:r>
-      <w:r>
-        <w:rPr>
-          <w:rFonts w:ascii="맑은 고딕" w:hAnsi="맑은 고딕" w:eastAsia="맑은 고딕"/>
-          <w:b/>
-          <w:sz w:val="17"/>
-          <w:u w:val="none"/>
-        </w:rPr>
-        <w:t>한 단어</w:t>
-      </w:r>
-      <w:r>
-        <w:rPr>
-          <w:rFonts w:ascii="맑은 고딕" w:hAnsi="맑은 고딕" w:eastAsia="맑은 고딕"/>
-          <w:b w:val="0"/>
-          <w:sz w:val="17"/>
-          <w:u w:val="none"/>
-        </w:rPr>
-        <w:t>로 고쳐 쓰시오. [4.0점]</w:t>
-      </w:r>
-    </w:p>
-    <w:p>
-      <w:pPr>
-        <w:spacing w:before="0" w:after="60" w:line="288" w:lineRule="auto"/>
-        <w:ind w:left="40"/>
-        <w:snapToGrid w:val="0"/>
-        <w:pBdr>
-          <w:top w:val="single" w:sz="4" w:space="2" w:color="999999"/>
-          <w:left w:val="single" w:sz="4" w:space="2" w:color="999999"/>
-          <w:bottom w:val="single" w:sz="4" w:space="2" w:color="999999"/>
-          <w:right w:val="single" w:sz="4" w:space="2" w:color="999999"/>
-        </w:pBdr>
-        <w:shd w:val="clear" w:color="auto" w:fill="F6F3EA"/>
-      </w:pPr>
-      <w:r>
-        <w:rPr>
-          <w:rFonts w:ascii="맑은 고딕" w:hAnsi="맑은 고딕" w:eastAsia="맑은 고딕"/>
-          <w:b w:val="0"/>
-          <w:sz w:val="17"/>
-          <w:u w:val="none"/>
-        </w:rPr>
-        <w:t>While you sleep, your body breaks down the adenosine. Thus, this molecule may be ⓐwhat your body uses to keep track of lost sleep and ⓑto trigger sleep when ⓒneeding. An accumulation of adenosine and other factors might explain ⓓwhat, after several nights of less than optimal amounts of sleep, you build up a sleep debt ⓔthat you must make up ⓕby sleeping longer than normal.</w:t>
-      </w:r>
-    </w:p>
-    <w:p>
-      <w:pPr>
-        <w:spacing w:before="0" w:after="40" w:line="360" w:lineRule="auto"/>
-        <w:snapToGrid w:val="0"/>
-      </w:pPr>
-      <w:r>
-        <w:rPr>
-          <w:rFonts w:ascii="맑은 고딕" w:hAnsi="맑은 고딕" w:eastAsia="맑은 고딕"/>
-          <w:b w:val="0"/>
-          <w:sz w:val="17"/>
-          <w:u w:val="none"/>
-        </w:rPr>
-        <w:t>(1) 기호 ______  →  ______________</w:t>
-      </w:r>
-    </w:p>
-    <w:p>
-      <w:pPr>
-        <w:spacing w:before="0" w:after="40" w:line="360" w:lineRule="auto"/>
-        <w:snapToGrid w:val="0"/>
-      </w:pPr>
-      <w:r>
-        <w:rPr>
-          <w:rFonts w:ascii="맑은 고딕" w:hAnsi="맑은 고딕" w:eastAsia="맑은 고딕"/>
-          <w:b w:val="0"/>
-          <w:sz w:val="17"/>
-          <w:u w:val="none"/>
-        </w:rPr>
-        <w:t>(2) 기호 ______  →  ______________</w:t>
-      </w:r>
-    </w:p>
-    <w:p>
-      <w:pPr>
-        <w:keepNext/>
-        <w:spacing w:before="80" w:after="40" w:line="276" w:lineRule="auto"/>
-        <w:snapToGrid w:val="0"/>
-        <w:shd w:val="clear" w:color="auto" w:fill="6B21A8"/>
-      </w:pPr>
-      <w:r>
-        <w:rPr>
-          <w:rFonts w:ascii="맑은 고딕" w:hAnsi="맑은 고딕" w:eastAsia="맑은 고딕"/>
-          <w:b/>
-          <w:color w:val="FFFFFF"/>
-          <w:sz w:val="17"/>
-          <w:u w:val="none"/>
-        </w:rPr>
-        <w:t>[지문 구조]  ※ 앞 문항을 모두 푼 뒤에 풀 것</w:t>
-      </w:r>
-    </w:p>
-    <w:p>
-      <w:pPr>
-        <w:keepNext/>
-        <w:spacing w:before="80" w:after="20" w:line="276" w:lineRule="auto"/>
-        <w:snapToGrid w:val="0"/>
-      </w:pPr>
-      <w:r>
-        <w:rPr>
-          <w:rFonts w:ascii="맑은 고딕" w:hAnsi="맑은 고딕" w:eastAsia="맑은 고딕"/>
-          <w:b/>
-          <w:sz w:val="17"/>
-          <w:u w:val="none"/>
-        </w:rPr>
-        <w:t>32-위치1.</w:t>
-      </w:r>
-      <w:r>
-        <w:rPr>
-          <w:rFonts w:ascii="맑은 고딕" w:hAnsi="맑은 고딕" w:eastAsia="맑은 고딕"/>
-          <w:b w:val="0"/>
-          <w:sz w:val="17"/>
-          <w:u w:val="none"/>
-        </w:rPr>
-        <w:t xml:space="preserve"> 글의 흐름으로 보아, 주어진 문장이 들어가기에 가장 적절한 곳은? [2.9점]</w:t>
-      </w:r>
-    </w:p>
-    <w:p>
-      <w:pPr>
-        <w:spacing w:before="0" w:after="0" w:line="336" w:lineRule="auto"/>
-        <w:ind w:left="40"/>
-        <w:snapToGrid w:val="0"/>
-        <w:pBdr>
-          <w:top w:val="single" w:sz="4" w:space="2" w:color="555555"/>
-          <w:left w:val="single" w:sz="4" w:space="2" w:color="555555"/>
-          <w:bottom w:val="single" w:sz="4" w:space="2" w:color="555555"/>
-          <w:right w:val="single" w:sz="4" w:space="2" w:color="555555"/>
-        </w:pBdr>
-        <w:shd w:val="clear" w:color="auto" w:fill="FFFFFF"/>
-      </w:pPr>
-      <w:r>
-        <w:rPr>
-          <w:rFonts w:ascii="맑은 고딕" w:hAnsi="맑은 고딕" w:eastAsia="맑은 고딕"/>
-          <w:b/>
-          <w:sz w:val="17"/>
-          <w:u w:val="none"/>
-        </w:rPr>
-        <w:t>조건 · 보기</w:t>
-      </w:r>
-    </w:p>
-    <w:p>
-      <w:pPr>
-        <w:spacing w:before="0" w:after="60" w:line="336" w:lineRule="auto"/>
-        <w:ind w:left="40"/>
-        <w:snapToGrid w:val="0"/>
-        <w:pBdr>
-          <w:top w:val="single" w:sz="4" w:space="2" w:color="555555"/>
-          <w:left w:val="single" w:sz="4" w:space="2" w:color="555555"/>
-          <w:bottom w:val="single" w:sz="4" w:space="2" w:color="555555"/>
-          <w:right w:val="single" w:sz="4" w:space="2" w:color="555555"/>
-        </w:pBdr>
-        <w:shd w:val="clear" w:color="auto" w:fill="FFFFFF"/>
-      </w:pPr>
-      <w:r>
-        <w:rPr>
-          <w:rFonts w:ascii="맑은 고딕" w:hAnsi="맑은 고딕" w:eastAsia="맑은 고딕"/>
-          <w:b w:val="0"/>
-          <w:sz w:val="17"/>
-          <w:u w:val="none"/>
-        </w:rPr>
-        <w:t>Sleeping clears the chemical away again.</w:t>
-      </w:r>
-    </w:p>
-    <w:p>
-      <w:pPr>
-        <w:spacing w:before="0" w:after="60" w:line="288" w:lineRule="auto"/>
-        <w:ind w:left="40"/>
-        <w:snapToGrid w:val="0"/>
-        <w:pBdr>
-          <w:top w:val="single" w:sz="4" w:space="2" w:color="999999"/>
-          <w:left w:val="single" w:sz="4" w:space="2" w:color="999999"/>
-          <w:bottom w:val="single" w:sz="4" w:space="2" w:color="999999"/>
-          <w:right w:val="single" w:sz="4" w:space="2" w:color="999999"/>
-        </w:pBdr>
-        <w:shd w:val="clear" w:color="auto" w:fill="F6F3EA"/>
-      </w:pPr>
-      <w:r>
-        <w:rPr>
-          <w:rFonts w:ascii="맑은 고딕" w:hAnsi="맑은 고딕" w:eastAsia="맑은 고딕"/>
-          <w:b w:val="0"/>
-          <w:sz w:val="17"/>
-          <w:u w:val="none"/>
-        </w:rPr>
-        <w:t>Staying up late to fit more into the day works only for a while. ( ① ) Before long the need for sleep becomes impossible to resist. ( ② ) One reason is adenosine, a chemical that collects in the blood for as long as you remain awake. ( ③ ) This rise-and-fall may be how the body keeps count of missed sleep and decides when to switch sleep on. ( ④ ) It also explains why a run of short nights leaves a debt that only extra sleep can settle. ( ⑤ ) Because the mechanism is built in, no amount of practice makes the body need less.</w:t>
-      </w:r>
-    </w:p>
-    <w:p>
-      <w:pPr>
-        <w:keepNext/>
-        <w:spacing w:before="80" w:after="20" w:line="276" w:lineRule="auto"/>
-        <w:snapToGrid w:val="0"/>
-      </w:pPr>
-      <w:r>
-        <w:rPr>
-          <w:rFonts w:ascii="맑은 고딕" w:hAnsi="맑은 고딕" w:eastAsia="맑은 고딕"/>
-          <w:b/>
-          <w:sz w:val="17"/>
-          <w:u w:val="none"/>
-        </w:rPr>
-        <w:t>32-위치2.</w:t>
-      </w:r>
-      <w:r>
-        <w:rPr>
-          <w:rFonts w:ascii="맑은 고딕" w:hAnsi="맑은 고딕" w:eastAsia="맑은 고딕"/>
-          <w:b w:val="0"/>
-          <w:sz w:val="17"/>
-          <w:u w:val="none"/>
-        </w:rPr>
-        <w:t xml:space="preserve"> 주어진 글 다음에 이어질 글의 순서로 가장 적절한 것은? [2.8점]</w:t>
-      </w:r>
-    </w:p>
-    <w:p>
-      <w:pPr>
-        <w:spacing w:before="0" w:after="0" w:line="336" w:lineRule="auto"/>
-        <w:ind w:left="40"/>
-        <w:snapToGrid w:val="0"/>
-        <w:pBdr>
-          <w:top w:val="single" w:sz="4" w:space="2" w:color="555555"/>
-          <w:left w:val="single" w:sz="4" w:space="2" w:color="555555"/>
-          <w:bottom w:val="single" w:sz="4" w:space="2" w:color="555555"/>
-          <w:right w:val="single" w:sz="4" w:space="2" w:color="555555"/>
-        </w:pBdr>
-        <w:shd w:val="clear" w:color="auto" w:fill="FFFFFF"/>
-      </w:pPr>
-      <w:r>
-        <w:rPr>
-          <w:rFonts w:ascii="맑은 고딕" w:hAnsi="맑은 고딕" w:eastAsia="맑은 고딕"/>
-          <w:b/>
-          <w:sz w:val="17"/>
-          <w:u w:val="none"/>
-        </w:rPr>
-        <w:t>조건 · 보기</w:t>
-      </w:r>
-    </w:p>
-    <w:p>
-      <w:pPr>
-        <w:spacing w:before="0" w:after="60" w:line="336" w:lineRule="auto"/>
-        <w:ind w:left="40"/>
-        <w:snapToGrid w:val="0"/>
-        <w:pBdr>
-          <w:top w:val="single" w:sz="4" w:space="2" w:color="555555"/>
-          <w:left w:val="single" w:sz="4" w:space="2" w:color="555555"/>
-          <w:bottom w:val="single" w:sz="4" w:space="2" w:color="555555"/>
-          <w:right w:val="single" w:sz="4" w:space="2" w:color="555555"/>
-        </w:pBdr>
-        <w:shd w:val="clear" w:color="auto" w:fill="FFFFFF"/>
-      </w:pPr>
-      <w:r>
-        <w:rPr>
-          <w:rFonts w:ascii="맑은 고딕" w:hAnsi="맑은 고딕" w:eastAsia="맑은 고딕"/>
-          <w:b w:val="0"/>
-          <w:sz w:val="17"/>
-          <w:u w:val="none"/>
-        </w:rPr>
-        <w:t>Bedtime can be pushed back, but the need for sleep always wins in the end.</w:t>
-      </w:r>
-    </w:p>
-    <w:p>
-      <w:pPr>
-        <w:spacing w:before="0" w:after="60" w:line="288" w:lineRule="auto"/>
-        <w:ind w:left="40"/>
-        <w:snapToGrid w:val="0"/>
-        <w:pBdr>
-          <w:top w:val="single" w:sz="4" w:space="2" w:color="999999"/>
-          <w:left w:val="single" w:sz="4" w:space="2" w:color="999999"/>
-          <w:bottom w:val="single" w:sz="4" w:space="2" w:color="999999"/>
-          <w:right w:val="single" w:sz="4" w:space="2" w:color="999999"/>
-        </w:pBdr>
-        <w:shd w:val="clear" w:color="auto" w:fill="F6F3EA"/>
-      </w:pPr>
-      <w:r>
-        <w:rPr>
-          <w:rFonts w:ascii="맑은 고딕" w:hAnsi="맑은 고딕" w:eastAsia="맑은 고딕"/>
-          <w:b w:val="0"/>
-          <w:sz w:val="17"/>
-          <w:u w:val="none"/>
-        </w:rPr>
-        <w:t>(A) Because that record is built into your chemistry, several short nights add up to a debt, and no one learns to live on less than the body demands.</w:t>
-      </w:r>
-    </w:p>
-    <w:p>
-      <w:pPr>
-        <w:spacing w:before="0" w:after="60" w:line="288" w:lineRule="auto"/>
-        <w:ind w:left="40"/>
-        <w:snapToGrid w:val="0"/>
-        <w:pBdr>
-          <w:top w:val="single" w:sz="4" w:space="2" w:color="999999"/>
-          <w:left w:val="single" w:sz="4" w:space="2" w:color="999999"/>
-          <w:bottom w:val="single" w:sz="4" w:space="2" w:color="999999"/>
-          <w:right w:val="single" w:sz="4" w:space="2" w:color="999999"/>
-        </w:pBdr>
-        <w:shd w:val="clear" w:color="auto" w:fill="F6F3EA"/>
-      </w:pPr>
-      <w:r>
-        <w:rPr>
-          <w:rFonts w:ascii="맑은 고딕" w:hAnsi="맑은 고딕" w:eastAsia="맑은 고딕"/>
-          <w:b w:val="0"/>
-          <w:sz w:val="17"/>
-          <w:u w:val="none"/>
-        </w:rPr>
-        <w:t>(B) Part of the reason lies in adenosine, a chemical that collects in the blood while you are awake.</w:t>
-      </w:r>
-    </w:p>
-    <w:p>
-      <w:pPr>
-        <w:spacing w:before="0" w:after="60" w:line="288" w:lineRule="auto"/>
-        <w:ind w:left="40"/>
-        <w:snapToGrid w:val="0"/>
-        <w:pBdr>
-          <w:top w:val="single" w:sz="4" w:space="2" w:color="999999"/>
-          <w:left w:val="single" w:sz="4" w:space="2" w:color="999999"/>
-          <w:bottom w:val="single" w:sz="4" w:space="2" w:color="999999"/>
-          <w:right w:val="single" w:sz="4" w:space="2" w:color="999999"/>
-        </w:pBdr>
-        <w:shd w:val="clear" w:color="auto" w:fill="F6F3EA"/>
-      </w:pPr>
-      <w:r>
-        <w:rPr>
-          <w:rFonts w:ascii="맑은 고딕" w:hAnsi="맑은 고딕" w:eastAsia="맑은 고딕"/>
-          <w:b w:val="0"/>
-          <w:sz w:val="17"/>
-          <w:u w:val="none"/>
-        </w:rPr>
-        <w:t>(C) Sleep clears it out again, which suggests that the body uses the chemical as a record of how much sleep has been lost.</w:t>
+        <w:t>① ①    ② ②    ③ ③    ④ ④    ⑤ ⑤</w:t>
       </w:r>
     </w:p>
     <w:p>
@@ -4023,7 +4064,7 @@
           <w:sz w:val="15"/>
           <w:u w:val="none"/>
         </w:rPr>
-        <w:t xml:space="preserve"> 정답 ⑤</w:t>
+        <w:t xml:space="preserve"> 정답 ④ — (a) ○ (b) ✕ (c) ✕ (d) ○ (e) ✕</w:t>
       </w:r>
     </w:p>
     <w:p>
@@ -4048,7 +4089,7 @@
           <w:sz w:val="15"/>
           <w:u w:val="none"/>
         </w:rPr>
-        <w:t xml:space="preserve"> 정답 ④</w:t>
+        <w:t xml:space="preserve"> 정답 ② — ⓒ knowing → known / ⓓ build → builds / ⓕ get → getting</w:t>
       </w:r>
     </w:p>
     <w:p>
@@ -4073,7 +4114,7 @@
           <w:sz w:val="15"/>
           <w:u w:val="none"/>
         </w:rPr>
-        <w:t xml:space="preserve"> 정답 ③</w:t>
+        <w:t xml:space="preserve"> 정답 ③ — breaks down · less · sleeping</w:t>
       </w:r>
     </w:p>
     <w:p>
@@ -4098,7 +4139,7 @@
           <w:sz w:val="15"/>
           <w:u w:val="none"/>
         </w:rPr>
-        <w:t xml:space="preserve"> ④ knowing → known</w:t>
+        <w:t xml:space="preserve"> 정답 ①</w:t>
       </w:r>
     </w:p>
     <w:p>
@@ -4123,7 +4164,7 @@
           <w:sz w:val="15"/>
           <w:u w:val="none"/>
         </w:rPr>
-        <w:t xml:space="preserve"> 정답 ⑤</w:t>
+        <w:t xml:space="preserve"> 정답 ④</w:t>
       </w:r>
     </w:p>
     <w:p>
@@ -4148,7 +4189,7 @@
           <w:sz w:val="15"/>
           <w:u w:val="none"/>
         </w:rPr>
-        <w:t xml:space="preserve"> 정답 ①</w:t>
+        <w:t xml:space="preserve"> 정답 ⑤</w:t>
       </w:r>
     </w:p>
     <w:p>
@@ -4173,7 +4214,7 @@
           <w:sz w:val="15"/>
           <w:u w:val="none"/>
         </w:rPr>
-        <w:t xml:space="preserve"> ② (ⓐ, ⓒ, ⓔ)</w:t>
+        <w:t xml:space="preserve"> 정답 ②</w:t>
       </w:r>
     </w:p>
     <w:p>
@@ -4189,7 +4230,7 @@
           <w:sz w:val="15"/>
           <w:u w:val="none"/>
         </w:rPr>
-        <w:t>32-8</w:t>
+        <w:t>32-서1</w:t>
       </w:r>
       <w:r>
         <w:rPr>
@@ -4198,7 +4239,7 @@
           <w:sz w:val="15"/>
           <w:u w:val="none"/>
         </w:rPr>
-        <w:t xml:space="preserve"> 정답 ④</w:t>
+        <w:t xml:space="preserve"> (1) accumulates  (2) increasingly  (3) naturally</w:t>
       </w:r>
     </w:p>
     <w:p>
@@ -4214,7 +4255,7 @@
           <w:sz w:val="15"/>
           <w:u w:val="none"/>
         </w:rPr>
-        <w:t>32-서1</w:t>
+        <w:t>32-서2</w:t>
       </w:r>
       <w:r>
         <w:rPr>
@@ -4223,7 +4264,7 @@
           <w:sz w:val="15"/>
           <w:u w:val="none"/>
         </w:rPr>
-        <w:t xml:space="preserve"> ⓒ needing → needed / ⓓ what → why</w:t>
+        <w:t xml:space="preserve"> It is impossible for you to become accustomed to getting less sleep than your body needs.</w:t>
       </w:r>
     </w:p>
     <w:p>
@@ -4239,107 +4280,7 @@
           <w:sz w:val="15"/>
           <w:u w:val="none"/>
         </w:rPr>
-        <w:t>32-추1</w:t>
-      </w:r>
-      <w:r>
-        <w:rPr>
-          <w:rFonts w:ascii="맑은 고딕" w:hAnsi="맑은 고딕" w:eastAsia="맑은 고딕"/>
-          <w:b w:val="0"/>
-          <w:sz w:val="15"/>
-          <w:u w:val="none"/>
-        </w:rPr>
-        <w:t xml:space="preserve"> (A) builds  (B) broken  (C) needed  (D) accustomed</w:t>
-      </w:r>
-    </w:p>
-    <w:p>
-      <w:pPr>
-        <w:spacing w:before="0" w:after="0" w:line="259" w:lineRule="auto"/>
-        <w:ind w:left="160" w:hanging="160"/>
-        <w:snapToGrid w:val="0"/>
-      </w:pPr>
-      <w:r>
-        <w:rPr>
-          <w:rFonts w:ascii="맑은 고딕" w:hAnsi="맑은 고딕" w:eastAsia="맑은 고딕"/>
-          <w:b/>
-          <w:sz w:val="15"/>
-          <w:u w:val="none"/>
-        </w:rPr>
-        <w:t>32-추2</w:t>
-      </w:r>
-      <w:r>
-        <w:rPr>
-          <w:rFonts w:ascii="맑은 고딕" w:hAnsi="맑은 고딕" w:eastAsia="맑은 고딕"/>
-          <w:b w:val="0"/>
-          <w:sz w:val="15"/>
-          <w:u w:val="none"/>
-        </w:rPr>
-        <w:t xml:space="preserve"> (1) squeeze  (2) make  (3) built  (4) catch</w:t>
-      </w:r>
-    </w:p>
-    <w:p>
-      <w:pPr>
-        <w:spacing w:before="0" w:after="0" w:line="259" w:lineRule="auto"/>
-        <w:ind w:left="160" w:hanging="160"/>
-        <w:snapToGrid w:val="0"/>
-      </w:pPr>
-      <w:r>
-        <w:rPr>
-          <w:rFonts w:ascii="맑은 고딕" w:hAnsi="맑은 고딕" w:eastAsia="맑은 고딕"/>
-          <w:b/>
-          <w:sz w:val="15"/>
-          <w:u w:val="none"/>
-        </w:rPr>
-        <w:t>32-추3</w:t>
-      </w:r>
-      <w:r>
-        <w:rPr>
-          <w:rFonts w:ascii="맑은 고딕" w:hAnsi="맑은 고딕" w:eastAsia="맑은 고딕"/>
-          <w:b w:val="0"/>
-          <w:sz w:val="15"/>
-          <w:u w:val="none"/>
-        </w:rPr>
-        <w:t xml:space="preserve"> Because of such built-in molecular feedback, you can't become accustomed to getting less sleep than your body needs.</w:t>
-      </w:r>
-    </w:p>
-    <w:p>
-      <w:pPr>
-        <w:spacing w:before="0" w:after="0" w:line="259" w:lineRule="auto"/>
-        <w:ind w:left="160" w:hanging="160"/>
-        <w:snapToGrid w:val="0"/>
-      </w:pPr>
-      <w:r>
-        <w:rPr>
-          <w:rFonts w:ascii="맑은 고딕" w:hAnsi="맑은 고딕" w:eastAsia="맑은 고딕"/>
-          <w:b/>
-          <w:sz w:val="15"/>
-          <w:u w:val="none"/>
-        </w:rPr>
-        <w:t>32-위치1</w:t>
-      </w:r>
-      <w:r>
-        <w:rPr>
-          <w:rFonts w:ascii="맑은 고딕" w:hAnsi="맑은 고딕" w:eastAsia="맑은 고딕"/>
-          <w:b w:val="0"/>
-          <w:sz w:val="15"/>
-          <w:u w:val="none"/>
-        </w:rPr>
-        <w:t xml:space="preserve"> 정답 ③</w:t>
-      </w:r>
-    </w:p>
-    <w:p>
-      <w:pPr>
-        <w:spacing w:before="0" w:after="0" w:line="259" w:lineRule="auto"/>
-        <w:ind w:left="160" w:hanging="160"/>
-        <w:snapToGrid w:val="0"/>
-      </w:pPr>
-      <w:r>
-        <w:rPr>
-          <w:rFonts w:ascii="맑은 고딕" w:hAnsi="맑은 고딕" w:eastAsia="맑은 고딕"/>
-          <w:b/>
-          <w:sz w:val="15"/>
-          <w:u w:val="none"/>
-        </w:rPr>
-        <w:t>32-위치2</w:t>
+        <w:t>32-8</w:t>
       </w:r>
       <w:r>
         <w:rPr>
@@ -4389,7 +4330,7 @@
           <w:sz w:val="14"/>
           <w:u w:val="none"/>
         </w:rPr>
-        <w:t xml:space="preserve"> 본문은 '스스로를 훈련시켜 덜 필요하게 만들 수 </w:t>
+        <w:t xml:space="preserve"> </w:t>
       </w:r>
       <w:r>
         <w:rPr>
@@ -4398,7 +4339,7 @@
           <w:sz w:val="14"/>
           <w:u w:val="none"/>
         </w:rPr>
-        <w:t>없다</w:t>
+        <w:t>(d) [옳은 어휘 decoy]</w:t>
       </w:r>
       <w:r>
         <w:rPr>
@@ -4407,7 +4348,43 @@
           <w:sz w:val="14"/>
           <w:u w:val="none"/>
         </w:rPr>
-        <w:t>(cannot train yourself to need less)'고 했다. ⑤는 프린트 T/F 1·4번의 핵심 오답 축(적응 가능)을 '연습'으로 포장한 한 끗 오답. ③ may의 강도는 본문과 일치.</w:t>
+        <w:t xml:space="preserve"> irresistible이 낯설어 틀렸다고 고르기 쉽다. </w:t>
+      </w:r>
+      <w:r>
+        <w:rPr>
+          <w:rFonts w:ascii="맑은 고딕" w:hAnsi="맑은 고딕" w:eastAsia="맑은 고딕"/>
+          <w:b/>
+          <w:sz w:val="14"/>
+          <w:u w:val="none"/>
+        </w:rPr>
+        <w:t>(e) [부정 삭제]</w:t>
+      </w:r>
+      <w:r>
+        <w:rPr>
+          <w:rFonts w:ascii="맑은 고딕" w:hAnsi="맑은 고딕" w:eastAsia="맑은 고딕"/>
+          <w:b w:val="0"/>
+          <w:sz w:val="14"/>
+          <w:u w:val="none"/>
+        </w:rPr>
+        <w:t xml:space="preserve"> can't를 can으로 뒤집었다. </w:t>
+      </w:r>
+      <w:r>
+        <w:rPr>
+          <w:rFonts w:ascii="맑은 고딕" w:hAnsi="맑은 고딕" w:eastAsia="맑은 고딕"/>
+          <w:b/>
+          <w:sz w:val="14"/>
+          <w:u w:val="none"/>
+        </w:rPr>
+        <w:t>(c)</w:t>
+      </w:r>
+      <w:r>
+        <w:rPr>
+          <w:rFonts w:ascii="맑은 고딕" w:hAnsi="맑은 고딕" w:eastAsia="맑은 고딕"/>
+          <w:b w:val="0"/>
+          <w:sz w:val="14"/>
+          <w:u w:val="none"/>
+        </w:rPr>
+        <w:t xml:space="preserve"> be forced to-v는 수동 관용 표현.</w:t>
       </w:r>
     </w:p>
     <w:p>
@@ -4432,7 +4409,7 @@
           <w:sz w:val="14"/>
           <w:u w:val="none"/>
         </w:rPr>
-        <w:t xml:space="preserve"> 본문은 '</w:t>
+        <w:t xml:space="preserve"> </w:t>
       </w:r>
       <w:r>
         <w:rPr>
@@ -4441,7 +4418,7 @@
           <w:sz w:val="14"/>
           <w:u w:val="none"/>
         </w:rPr>
-        <w:t>다른 요인들과 함께</w:t>
+        <w:t>ⓕ [to 함정]</w:t>
       </w:r>
       <w:r>
         <w:rPr>
@@ -4450,7 +4427,25 @@
           <w:sz w:val="14"/>
           <w:u w:val="none"/>
         </w:rPr>
-        <w:t>(Together with other factors)' 부채를 설명한다고 했다. ④은 조건(다른 요인)을 삭제한 조건 누락형 오답. ③는 suggests(추정)의 양태를 살려 일치.</w:t>
+        <w:t xml:space="preserve"> to 뒤 동사원형으로 착각 — ④는 ⓓ의 수일치를 놓친 선지. </w:t>
+      </w:r>
+      <w:r>
+        <w:rPr>
+          <w:rFonts w:ascii="맑은 고딕" w:hAnsi="맑은 고딕" w:eastAsia="맑은 고딕"/>
+          <w:b/>
+          <w:sz w:val="14"/>
+          <w:u w:val="none"/>
+        </w:rPr>
+        <w:t>ⓔ [decoy]</w:t>
+      </w:r>
+      <w:r>
+        <w:rPr>
+          <w:rFonts w:ascii="맑은 고딕" w:hAnsi="맑은 고딕" w:eastAsia="맑은 고딕"/>
+          <w:b w:val="0"/>
+          <w:sz w:val="14"/>
+          <w:u w:val="none"/>
+        </w:rPr>
+        <w:t xml:space="preserve"> be동사 보어 자리 what절, 앞에 명사가 없으니 that 불가.</w:t>
       </w:r>
     </w:p>
     <w:p>
@@ -4475,7 +4470,7 @@
           <w:sz w:val="14"/>
           <w:u w:val="none"/>
         </w:rPr>
-        <w:t xml:space="preserve"> 아데노신은 깨어 있을 때 쌓이고 잠자는 동안 </w:t>
+        <w:t xml:space="preserve"> </w:t>
       </w:r>
       <w:r>
         <w:rPr>
@@ -4484,7 +4479,7 @@
           <w:sz w:val="14"/>
           <w:u w:val="none"/>
         </w:rPr>
-        <w:t>분해된다</w:t>
+        <w:t>⑤ [한 끗]</w:t>
       </w:r>
       <w:r>
         <w:rPr>
@@ -4493,7 +4488,25 @@
           <w:sz w:val="14"/>
           <w:u w:val="none"/>
         </w:rPr>
-        <w:t>(원문 breaks down). produces(생산한다)는 인접 개념 치환으로, 단서는 앞 문장(builds up as time awake increases)과의 대비 및 뒤의 '놓친 잠의 기록'이라는 기능. ④ debt, ⑤ accustomed는 프린트 A 표적 표현으로 적절.</w:t>
+        <w:t xml:space="preserve"> (A)(B)는 맞고 (C)만 sleep — 전치사 뒤 동사원형 불가. </w:t>
+      </w:r>
+      <w:r>
+        <w:rPr>
+          <w:rFonts w:ascii="맑은 고딕" w:hAnsi="맑은 고딕" w:eastAsia="맑은 고딕"/>
+          <w:b/>
+          <w:sz w:val="14"/>
+          <w:u w:val="none"/>
+        </w:rPr>
+        <w:t>①</w:t>
+      </w:r>
+      <w:r>
+        <w:rPr>
+          <w:rFonts w:ascii="맑은 고딕" w:hAnsi="맑은 고딕" w:eastAsia="맑은 고딕"/>
+          <w:b w:val="0"/>
+          <w:sz w:val="14"/>
+          <w:u w:val="none"/>
+        </w:rPr>
+        <w:t xml:space="preserve"> 바로 앞 문장의 builds up을 그대로 반복한 함정.</w:t>
       </w:r>
     </w:p>
     <w:p>
@@ -4518,7 +4531,7 @@
           <w:sz w:val="14"/>
           <w:u w:val="none"/>
         </w:rPr>
-        <w:t xml:space="preserve"> a compound (which is) </w:t>
+        <w:t xml:space="preserve"> </w:t>
       </w:r>
       <w:r>
         <w:rPr>
@@ -4527,7 +4540,7 @@
           <w:sz w:val="14"/>
           <w:u w:val="none"/>
         </w:rPr>
-        <w:t>known</w:t>
+        <w:t>① [조건 교체]</w:t>
       </w:r>
       <w:r>
         <w:rPr>
@@ -4536,7 +4549,25 @@
           <w:sz w:val="14"/>
           <w:u w:val="none"/>
         </w:rPr>
-        <w:t xml:space="preserve"> as adenosine — '알려진'이므로 과거분사. ① 절을 이끄는 접속사, ② put off + 동명사, ③ in order to + 원형, ⑤ 주어 time awake(단수) → increases는 옳다.</w:t>
+        <w:t xml:space="preserve"> while you sleep → while we are awake, 축적과 분해의 시점을 바꿨다. </w:t>
+      </w:r>
+      <w:r>
+        <w:rPr>
+          <w:rFonts w:ascii="맑은 고딕" w:hAnsi="맑은 고딕" w:eastAsia="맑은 고딕"/>
+          <w:b/>
+          <w:sz w:val="14"/>
+          <w:u w:val="none"/>
+        </w:rPr>
+        <w:t>⑤</w:t>
+      </w:r>
+      <w:r>
+        <w:rPr>
+          <w:rFonts w:ascii="맑은 고딕" w:hAnsi="맑은 고딕" w:eastAsia="맑은 고딕"/>
+          <w:b w:val="0"/>
+          <w:sz w:val="14"/>
+          <w:u w:val="none"/>
+        </w:rPr>
+        <w:t xml:space="preserve"> can't become accustomed의 정확한 환언 — 참.</w:t>
       </w:r>
     </w:p>
     <w:p>
@@ -4561,7 +4592,7 @@
           <w:sz w:val="14"/>
           <w:u w:val="none"/>
         </w:rPr>
-        <w:t xml:space="preserve"> (A) Even if(양보) (B) In other words(재진술) (C) As a result(결과) (D) That is why(귀결). On the other hand는 </w:t>
+        <w:t xml:space="preserve"> </w:t>
       </w:r>
       <w:r>
         <w:rPr>
@@ -4570,7 +4601,7 @@
           <w:sz w:val="14"/>
           <w:u w:val="none"/>
         </w:rPr>
-        <w:t>대조되는 두 항목</w:t>
+        <w:t>② [정반대]</w:t>
       </w:r>
       <w:r>
         <w:rPr>
@@ -4579,7 +4610,43 @@
           <w:sz w:val="14"/>
           <w:u w:val="none"/>
         </w:rPr>
-        <w:t>을 병치할 때만 쓰이는데, 이 글은 한 방향(잠은 미룰 수 없다)으로만 흐르므로 어디에도 성립하지 않는다.</w:t>
+        <w:t xml:space="preserve"> no amount of willpower can keep them quiet forever. </w:t>
+      </w:r>
+      <w:r>
+        <w:rPr>
+          <w:rFonts w:ascii="맑은 고딕" w:hAnsi="맑은 고딕" w:eastAsia="맑은 고딕"/>
+          <w:b/>
+          <w:sz w:val="14"/>
+          <w:u w:val="none"/>
+        </w:rPr>
+        <w:t>③ [부정 삭제]</w:t>
+      </w:r>
+      <w:r>
+        <w:rPr>
+          <w:rFonts w:ascii="맑은 고딕" w:hAnsi="맑은 고딕" w:eastAsia="맑은 고딕"/>
+          <w:b w:val="0"/>
+          <w:sz w:val="14"/>
+          <w:u w:val="none"/>
+        </w:rPr>
+        <w:t xml:space="preserve"> can't become accustomed를 뒤집었다. </w:t>
+      </w:r>
+      <w:r>
+        <w:rPr>
+          <w:rFonts w:ascii="맑은 고딕" w:hAnsi="맑은 고딕" w:eastAsia="맑은 고딕"/>
+          <w:b/>
+          <w:sz w:val="14"/>
+          <w:u w:val="none"/>
+        </w:rPr>
+        <w:t>⑤</w:t>
+      </w:r>
+      <w:r>
+        <w:rPr>
+          <w:rFonts w:ascii="맑은 고딕" w:hAnsi="맑은 고딕" w:eastAsia="맑은 고딕"/>
+          <w:b w:val="0"/>
+          <w:sz w:val="14"/>
+          <w:u w:val="none"/>
+        </w:rPr>
+        <w:t xml:space="preserve"> 두 글의 소재를 바꿔 놓았다.</w:t>
       </w:r>
     </w:p>
     <w:p>
@@ -4604,7 +4671,7 @@
           <w:sz w:val="14"/>
           <w:u w:val="none"/>
         </w:rPr>
-        <w:t xml:space="preserve"> (A) 깨어 있는 동안 </w:t>
+        <w:t xml:space="preserve"> </w:t>
       </w:r>
       <w:r>
         <w:rPr>
@@ -4613,7 +4680,7 @@
           <w:sz w:val="14"/>
           <w:u w:val="none"/>
         </w:rPr>
-        <w:t>쌓인다</w:t>
+        <w:t>① [직역 함정]</w:t>
       </w:r>
       <w:r>
         <w:rPr>
@@ -4622,7 +4689,25 @@
           <w:sz w:val="14"/>
           <w:u w:val="none"/>
         </w:rPr>
-        <w:t xml:space="preserve"> → accumulates. (B) 놓친 잠의 수를 센다(keeps count) → track(프린트 A 예문 keep track of). ②은 (B)만, ③는 (A)만 어긋난 한 끗 오답.</w:t>
+        <w:t xml:space="preserve"> catch up을 ‘달리기’로 해석. </w:t>
+      </w:r>
+      <w:r>
+        <w:rPr>
+          <w:rFonts w:ascii="맑은 고딕" w:hAnsi="맑은 고딕" w:eastAsia="맑은 고딕"/>
+          <w:b/>
+          <w:sz w:val="14"/>
+          <w:u w:val="none"/>
+        </w:rPr>
+        <w:t>③ [정반대]</w:t>
+      </w:r>
+      <w:r>
+        <w:rPr>
+          <w:rFonts w:ascii="맑은 고딕" w:hAnsi="맑은 고딕" w:eastAsia="맑은 고딕"/>
+          <w:b w:val="0"/>
+          <w:sz w:val="14"/>
+          <w:u w:val="none"/>
+        </w:rPr>
+        <w:t xml:space="preserve"> 본문은 익숙해질 수 없다고 했다.</w:t>
       </w:r>
     </w:p>
     <w:p>
@@ -4647,7 +4732,7 @@
           <w:sz w:val="14"/>
           <w:u w:val="none"/>
         </w:rPr>
-        <w:t xml:space="preserve"> ⓑ fall: 깨어 있는 동안 </w:t>
+        <w:t xml:space="preserve"> </w:t>
       </w:r>
       <w:r>
         <w:rPr>
@@ -4656,7 +4741,7 @@
           <w:sz w:val="14"/>
           <w:u w:val="none"/>
         </w:rPr>
-        <w:t>쌓인다</w:t>
+        <w:t>② [연상 소재 함정]</w:t>
       </w:r>
       <w:r>
         <w:rPr>
@@ -4665,7 +4750,7 @@
           <w:sz w:val="14"/>
           <w:u w:val="none"/>
         </w:rPr>
-        <w:t>. ⓓ permanently: 본문 cannot become accustomed. ⓔ는 together with other factors를 정확히 읽어야 하는 한 끗 선지로 일치.</w:t>
+        <w:t xml:space="preserve"> 잠·각성에서 커피를 떠올려 자연스러워 보이지만, 교역(trade)은 논지와 무관하다.</w:t>
       </w:r>
     </w:p>
     <w:p>
@@ -4681,7 +4766,7 @@
           <w:sz w:val="14"/>
           <w:u w:val="none"/>
         </w:rPr>
-        <w:t>32-8</w:t>
+        <w:t>32-서1</w:t>
       </w:r>
       <w:r>
         <w:rPr>
@@ -4690,25 +4775,7 @@
           <w:sz w:val="14"/>
           <w:u w:val="none"/>
         </w:rPr>
-        <w:t xml:space="preserve"> &lt;B&gt;는 아데노신이 '사라지지 </w:t>
-      </w:r>
-      <w:r>
-        <w:rPr>
-          <w:rFonts w:ascii="맑은 고딕" w:hAnsi="맑은 고딕" w:eastAsia="맑은 고딕"/>
-          <w:b/>
-          <w:sz w:val="14"/>
-          <w:u w:val="none"/>
-        </w:rPr>
-        <w:t>않고</w:t>
-      </w:r>
-      <w:r>
-        <w:rPr>
-          <w:rFonts w:ascii="맑은 고딕" w:hAnsi="맑은 고딕" w:eastAsia="맑은 고딕"/>
-          <w:b w:val="0"/>
-          <w:sz w:val="14"/>
-          <w:u w:val="none"/>
-        </w:rPr>
-        <w:t xml:space="preserve"> 차단막 뒤에 계속 쌓인다'고 했다. ④은 '차단'과 '분해'를 뒤바꾼 한 끗 오답으로, &lt;A&gt;의 '잠자는 동안 분해'와 혼동을 유도한다.</w:t>
+        <w:t xml:space="preserve"> (1) accumulate ✕ — 3인칭 단수 -s. (2) increasing ✕ — 형용사 수식은 부사. (3) natural ✕ — 동사 수식 부사. [채점] 각 1점.</w:t>
       </w:r>
     </w:p>
     <w:p>
@@ -4724,7 +4791,7 @@
           <w:sz w:val="14"/>
           <w:u w:val="none"/>
         </w:rPr>
-        <w:t>32-서1</w:t>
+        <w:t>32-서2</w:t>
       </w:r>
       <w:r>
         <w:rPr>
@@ -4733,7 +4800,7 @@
           <w:sz w:val="14"/>
           <w:u w:val="none"/>
         </w:rPr>
-        <w:t xml:space="preserve"> ⓒ when (it is) needed — 잠이 '필요해지는' 수동 의미의 과거분사. ⓓ explain 뒤에 완전한 절(you build up ...)이 오므로 관계부사/의문사 </w:t>
+        <w:t xml:space="preserve"> </w:t>
       </w:r>
       <w:r>
         <w:rPr>
@@ -4742,7 +4809,7 @@
           <w:sz w:val="14"/>
           <w:u w:val="none"/>
         </w:rPr>
-        <w:t>why</w:t>
+        <w:t>It is impossible to become for you</w:t>
       </w:r>
       <w:r>
         <w:rPr>
@@ -4751,7 +4818,25 @@
           <w:sz w:val="14"/>
           <w:u w:val="none"/>
         </w:rPr>
-        <w:t>. ⓐ uses의 목적어가 빠진 불완전절 → what, ⓑ to keep과 병렬 to trigger, ⓔ debt를 수식하는 목적격 관계대명사 that, ⓕ by + 동명사는 옳다.</w:t>
+        <w:t xml:space="preserve"> ✕ — 의미상 주어는 to부정사 앞. </w:t>
+      </w:r>
+      <w:r>
+        <w:rPr>
+          <w:rFonts w:ascii="맑은 고딕" w:hAnsi="맑은 고딕" w:eastAsia="맑은 고딕"/>
+          <w:b/>
+          <w:sz w:val="14"/>
+          <w:u w:val="none"/>
+        </w:rPr>
+        <w:t>less sleep than needs your body</w:t>
+      </w:r>
+      <w:r>
+        <w:rPr>
+          <w:rFonts w:ascii="맑은 고딕" w:hAnsi="맑은 고딕" w:eastAsia="맑은 고딕"/>
+          <w:b w:val="0"/>
+          <w:sz w:val="14"/>
+          <w:u w:val="none"/>
+        </w:rPr>
+        <w:t xml:space="preserve"> ✕ — than 뒤 주어 + 동사. [채점] 가주어 구조 1.5 / 어순 1 / 단어 수·철자 0.5.</w:t>
       </w:r>
     </w:p>
     <w:p>
@@ -4767,7 +4852,7 @@
           <w:sz w:val="14"/>
           <w:u w:val="none"/>
         </w:rPr>
-        <w:t>32-추1</w:t>
+        <w:t>32-8</w:t>
       </w:r>
       <w:r>
         <w:rPr>
@@ -4776,15 +4861,8 @@
           <w:sz w:val="14"/>
           <w:u w:val="none"/>
         </w:rPr>
-        <w:t xml:space="preserve"> (A) 주어 A chemical 단수 → builds. (B) is broken down 수동. (C) when (it is) needed. (D) get accustomed to + 동명사. trigger·make는 프린트 요약 정답어를 연상시키는 미끼.</w:t>
-      </w:r>
-    </w:p>
-    <w:p>
-      <w:pPr>
-        <w:spacing w:before="0" w:after="20" w:line="259" w:lineRule="auto"/>
-        <w:jc w:val="both"/>
-        <w:snapToGrid w:val="0"/>
-      </w:pPr>
+        <w:t xml:space="preserve"> </w:t>
+      </w:r>
       <w:r>
         <w:rPr>
           <w:rFonts w:ascii="맑은 고딕" w:hAnsi="맑은 고딕" w:eastAsia="맑은 고딕"/>
@@ -4792,7 +4870,7 @@
           <w:sz w:val="14"/>
           <w:u w:val="none"/>
         </w:rPr>
-        <w:t>32-추2</w:t>
+        <w:t>④ [한 끗]</w:t>
       </w:r>
       <w:r>
         <w:rPr>
@@ -4801,100 +4879,7 @@
           <w:sz w:val="14"/>
           <w:u w:val="none"/>
         </w:rPr>
-        <w:t xml:space="preserve"> 프린트 A 표적 4행(1·4·5·6). (2) make up = 보충하다(예문 make up lost sleep). (4) catch up with = 프린트 예문 Sleep loss catches up with you — 원본 빈칸 정답 표현.</w:t>
-      </w:r>
-    </w:p>
-    <w:p>
-      <w:pPr>
-        <w:spacing w:before="0" w:after="20" w:line="259" w:lineRule="auto"/>
-        <w:jc w:val="both"/>
-        <w:snapToGrid w:val="0"/>
-      </w:pPr>
-      <w:r>
-        <w:rPr>
-          <w:rFonts w:ascii="맑은 고딕" w:hAnsi="맑은 고딕" w:eastAsia="맑은 고딕"/>
-          <w:b/>
-          <w:sz w:val="14"/>
-          <w:u w:val="none"/>
-        </w:rPr>
-        <w:t>32-추3</w:t>
-      </w:r>
-      <w:r>
-        <w:rPr>
-          <w:rFonts w:ascii="맑은 고딕" w:hAnsi="맑은 고딕" w:eastAsia="맑은 고딕"/>
-          <w:b w:val="0"/>
-          <w:sz w:val="14"/>
-          <w:u w:val="none"/>
-        </w:rPr>
-        <w:t xml:space="preserve"> </w:t>
-      </w:r>
-      <w:r>
-        <w:rPr>
-          <w:rFonts w:ascii="맑은 고딕" w:hAnsi="맑은 고딕" w:eastAsia="맑은 고딕"/>
-          <w:b/>
-          <w:sz w:val="14"/>
-          <w:u w:val="none"/>
-        </w:rPr>
-        <w:t>조성 지점 2곳</w:t>
-      </w:r>
-      <w:r>
-        <w:rPr>
-          <w:rFonts w:ascii="맑은 고딕" w:hAnsi="맑은 고딕" w:eastAsia="맑은 고딕"/>
-          <w:b w:val="0"/>
-          <w:sz w:val="14"/>
-          <w:u w:val="none"/>
-        </w:rPr>
-        <w:t xml:space="preserve"> — get → getting(전치사 to 뒤 동명사), need → needs(주어 your body 단수). because of 뒤에는 명사구(such built-in molecular feedback).</w:t>
-      </w:r>
-    </w:p>
-    <w:p>
-      <w:pPr>
-        <w:spacing w:before="0" w:after="20" w:line="259" w:lineRule="auto"/>
-        <w:jc w:val="both"/>
-        <w:snapToGrid w:val="0"/>
-      </w:pPr>
-      <w:r>
-        <w:rPr>
-          <w:rFonts w:ascii="맑은 고딕" w:hAnsi="맑은 고딕" w:eastAsia="맑은 고딕"/>
-          <w:b/>
-          <w:sz w:val="14"/>
-          <w:u w:val="none"/>
-        </w:rPr>
-        <w:t>32-위치1</w:t>
-      </w:r>
-      <w:r>
-        <w:rPr>
-          <w:rFonts w:ascii="맑은 고딕" w:hAnsi="맑은 고딕" w:eastAsia="맑은 고딕"/>
-          <w:b w:val="0"/>
-          <w:sz w:val="14"/>
-          <w:u w:val="none"/>
-        </w:rPr>
-        <w:t xml:space="preserve"> 주어진 문장의 the chemical은 ③ 앞의 adenosine이고, again은 '쌓인 것을 다시 없앤다'는 뜻. ③ 뒤 This rise-and-fall이 '쌓임(rise)+청소(fall)'를 함께 받으므로, 청소 문장이 ③에 있어야 지시 관계가 완성된다.</w:t>
-      </w:r>
-    </w:p>
-    <w:p>
-      <w:pPr>
-        <w:spacing w:before="0" w:after="20" w:line="259" w:lineRule="auto"/>
-        <w:jc w:val="both"/>
-        <w:snapToGrid w:val="0"/>
-      </w:pPr>
-      <w:r>
-        <w:rPr>
-          <w:rFonts w:ascii="맑은 고딕" w:hAnsi="맑은 고딕" w:eastAsia="맑은 고딕"/>
-          <w:b/>
-          <w:sz w:val="14"/>
-          <w:u w:val="none"/>
-        </w:rPr>
-        <w:t>32-위치2</w:t>
-      </w:r>
-      <w:r>
-        <w:rPr>
-          <w:rFonts w:ascii="맑은 고딕" w:hAnsi="맑은 고딕" w:eastAsia="맑은 고딕"/>
-          <w:b w:val="0"/>
-          <w:sz w:val="14"/>
-          <w:u w:val="none"/>
-        </w:rPr>
-        <w:t xml:space="preserve"> 주어진 글(잠은 결국 이긴다) → (B) 이유 도입: 아데노신 축적 → (C) it(아데노신)을 잠이 청소 → '기록' 개념 도입 → (A) that record을 받아 부채·적응 불가로 귀결.</w:t>
+        <w:t xml:space="preserve"> Thus 뒤에 두면 결론 다음에 근거가 오는 꼴. 축적–분해–결론의 3단 구조가 핵심 단서.</w:t>
       </w:r>
     </w:p>
     <w:p>

--- a/shinmok1/pack/2509/H1MOGO25-09_32_SET.docx
+++ b/shinmok1/pack/2509/H1MOGO25-09_32_SET.docx
@@ -107,7 +107,7 @@
     </w:p>
     <w:p>
       <w:pPr>
-        <w:spacing w:before="0" w:after="20" w:line="360" w:lineRule="auto"/>
+        <w:spacing w:before="0" w:after="20" w:line="300" w:lineRule="auto"/>
         <w:jc w:val="both"/>
         <w:snapToGrid w:val="0"/>
       </w:pPr>
@@ -147,7 +147,7 @@
           <w:sz w:val="17"/>
           <w:u w:val="none"/>
         </w:rPr>
-        <w:t xml:space="preserve"> to sleep in order to squeeze more activities into your day, eventually your need for sleep </w:t>
+        <w:t xml:space="preserve"> to sleep in order to squeeze more activities into your day, eventually your need for sleep becomes </w:t>
       </w:r>
       <w:r>
         <w:rPr>
@@ -167,7 +167,7 @@
           <w:sz w:val="17"/>
           <w:u w:val="none"/>
         </w:rPr>
-        <w:t>[ becomes / become ]</w:t>
+        <w:t>[ overwhelming / negligible ]</w:t>
       </w:r>
       <w:r>
         <w:rPr>
@@ -176,7 +176,7 @@
           <w:sz w:val="17"/>
           <w:u w:val="none"/>
         </w:rPr>
-        <w:t xml:space="preserve"> </w:t>
+        <w:t xml:space="preserve"> and you are </w:t>
       </w:r>
       <w:r>
         <w:rPr>
@@ -192,20 +192,11 @@
       <w:r>
         <w:rPr>
           <w:rFonts w:ascii="맑은 고딕" w:hAnsi="맑은 고딕" w:eastAsia="맑은 고딕"/>
-          <w:b/>
-          <w:sz w:val="17"/>
-          <w:u w:val="none"/>
-        </w:rPr>
-        <w:t>[ overwhelming / overwhelmed ]</w:t>
-      </w:r>
-      <w:r>
-        <w:rPr>
-          <w:rFonts w:ascii="맑은 고딕" w:hAnsi="맑은 고딕" w:eastAsia="맑은 고딕"/>
           <w:b w:val="0"/>
           <w:sz w:val="17"/>
           <w:u w:val="none"/>
         </w:rPr>
-        <w:t xml:space="preserve"> and you are forced </w:t>
+        <w:t xml:space="preserve">________(force) to get some sleep. This daily </w:t>
       </w:r>
       <w:r>
         <w:rPr>
@@ -221,20 +212,11 @@
       <w:r>
         <w:rPr>
           <w:rFonts w:ascii="맑은 고딕" w:hAnsi="맑은 고딕" w:eastAsia="맑은 고딕"/>
-          <w:b/>
-          <w:sz w:val="17"/>
-          <w:u w:val="none"/>
-        </w:rPr>
-        <w:t>[ to get / getting ]</w:t>
-      </w:r>
-      <w:r>
-        <w:rPr>
-          <w:rFonts w:ascii="맑은 고딕" w:hAnsi="맑은 고딕" w:eastAsia="맑은 고딕"/>
           <w:b w:val="0"/>
           <w:sz w:val="17"/>
           <w:u w:val="none"/>
         </w:rPr>
-        <w:t xml:space="preserve"> some sleep. This daily drive for sleep appears to be due, in part, to a compound </w:t>
+        <w:t xml:space="preserve">d________ for sleep appears to be due, in part, to a compound known as </w:t>
       </w:r>
       <w:r>
         <w:rPr>
@@ -250,20 +232,11 @@
       <w:r>
         <w:rPr>
           <w:rFonts w:ascii="맑은 고딕" w:hAnsi="맑은 고딕" w:eastAsia="맑은 고딕"/>
-          <w:b/>
-          <w:sz w:val="17"/>
-          <w:u w:val="none"/>
-        </w:rPr>
-        <w:t>[ known / knowing ]</w:t>
-      </w:r>
-      <w:r>
-        <w:rPr>
-          <w:rFonts w:ascii="맑은 고딕" w:hAnsi="맑은 고딕" w:eastAsia="맑은 고딕"/>
           <w:b w:val="0"/>
           <w:sz w:val="17"/>
           <w:u w:val="none"/>
         </w:rPr>
-        <w:t xml:space="preserve"> as </w:t>
+        <w:t xml:space="preserve">a________. This natural chemical </w:t>
       </w:r>
       <w:r>
         <w:rPr>
@@ -279,11 +252,20 @@
       <w:r>
         <w:rPr>
           <w:rFonts w:ascii="맑은 고딕" w:hAnsi="맑은 고딕" w:eastAsia="맑은 고딕"/>
+          <w:b/>
+          <w:sz w:val="17"/>
+          <w:u w:val="none"/>
+        </w:rPr>
+        <w:t>[ builds / build ]</w:t>
+      </w:r>
+      <w:r>
+        <w:rPr>
+          <w:rFonts w:ascii="맑은 고딕" w:hAnsi="맑은 고딕" w:eastAsia="맑은 고딕"/>
           <w:b w:val="0"/>
           <w:sz w:val="17"/>
           <w:u w:val="none"/>
         </w:rPr>
-        <w:t xml:space="preserve">a________. This natural chemical </w:t>
+        <w:t xml:space="preserve"> up in your blood as time awake </w:t>
       </w:r>
       <w:r>
         <w:rPr>
@@ -303,7 +285,7 @@
           <w:sz w:val="17"/>
           <w:u w:val="none"/>
         </w:rPr>
-        <w:t>[ builds / build ]</w:t>
+        <w:t>[ increases / decreases ]</w:t>
       </w:r>
       <w:r>
         <w:rPr>
@@ -312,7 +294,7 @@
           <w:sz w:val="17"/>
           <w:u w:val="none"/>
         </w:rPr>
-        <w:t xml:space="preserve"> up in your blood as time awake </w:t>
+        <w:t xml:space="preserve">. While you sleep, your body breaks down the adenosine. Thus, this molecule may be </w:t>
       </w:r>
       <w:r>
         <w:rPr>
@@ -332,7 +314,7 @@
           <w:sz w:val="17"/>
           <w:u w:val="none"/>
         </w:rPr>
-        <w:t>[ increases / decreases ]</w:t>
+        <w:t>[ what / that ]</w:t>
       </w:r>
       <w:r>
         <w:rPr>
@@ -341,7 +323,7 @@
           <w:sz w:val="17"/>
           <w:u w:val="none"/>
         </w:rPr>
-        <w:t xml:space="preserve">. While you sleep, your body </w:t>
+        <w:t xml:space="preserve"> your body uses to keep </w:t>
       </w:r>
       <w:r>
         <w:rPr>
@@ -357,20 +339,11 @@
       <w:r>
         <w:rPr>
           <w:rFonts w:ascii="맑은 고딕" w:hAnsi="맑은 고딕" w:eastAsia="맑은 고딕"/>
-          <w:b/>
-          <w:sz w:val="17"/>
-          <w:u w:val="none"/>
-        </w:rPr>
-        <w:t>[ breaks / break ]</w:t>
-      </w:r>
-      <w:r>
-        <w:rPr>
-          <w:rFonts w:ascii="맑은 고딕" w:hAnsi="맑은 고딕" w:eastAsia="맑은 고딕"/>
           <w:b w:val="0"/>
           <w:sz w:val="17"/>
           <w:u w:val="none"/>
         </w:rPr>
-        <w:t xml:space="preserve"> down the adenosine. Thus, this molecule may be </w:t>
+        <w:t xml:space="preserve">t________ of lost sleep and to trigger sleep when </w:t>
       </w:r>
       <w:r>
         <w:rPr>
@@ -390,7 +363,7 @@
           <w:sz w:val="17"/>
           <w:u w:val="none"/>
         </w:rPr>
-        <w:t>[ what / that ]</w:t>
+        <w:t>[ needed / needing ]</w:t>
       </w:r>
       <w:r>
         <w:rPr>
@@ -399,7 +372,7 @@
           <w:sz w:val="17"/>
           <w:u w:val="none"/>
         </w:rPr>
-        <w:t xml:space="preserve"> your body uses to keep </w:t>
+        <w:t xml:space="preserve">. An </w:t>
       </w:r>
       <w:r>
         <w:rPr>
@@ -419,7 +392,7 @@
           <w:sz w:val="17"/>
           <w:u w:val="none"/>
         </w:rPr>
-        <w:t xml:space="preserve">t________ of lost sleep and to </w:t>
+        <w:t xml:space="preserve">________(accumulate) of adenosine and other factors might explain why, after several nights of less than </w:t>
       </w:r>
       <w:r>
         <w:rPr>
@@ -439,7 +412,7 @@
           <w:sz w:val="17"/>
           <w:u w:val="none"/>
         </w:rPr>
-        <w:t>[ trigger / prevent ]</w:t>
+        <w:t>[ optimal / optimally ]</w:t>
       </w:r>
       <w:r>
         <w:rPr>
@@ -448,7 +421,7 @@
           <w:sz w:val="17"/>
           <w:u w:val="none"/>
         </w:rPr>
-        <w:t xml:space="preserve"> sleep when needed. An </w:t>
+        <w:t xml:space="preserve"> amounts of sleep, you </w:t>
       </w:r>
       <w:r>
         <w:rPr>
@@ -464,11 +437,20 @@
       <w:r>
         <w:rPr>
           <w:rFonts w:ascii="맑은 고딕" w:hAnsi="맑은 고딕" w:eastAsia="맑은 고딕"/>
+          <w:b/>
+          <w:sz w:val="17"/>
+          <w:u w:val="none"/>
+        </w:rPr>
+        <w:t>[ build / had built ]</w:t>
+      </w:r>
+      <w:r>
+        <w:rPr>
+          <w:rFonts w:ascii="맑은 고딕" w:hAnsi="맑은 고딕" w:eastAsia="맑은 고딕"/>
           <w:b w:val="0"/>
           <w:sz w:val="17"/>
           <w:u w:val="none"/>
         </w:rPr>
-        <w:t xml:space="preserve">________(accumulate) of adenosine and other factors might explain why, after several nights of less than </w:t>
+        <w:t xml:space="preserve"> up a sleep </w:t>
       </w:r>
       <w:r>
         <w:rPr>
@@ -488,7 +470,7 @@
           <w:sz w:val="17"/>
           <w:u w:val="none"/>
         </w:rPr>
-        <w:t xml:space="preserve">o________ amounts of sleep, you build up a sleep </w:t>
+        <w:t xml:space="preserve">d________ that you must make up by </w:t>
       </w:r>
       <w:r>
         <w:rPr>
@@ -504,11 +486,20 @@
       <w:r>
         <w:rPr>
           <w:rFonts w:ascii="맑은 고딕" w:hAnsi="맑은 고딕" w:eastAsia="맑은 고딕"/>
+          <w:b/>
+          <w:sz w:val="17"/>
+          <w:u w:val="none"/>
+        </w:rPr>
+        <w:t>[ sleeping / sleep ]</w:t>
+      </w:r>
+      <w:r>
+        <w:rPr>
+          <w:rFonts w:ascii="맑은 고딕" w:hAnsi="맑은 고딕" w:eastAsia="맑은 고딕"/>
           <w:b w:val="0"/>
           <w:sz w:val="17"/>
           <w:u w:val="none"/>
         </w:rPr>
-        <w:t xml:space="preserve">d________ </w:t>
+        <w:t xml:space="preserve"> </w:t>
       </w:r>
       <w:r>
         <w:rPr>
@@ -528,7 +519,7 @@
           <w:sz w:val="17"/>
           <w:u w:val="none"/>
         </w:rPr>
-        <w:t>[ that / what ]</w:t>
+        <w:t>[ longer / shorter ]</w:t>
       </w:r>
       <w:r>
         <w:rPr>
@@ -537,7 +528,7 @@
           <w:sz w:val="17"/>
           <w:u w:val="none"/>
         </w:rPr>
-        <w:t xml:space="preserve"> you must make up by sleeping </w:t>
+        <w:t xml:space="preserve"> than normal. Because of such built-in </w:t>
       </w:r>
       <w:r>
         <w:rPr>
@@ -553,20 +544,11 @@
       <w:r>
         <w:rPr>
           <w:rFonts w:ascii="맑은 고딕" w:hAnsi="맑은 고딕" w:eastAsia="맑은 고딕"/>
-          <w:b/>
-          <w:sz w:val="17"/>
-          <w:u w:val="none"/>
-        </w:rPr>
-        <w:t>[ longer / shorter ]</w:t>
-      </w:r>
-      <w:r>
-        <w:rPr>
-          <w:rFonts w:ascii="맑은 고딕" w:hAnsi="맑은 고딕" w:eastAsia="맑은 고딕"/>
           <w:b w:val="0"/>
           <w:sz w:val="17"/>
           <w:u w:val="none"/>
         </w:rPr>
-        <w:t xml:space="preserve"> than normal. Because of such built-in </w:t>
+        <w:t xml:space="preserve">________(molecule) </w:t>
       </w:r>
       <w:r>
         <w:rPr>
@@ -586,7 +568,7 @@
           <w:sz w:val="17"/>
           <w:u w:val="none"/>
         </w:rPr>
-        <w:t xml:space="preserve">________(molecule) feedback, you can’t become </w:t>
+        <w:t xml:space="preserve">f________, you can’t become </w:t>
       </w:r>
       <w:r>
         <w:rPr>
@@ -602,11 +584,20 @@
       <w:r>
         <w:rPr>
           <w:rFonts w:ascii="맑은 고딕" w:hAnsi="맑은 고딕" w:eastAsia="맑은 고딕"/>
+          <w:b/>
+          <w:sz w:val="17"/>
+          <w:u w:val="none"/>
+        </w:rPr>
+        <w:t>[ accustomed / accustoming ]</w:t>
+      </w:r>
+      <w:r>
+        <w:rPr>
+          <w:rFonts w:ascii="맑은 고딕" w:hAnsi="맑은 고딕" w:eastAsia="맑은 고딕"/>
           <w:b w:val="0"/>
           <w:sz w:val="17"/>
           <w:u w:val="none"/>
         </w:rPr>
-        <w:t xml:space="preserve">________(accustom) to getting less sleep than your body needs. </w:t>
+        <w:t xml:space="preserve"> to </w:t>
       </w:r>
       <w:r>
         <w:rPr>
@@ -626,7 +617,7 @@
           <w:sz w:val="17"/>
           <w:u w:val="none"/>
         </w:rPr>
-        <w:t xml:space="preserve">________(eventual), a lack of sleep catches </w:t>
+        <w:t xml:space="preserve">________(get) less sleep than your body needs. Eventually, a lack of sleep </w:t>
       </w:r>
       <w:r>
         <w:rPr>
@@ -642,11 +633,20 @@
       <w:r>
         <w:rPr>
           <w:rFonts w:ascii="맑은 고딕" w:hAnsi="맑은 고딕" w:eastAsia="맑은 고딕"/>
+          <w:b/>
+          <w:sz w:val="17"/>
+          <w:u w:val="none"/>
+        </w:rPr>
+        <w:t>[ catches / catch ]</w:t>
+      </w:r>
+      <w:r>
+        <w:rPr>
+          <w:rFonts w:ascii="맑은 고딕" w:hAnsi="맑은 고딕" w:eastAsia="맑은 고딕"/>
           <w:b w:val="0"/>
           <w:sz w:val="17"/>
           <w:u w:val="none"/>
         </w:rPr>
-        <w:t>u________ with you.</w:t>
+        <w:t xml:space="preserve"> up with you.</w:t>
       </w:r>
     </w:p>
     <w:p>
@@ -698,7 +698,7 @@
           <w:sz w:val="17"/>
           <w:u w:val="none"/>
         </w:rPr>
-        <w:t xml:space="preserve">Although you may put off </w:t>
+        <w:t xml:space="preserve">Although you may </w:t>
       </w:r>
       <w:r>
         <w:rPr>
@@ -707,7 +707,7 @@
           <w:sz w:val="17"/>
           <w:u w:val="single"/>
         </w:rPr>
-        <w:t>going</w:t>
+        <w:t>put off going to sleep</w:t>
       </w:r>
       <w:r>
         <w:rPr>
@@ -716,7 +716,7 @@
           <w:sz w:val="17"/>
           <w:u w:val="none"/>
         </w:rPr>
-        <w:t xml:space="preserve"> to sleep …  → 제시 교정: </w:t>
+        <w:t xml:space="preserve"> in order to squeeze more activities into your day, …  → 제시 교정: </w:t>
       </w:r>
       <w:r>
         <w:rPr>
@@ -725,7 +725,7 @@
           <w:sz w:val="17"/>
           <w:u w:val="none"/>
         </w:rPr>
-        <w:t>to go</w:t>
+        <w:t>delay going to sleep</w:t>
       </w:r>
       <w:r>
         <w:rPr>
@@ -760,7 +760,7 @@
           <w:sz w:val="17"/>
           <w:u w:val="none"/>
         </w:rPr>
-        <w:t xml:space="preserve">Thus, this molecule may be </w:t>
+        <w:t xml:space="preserve">… you build up a sleep debt </w:t>
       </w:r>
       <w:r>
         <w:rPr>
@@ -769,7 +769,7 @@
           <w:sz w:val="17"/>
           <w:u w:val="single"/>
         </w:rPr>
-        <w:t>what</w:t>
+        <w:t>that you must make up</w:t>
       </w:r>
       <w:r>
         <w:rPr>
@@ -778,7 +778,7 @@
           <w:sz w:val="17"/>
           <w:u w:val="none"/>
         </w:rPr>
-        <w:t xml:space="preserve"> your body uses to keep track of lost sleep  → 제시 교정: </w:t>
+        <w:t xml:space="preserve"> by sleeping longer than normal.  → 제시 교정: </w:t>
       </w:r>
       <w:r>
         <w:rPr>
@@ -787,7 +787,7 @@
           <w:sz w:val="17"/>
           <w:u w:val="none"/>
         </w:rPr>
-        <w:t>the thing that</w:t>
+        <w:t>which you must make up for</w:t>
       </w:r>
       <w:r>
         <w:rPr>
@@ -820,18 +820,27 @@
           <w:rFonts w:ascii="맑은 고딕" w:hAnsi="맑은 고딕" w:eastAsia="맑은 고딕"/>
           <w:b w:val="0"/>
           <w:sz w:val="17"/>
-          <w:u w:val="single"/>
-        </w:rPr>
-        <w:t>Because of</w:t>
+          <w:u w:val="none"/>
+        </w:rPr>
+        <w:t xml:space="preserve">Thus, this molecule may be </w:t>
       </w:r>
       <w:r>
         <w:rPr>
           <w:rFonts w:ascii="맑은 고딕" w:hAnsi="맑은 고딕" w:eastAsia="맑은 고딕"/>
           <w:b w:val="0"/>
           <w:sz w:val="17"/>
-          <w:u w:val="none"/>
-        </w:rPr>
-        <w:t xml:space="preserve"> such built-in molecular feedback, you can’t become accustomed …  → 제시 교정: </w:t>
+          <w:u w:val="single"/>
+        </w:rPr>
+        <w:t>what your body uses</w:t>
+      </w:r>
+      <w:r>
+        <w:rPr>
+          <w:rFonts w:ascii="맑은 고딕" w:hAnsi="맑은 고딕" w:eastAsia="맑은 고딕"/>
+          <w:b w:val="0"/>
+          <w:sz w:val="17"/>
+          <w:u w:val="none"/>
+        </w:rPr>
+        <w:t xml:space="preserve"> to keep track of lost sleep and to trigger sleep when needed.  → 제시 교정: </w:t>
       </w:r>
       <w:r>
         <w:rPr>
@@ -840,7 +849,7 @@
           <w:sz w:val="17"/>
           <w:u w:val="none"/>
         </w:rPr>
-        <w:t>Owing to</w:t>
+        <w:t>that your body uses</w:t>
       </w:r>
       <w:r>
         <w:rPr>
@@ -901,7 +910,7 @@
           <w:sz w:val="17"/>
           <w:u w:val="none"/>
         </w:rPr>
-        <w:t>잠을 자는 동안 당신의 몸은 아데노신을 분해한다.</w:t>
+        <w:t>이 천연 화학물질은 깨어 있는 시간이 늘어날수록 혈액 속에 쌓인다.</w:t>
       </w:r>
     </w:p>
     <w:p>
@@ -918,7 +927,7 @@
           <w:sz w:val="17"/>
           <w:u w:val="none"/>
         </w:rPr>
-        <w:t>while / you / sleep / your body / break / the adenosine / during</w:t>
+        <w:t>as / up / this natural chemical / your blood / time awake / build / increase / decrease</w:t>
       </w:r>
     </w:p>
     <w:p>
@@ -953,7 +962,7 @@
           <w:sz w:val="17"/>
           <w:u w:val="none"/>
         </w:rPr>
-        <w:t>결국 수면 부족은 당신을 따라잡는다.</w:t>
+        <w:t>아데노신의 축적과 다른 요인들은, 최적량에 못 미치는 잠을 며칠 밤 잔 뒤에 왜 평소보다 더 오래 자서 보충해야 하는 수면 부채가 쌓이는지를 설명해 줄 수 있다.</w:t>
       </w:r>
     </w:p>
     <w:p>
@@ -970,7 +979,7 @@
           <w:sz w:val="17"/>
           <w:u w:val="none"/>
         </w:rPr>
-        <w:t>eventual / a lack of / sleep / catch / up / you / within</w:t>
+        <w:t>of adenosine / might / of less than optimal / and other factors / explain / an accumulation / why / after several nights / amounts of sleep / you / build up / a sleep debt / you / sleep / shorter / must / make up / longer than normal / by</w:t>
       </w:r>
     </w:p>
     <w:p>
@@ -1031,7 +1040,7 @@
           <w:sz w:val="17"/>
           <w:u w:val="none"/>
         </w:rPr>
-        <w:t>당신은 평소보다 더 오래 자서 갚아야 하는 수면 빚을 쌓는다.</w:t>
+        <w:t>이런 내재된 분자적 피드백 때문에, 당신은 몸이 필요로 하는 것보다 적게 자는 것에 익숙해질 수 없다.</w:t>
       </w:r>
     </w:p>
     <w:p>
@@ -1048,7 +1057,7 @@
           <w:sz w:val="17"/>
           <w:u w:val="none"/>
         </w:rPr>
-        <w:t>you / build up / a sleep debt / that / you / must / make up / by / sleep / longer than normal</w:t>
+        <w:t>molecular feedback / you / built-in / because of / accustomed / can’t / become / such / to / get / needs / less sleep / than / your body</w:t>
       </w:r>
     </w:p>
     <w:p>
@@ -1140,29 +1149,20 @@
       <w:r>
         <w:rPr>
           <w:rFonts w:ascii="맑은 고딕" w:hAnsi="맑은 고딕" w:eastAsia="맑은 고딕"/>
+          <w:b/>
+          <w:sz w:val="17"/>
+          <w:u w:val="none"/>
+        </w:rPr>
+        <w:t>This daily drive</w:t>
+      </w:r>
+      <w:r>
+        <w:rPr>
+          <w:rFonts w:ascii="맑은 고딕" w:hAnsi="맑은 고딕" w:eastAsia="맑은 고딕"/>
           <w:b w:val="0"/>
           <w:sz w:val="17"/>
           <w:u w:val="none"/>
         </w:rPr>
-        <w:t xml:space="preserve">to keep track of </w:t>
-      </w:r>
-      <w:r>
-        <w:rPr>
-          <w:rFonts w:ascii="맑은 고딕" w:hAnsi="맑은 고딕" w:eastAsia="맑은 고딕"/>
-          <w:b/>
-          <w:sz w:val="17"/>
-          <w:u w:val="none"/>
-        </w:rPr>
-        <w:t>lost sleep</w:t>
-      </w:r>
-      <w:r>
-        <w:rPr>
-          <w:rFonts w:ascii="맑은 고딕" w:hAnsi="맑은 고딕" w:eastAsia="맑은 고딕"/>
-          <w:b w:val="0"/>
-          <w:sz w:val="17"/>
-          <w:u w:val="none"/>
-        </w:rPr>
-        <w:t xml:space="preserve"> — 같은 뜻으로 쓰인 본문 표현(2단어): ______________</w:t>
+        <w:t xml:space="preserve"> for sleep — This daily drive가 가리키는 앞 문장의 내용을 우리말로: ____________________________________________</w:t>
       </w:r>
     </w:p>
     <w:p>
@@ -1188,7 +1188,7 @@
           <w:sz w:val="17"/>
           <w:u w:val="none"/>
         </w:rPr>
-        <w:t xml:space="preserve">such built-in molecular </w:t>
+        <w:t xml:space="preserve">to keep track of </w:t>
       </w:r>
       <w:r>
         <w:rPr>
@@ -1197,7 +1197,7 @@
           <w:sz w:val="17"/>
           <w:u w:val="none"/>
         </w:rPr>
-        <w:t>feedback</w:t>
+        <w:t>lost sleep</w:t>
       </w:r>
       <w:r>
         <w:rPr>
@@ -1206,7 +1206,7 @@
           <w:sz w:val="17"/>
           <w:u w:val="none"/>
         </w:rPr>
-        <w:t xml:space="preserve"> — 이 피드백의 내용을 우리말로: ______________________________________</w:t>
+        <w:t xml:space="preserve"> — lost sleep을 달리 표현한 본문의 말(3단어): ______________________</w:t>
       </w:r>
     </w:p>
     <w:p>
@@ -1232,7 +1232,25 @@
           <w:sz w:val="17"/>
           <w:u w:val="none"/>
         </w:rPr>
-        <w:t>you can’t become accustomed to getting less sleep — 그 결과 일어나는 일을 우리말로: ______________________________________</w:t>
+        <w:t xml:space="preserve">Because of </w:t>
+      </w:r>
+      <w:r>
+        <w:rPr>
+          <w:rFonts w:ascii="맑은 고딕" w:hAnsi="맑은 고딕" w:eastAsia="맑은 고딕"/>
+          <w:b/>
+          <w:sz w:val="17"/>
+          <w:u w:val="none"/>
+        </w:rPr>
+        <w:t>such built-in molecular feedback</w:t>
+      </w:r>
+      <w:r>
+        <w:rPr>
+          <w:rFonts w:ascii="맑은 고딕" w:hAnsi="맑은 고딕" w:eastAsia="맑은 고딕"/>
+          <w:b w:val="0"/>
+          <w:sz w:val="17"/>
+          <w:u w:val="none"/>
+        </w:rPr>
+        <w:t xml:space="preserve"> — 가리키는 과정을 우리말로: ____________________________________________</w:t>
       </w:r>
     </w:p>
     <w:p>
@@ -1263,7 +1281,7 @@
     </w:p>
     <w:p>
       <w:pPr>
-        <w:spacing w:before="0" w:after="20" w:line="360" w:lineRule="auto"/>
+        <w:spacing w:before="0" w:after="20" w:line="300" w:lineRule="auto"/>
         <w:jc w:val="both"/>
         <w:snapToGrid w:val="0"/>
       </w:pPr>
@@ -1274,7 +1292,7 @@
           <w:sz w:val="17"/>
           <w:u w:val="none"/>
         </w:rPr>
-        <w:t xml:space="preserve">Hunger works by a similar signal. As hours pass without food, levels of a hormone called ghrelin </w:t>
+        <w:t xml:space="preserve">The body keeps a similar account of water. When you have gone for hours without a drink, the salt level in your blood rises, and a part of the brain </w:t>
       </w:r>
       <w:r>
         <w:rPr>
@@ -1294,7 +1312,7 @@
           <w:sz w:val="17"/>
           <w:u w:val="none"/>
         </w:rPr>
-        <w:t>[ rise / raise ]</w:t>
+        <w:t>[ that / what ]</w:t>
       </w:r>
       <w:r>
         <w:rPr>
@@ -1303,7 +1321,7 @@
           <w:sz w:val="17"/>
           <w:u w:val="none"/>
         </w:rPr>
-        <w:t xml:space="preserve"> in the blood and push us toward the kitchen. Skipping meals </w:t>
+        <w:t xml:space="preserve"> monitors it sends out the feeling of thirst. You can ignore the signal for a while, but it does not fade; it grows stronger </w:t>
       </w:r>
       <w:r>
         <w:rPr>
@@ -1323,7 +1341,7 @@
           <w:sz w:val="17"/>
           <w:u w:val="none"/>
         </w:rPr>
-        <w:t>[ does / do ]</w:t>
+        <w:t>[ until / unless ]</w:t>
       </w:r>
       <w:r>
         <w:rPr>
@@ -1332,7 +1350,7 @@
           <w:sz w:val="17"/>
           <w:u w:val="none"/>
         </w:rPr>
-        <w:t xml:space="preserve"> not teach the body to need less; the signal simply grows stronger until it </w:t>
+        <w:t xml:space="preserve"> you finally drink, and the longer you have waited, the more you need. Nobody can train </w:t>
       </w:r>
       <w:r>
         <w:rPr>
@@ -1352,7 +1370,7 @@
           <w:sz w:val="17"/>
           <w:u w:val="none"/>
         </w:rPr>
-        <w:t>[ is / are ]</w:t>
+        <w:t>[ himself / themselves ]</w:t>
       </w:r>
       <w:r>
         <w:rPr>
@@ -1361,7 +1379,7 @@
           <w:sz w:val="17"/>
           <w:u w:val="none"/>
         </w:rPr>
-        <w:t xml:space="preserve"> answered.</w:t>
+        <w:t xml:space="preserve"> to need less water simply by refusing to notice thirst — the account is kept whether you pay attention to it or not.</w:t>
       </w:r>
     </w:p>
     <w:p>
@@ -1413,7 +1431,7 @@
           <w:sz w:val="17"/>
           <w:u w:val="none"/>
         </w:rPr>
-        <w:t>Because adenosine keeps track of lost sleep, the body cannot simply get used to s____________ less.</w:t>
+        <w:t>Because adenosine keeps a record of lost sleep, a sleep d____________ must eventually be repaid.</w:t>
       </w:r>
     </w:p>
     <w:p>
@@ -1456,25 +1474,7 @@
           <w:sz w:val="17"/>
           <w:u w:val="none"/>
         </w:rPr>
-        <w:t xml:space="preserve"> 다음 글에 대한 &lt;보기&gt;의 설명 중 </w:t>
-      </w:r>
-      <w:r>
-        <w:rPr>
-          <w:rFonts w:ascii="맑은 고딕" w:hAnsi="맑은 고딕" w:eastAsia="맑은 고딕"/>
-          <w:b w:val="0"/>
-          <w:sz w:val="17"/>
-          <w:u w:val="single"/>
-        </w:rPr>
-        <w:t>틀린</w:t>
-      </w:r>
-      <w:r>
-        <w:rPr>
-          <w:rFonts w:ascii="맑은 고딕" w:hAnsi="맑은 고딕" w:eastAsia="맑은 고딕"/>
-          <w:b w:val="0"/>
-          <w:sz w:val="17"/>
-          <w:u w:val="none"/>
-        </w:rPr>
-        <w:t xml:space="preserve"> 것만을 있는 대로 고른 것은? [3.3점]</w:t>
+        <w:t xml:space="preserve"> 다음 글에 대한 &lt;보기&gt;의 설명 중 옳은 것만을 있는 대로 고른 것은? [3.3점]</w:t>
       </w:r>
     </w:p>
     <w:p>
@@ -1497,43 +1497,7 @@
           <w:sz w:val="17"/>
           <w:u w:val="none"/>
         </w:rPr>
-        <w:t>Although you may put off going to sleep in order to squeeze more activities into your day, eventually your need for sleep becomes ⓐ</w:t>
-      </w:r>
-      <w:r>
-        <w:rPr>
-          <w:rFonts w:ascii="맑은 고딕" w:hAnsi="맑은 고딕" w:eastAsia="맑은 고딕"/>
-          <w:b w:val="0"/>
-          <w:sz w:val="17"/>
-          <w:u w:val="single"/>
-        </w:rPr>
-        <w:t>overwhelming</w:t>
-      </w:r>
-      <w:r>
-        <w:rPr>
-          <w:rFonts w:ascii="맑은 고딕" w:hAnsi="맑은 고딕" w:eastAsia="맑은 고딕"/>
-          <w:b w:val="0"/>
-          <w:sz w:val="17"/>
-          <w:u w:val="none"/>
-        </w:rPr>
-        <w:t xml:space="preserve"> and you are ⓑ</w:t>
-      </w:r>
-      <w:r>
-        <w:rPr>
-          <w:rFonts w:ascii="맑은 고딕" w:hAnsi="맑은 고딕" w:eastAsia="맑은 고딕"/>
-          <w:b w:val="0"/>
-          <w:sz w:val="17"/>
-          <w:u w:val="single"/>
-        </w:rPr>
-        <w:t>forced</w:t>
-      </w:r>
-      <w:r>
-        <w:rPr>
-          <w:rFonts w:ascii="맑은 고딕" w:hAnsi="맑은 고딕" w:eastAsia="맑은 고딕"/>
-          <w:b w:val="0"/>
-          <w:sz w:val="17"/>
-          <w:u w:val="none"/>
-        </w:rPr>
-        <w:t xml:space="preserve"> to get some sleep. This daily drive for sleep appears to be due, in part, to a compound known as adenosine. This natural chemical builds up in your blood as time awake increases. While you sleep, your body breaks down the adenosine. (A) ________, this molecule may be what your body uses to keep track of lost sleep and to trigger sleep when needed. An accumulation of adenosine and other factors might explain why, after several nights of less than optimal amounts of sleep, you build up a sleep debt that you must make up by sleeping longer than normal. Because of such built-in molecular feedback, you can't become accustomed to getting less sleep than your body needs. Eventually, a lack of sleep catches up with you.</w:t>
+        <w:t>You can delay bedtime to fit more into your day, but sooner or later the urge to sleep grows too strong to resist and you have no choice but to sleep. Part of the reason for this daily pressure to sleep seems to be a substance called adenosine. The longer you stay awake, the more of this natural chemical collects in your blood. During sleep, the body clears the adenosine away. So this molecule may be (ⓐ) [that / what] the body uses to record how much sleep it has missed and to set off sleep when it is required. A build-up of adenosine, together with other factors, may be why several nights of too little sleep leave you owing sleep — a debt you can only settle by sleeping more than usual. With such a feedback system wired into your chemistry, you cannot get used to sleeping less than your body requires. In the end, missing sleep always catches up with you.</w:t>
       </w:r>
     </w:p>
     <w:p>
@@ -1579,7 +1543,7 @@
           <w:sz w:val="17"/>
           <w:u w:val="none"/>
         </w:rPr>
-        <w:t>(a) The writer says that adenosine builds up in the blood the longer we stay awake.</w:t>
+        <w:t>(A) The passage presents adenosine as the only cause of our daily need for sleep.</w:t>
       </w:r>
     </w:p>
     <w:p>
@@ -1602,7 +1566,7 @@
           <w:sz w:val="17"/>
           <w:u w:val="none"/>
         </w:rPr>
-        <w:t>(b) ‘In contrast’ is an appropriate expression for (A).</w:t>
+        <w:t>(B) ‘what’ is the right choice for (ⓐ), because there is no noun before it for a relative pronoun to refer to.</w:t>
       </w:r>
     </w:p>
     <w:p>
@@ -1625,7 +1589,1286 @@
           <w:sz w:val="17"/>
           <w:u w:val="none"/>
         </w:rPr>
-        <w:t>(c) In ⓑ, ‘forced’ can be changed into ‘forcing’.</w:t>
+        <w:t>(C) The sentence ‘you cannot get used to sleeping less than your body requires’ means that, with practice, the body learns to need less sleep.</w:t>
+      </w:r>
+    </w:p>
+    <w:p>
+      <w:pPr>
+        <w:spacing w:before="0" w:after="60" w:line="288" w:lineRule="auto"/>
+        <w:ind w:left="40"/>
+        <w:snapToGrid w:val="0"/>
+        <w:pBdr>
+          <w:top w:val="single" w:sz="4" w:space="2" w:color="9B6BD0"/>
+          <w:left w:val="single" w:sz="4" w:space="2" w:color="9B6BD0"/>
+          <w:bottom w:val="single" w:sz="4" w:space="2" w:color="9B6BD0"/>
+          <w:right w:val="single" w:sz="4" w:space="2" w:color="9B6BD0"/>
+        </w:pBdr>
+        <w:shd w:val="clear" w:color="auto" w:fill="FAF5FF"/>
+      </w:pPr>
+      <w:r>
+        <w:rPr>
+          <w:rFonts w:ascii="맑은 고딕" w:hAnsi="맑은 고딕" w:eastAsia="맑은 고딕"/>
+          <w:b w:val="0"/>
+          <w:sz w:val="17"/>
+          <w:u w:val="none"/>
+        </w:rPr>
+        <w:t>(D) In the summary ‘Adenosine, which builds up while we are awake, is broken down during sleep’, the verb ‘is’ agrees with its subject.</w:t>
+      </w:r>
+    </w:p>
+    <w:p>
+      <w:pPr>
+        <w:spacing w:before="0" w:after="20" w:line="276" w:lineRule="auto"/>
+        <w:ind w:left="80"/>
+        <w:snapToGrid w:val="0"/>
+      </w:pPr>
+      <w:r>
+        <w:rPr>
+          <w:rFonts w:ascii="맑은 고딕" w:hAnsi="맑은 고딕" w:eastAsia="맑은 고딕"/>
+          <w:b w:val="0"/>
+          <w:sz w:val="17"/>
+          <w:u w:val="none"/>
+        </w:rPr>
+        <w:t>① (A), (C)    ② (A), (D)    ③ (B), (D)    ④ (B), (C), (D)    ⑤ (A), (B), (D)</w:t>
+      </w:r>
+    </w:p>
+    <w:p>
+      <w:pPr>
+        <w:keepNext/>
+        <w:spacing w:before="80" w:after="20" w:line="276" w:lineRule="auto"/>
+        <w:snapToGrid w:val="0"/>
+      </w:pPr>
+      <w:r>
+        <w:rPr>
+          <w:rFonts w:ascii="맑은 고딕" w:hAnsi="맑은 고딕" w:eastAsia="맑은 고딕"/>
+          <w:b/>
+          <w:sz w:val="17"/>
+          <w:u w:val="none"/>
+        </w:rPr>
+        <w:t>32-2.</w:t>
+      </w:r>
+      <w:r>
+        <w:rPr>
+          <w:rFonts w:ascii="맑은 고딕" w:hAnsi="맑은 고딕" w:eastAsia="맑은 고딕"/>
+          <w:b w:val="0"/>
+          <w:sz w:val="17"/>
+          <w:u w:val="none"/>
+        </w:rPr>
+        <w:t xml:space="preserve"> 다음 대화를 바탕으로 두 학생이 정리한 표의 내용 중, 대화 내용과 일치하지 </w:t>
+      </w:r>
+      <w:r>
+        <w:rPr>
+          <w:rFonts w:ascii="맑은 고딕" w:hAnsi="맑은 고딕" w:eastAsia="맑은 고딕"/>
+          <w:b w:val="0"/>
+          <w:sz w:val="17"/>
+          <w:u w:val="single"/>
+        </w:rPr>
+        <w:t>않는</w:t>
+      </w:r>
+      <w:r>
+        <w:rPr>
+          <w:rFonts w:ascii="맑은 고딕" w:hAnsi="맑은 고딕" w:eastAsia="맑은 고딕"/>
+          <w:b w:val="0"/>
+          <w:sz w:val="17"/>
+          <w:u w:val="none"/>
+        </w:rPr>
+        <w:t xml:space="preserve"> 것은? [3.3점]</w:t>
+      </w:r>
+    </w:p>
+    <w:p>
+      <w:pPr>
+        <w:spacing w:before="0" w:after="0" w:line="288" w:lineRule="auto"/>
+        <w:ind w:left="40"/>
+        <w:snapToGrid w:val="0"/>
+        <w:pBdr>
+          <w:top w:val="single" w:sz="4" w:space="2" w:color="999999"/>
+          <w:left w:val="single" w:sz="4" w:space="2" w:color="999999"/>
+          <w:bottom w:val="single" w:sz="4" w:space="2" w:color="999999"/>
+          <w:right w:val="single" w:sz="4" w:space="2" w:color="999999"/>
+        </w:pBdr>
+        <w:shd w:val="clear" w:color="auto" w:fill="F6F3EA"/>
+      </w:pPr>
+      <w:r>
+        <w:rPr>
+          <w:rFonts w:ascii="맑은 고딕" w:hAnsi="맑은 고딕" w:eastAsia="맑은 고딕"/>
+          <w:b w:val="0"/>
+          <w:sz w:val="17"/>
+          <w:u w:val="none"/>
+        </w:rPr>
+        <w:t>Hana: So the reading says our daily need for sleep comes partly from a chemical called adenosine.</w:t>
+      </w:r>
+    </w:p>
+    <w:p>
+      <w:pPr>
+        <w:spacing w:before="0" w:after="0" w:line="288" w:lineRule="auto"/>
+        <w:ind w:left="40"/>
+        <w:snapToGrid w:val="0"/>
+        <w:pBdr>
+          <w:top w:val="single" w:sz="4" w:space="2" w:color="999999"/>
+          <w:left w:val="single" w:sz="4" w:space="2" w:color="999999"/>
+          <w:bottom w:val="single" w:sz="4" w:space="2" w:color="999999"/>
+          <w:right w:val="single" w:sz="4" w:space="2" w:color="999999"/>
+        </w:pBdr>
+        <w:shd w:val="clear" w:color="auto" w:fill="F6F3EA"/>
+      </w:pPr>
+      <w:r>
+        <w:rPr>
+          <w:rFonts w:ascii="맑은 고딕" w:hAnsi="맑은 고딕" w:eastAsia="맑은 고딕"/>
+          <w:b w:val="0"/>
+          <w:sz w:val="17"/>
+          <w:u w:val="none"/>
+        </w:rPr>
+        <w:t>Minsu: Right. The longer we stay awake, the more of it piles up in the blood.</w:t>
+      </w:r>
+    </w:p>
+    <w:p>
+      <w:pPr>
+        <w:spacing w:before="0" w:after="0" w:line="288" w:lineRule="auto"/>
+        <w:ind w:left="40"/>
+        <w:snapToGrid w:val="0"/>
+        <w:pBdr>
+          <w:top w:val="single" w:sz="4" w:space="2" w:color="999999"/>
+          <w:left w:val="single" w:sz="4" w:space="2" w:color="999999"/>
+          <w:bottom w:val="single" w:sz="4" w:space="2" w:color="999999"/>
+          <w:right w:val="single" w:sz="4" w:space="2" w:color="999999"/>
+        </w:pBdr>
+        <w:shd w:val="clear" w:color="auto" w:fill="F6F3EA"/>
+      </w:pPr>
+      <w:r>
+        <w:rPr>
+          <w:rFonts w:ascii="맑은 고딕" w:hAnsi="맑은 고딕" w:eastAsia="맑은 고딕"/>
+          <w:b w:val="0"/>
+          <w:sz w:val="17"/>
+          <w:u w:val="none"/>
+        </w:rPr>
+        <w:t>Hana: And when we sleep, the body breaks it down again. That’s how the body keeps track of the sleep it has missed.</w:t>
+      </w:r>
+    </w:p>
+    <w:p>
+      <w:pPr>
+        <w:spacing w:before="0" w:after="0" w:line="288" w:lineRule="auto"/>
+        <w:ind w:left="40"/>
+        <w:snapToGrid w:val="0"/>
+        <w:pBdr>
+          <w:top w:val="single" w:sz="4" w:space="2" w:color="999999"/>
+          <w:left w:val="single" w:sz="4" w:space="2" w:color="999999"/>
+          <w:bottom w:val="single" w:sz="4" w:space="2" w:color="999999"/>
+          <w:right w:val="single" w:sz="4" w:space="2" w:color="999999"/>
+        </w:pBdr>
+        <w:shd w:val="clear" w:color="auto" w:fill="F6F3EA"/>
+      </w:pPr>
+      <w:r>
+        <w:rPr>
+          <w:rFonts w:ascii="맑은 고딕" w:hAnsi="맑은 고딕" w:eastAsia="맑은 고딕"/>
+          <w:b w:val="0"/>
+          <w:sz w:val="17"/>
+          <w:u w:val="none"/>
+        </w:rPr>
+        <w:t>Minsu: Which is why, after a few short nights, we owe the body sleep — a sleep debt we can only pay back by sleeping longer than usual.</w:t>
+      </w:r>
+    </w:p>
+    <w:p>
+      <w:pPr>
+        <w:spacing w:before="0" w:after="0" w:line="288" w:lineRule="auto"/>
+        <w:ind w:left="40"/>
+        <w:snapToGrid w:val="0"/>
+        <w:pBdr>
+          <w:top w:val="single" w:sz="4" w:space="2" w:color="999999"/>
+          <w:left w:val="single" w:sz="4" w:space="2" w:color="999999"/>
+          <w:bottom w:val="single" w:sz="4" w:space="2" w:color="999999"/>
+          <w:right w:val="single" w:sz="4" w:space="2" w:color="999999"/>
+        </w:pBdr>
+        <w:shd w:val="clear" w:color="auto" w:fill="F6F3EA"/>
+      </w:pPr>
+      <w:r>
+        <w:rPr>
+          <w:rFonts w:ascii="맑은 고딕" w:hAnsi="맑은 고딕" w:eastAsia="맑은 고딕"/>
+          <w:b w:val="0"/>
+          <w:sz w:val="17"/>
+          <w:u w:val="none"/>
+        </w:rPr>
+        <w:t>Hana: I tried to get by on five hours all last month. It didn’t work.</w:t>
+      </w:r>
+    </w:p>
+    <w:p>
+      <w:pPr>
+        <w:spacing w:before="0" w:after="0" w:line="288" w:lineRule="auto"/>
+        <w:ind w:left="40"/>
+        <w:snapToGrid w:val="0"/>
+        <w:pBdr>
+          <w:top w:val="single" w:sz="4" w:space="2" w:color="999999"/>
+          <w:left w:val="single" w:sz="4" w:space="2" w:color="999999"/>
+          <w:bottom w:val="single" w:sz="4" w:space="2" w:color="999999"/>
+          <w:right w:val="single" w:sz="4" w:space="2" w:color="999999"/>
+        </w:pBdr>
+        <w:shd w:val="clear" w:color="auto" w:fill="F6F3EA"/>
+      </w:pPr>
+      <w:r>
+        <w:rPr>
+          <w:rFonts w:ascii="맑은 고딕" w:hAnsi="맑은 고딕" w:eastAsia="맑은 고딕"/>
+          <w:b w:val="0"/>
+          <w:sz w:val="17"/>
+          <w:u w:val="none"/>
+        </w:rPr>
+        <w:t>Minsu: It can’t. The feedback is built in, so you never get used to sleeping less than your body needs.</w:t>
+      </w:r>
+    </w:p>
+    <w:p>
+      <w:pPr>
+        <w:spacing w:before="0" w:after="0" w:line="288" w:lineRule="auto"/>
+        <w:ind w:left="40"/>
+        <w:snapToGrid w:val="0"/>
+        <w:pBdr>
+          <w:top w:val="single" w:sz="4" w:space="2" w:color="999999"/>
+          <w:left w:val="single" w:sz="4" w:space="2" w:color="999999"/>
+          <w:bottom w:val="single" w:sz="4" w:space="2" w:color="999999"/>
+          <w:right w:val="single" w:sz="4" w:space="2" w:color="999999"/>
+        </w:pBdr>
+        <w:shd w:val="clear" w:color="auto" w:fill="F6F3EA"/>
+      </w:pPr>
+      <w:r>
+        <w:rPr>
+          <w:rFonts w:ascii="맑은 고딕" w:hAnsi="맑은 고딕" w:eastAsia="맑은 고딕"/>
+          <w:b w:val="0"/>
+          <w:sz w:val="17"/>
+          <w:u w:val="none"/>
+        </w:rPr>
+        <w:t>Hana: In the end the lack of sleep catches up with you anyway.</w:t>
+      </w:r>
+    </w:p>
+    <w:p>
+      <w:pPr>
+        <w:spacing w:before="0" w:after="60" w:line="288" w:lineRule="auto"/>
+        <w:ind w:left="40"/>
+        <w:snapToGrid w:val="0"/>
+        <w:pBdr>
+          <w:top w:val="single" w:sz="4" w:space="2" w:color="999999"/>
+          <w:left w:val="single" w:sz="4" w:space="2" w:color="999999"/>
+          <w:bottom w:val="single" w:sz="4" w:space="2" w:color="999999"/>
+          <w:right w:val="single" w:sz="4" w:space="2" w:color="999999"/>
+        </w:pBdr>
+        <w:shd w:val="clear" w:color="auto" w:fill="F6F3EA"/>
+      </w:pPr>
+      <w:r>
+        <w:rPr>
+          <w:rFonts w:ascii="맑은 고딕" w:hAnsi="맑은 고딕" w:eastAsia="맑은 고딕"/>
+          <w:b w:val="0"/>
+          <w:sz w:val="17"/>
+          <w:u w:val="none"/>
+        </w:rPr>
+        <w:t>Minsu: Let’s put the awake side and the asleep side in a table.</w:t>
+      </w:r>
+    </w:p>
+    <w:p>
+      <w:pPr>
+        <w:spacing w:before="0" w:after="0" w:line="288" w:lineRule="auto"/>
+        <w:ind w:left="40"/>
+        <w:snapToGrid w:val="0"/>
+        <w:pBdr>
+          <w:top w:val="single" w:sz="4" w:space="2" w:color="555555"/>
+          <w:left w:val="single" w:sz="4" w:space="2" w:color="555555"/>
+          <w:bottom w:val="single" w:sz="4" w:space="2" w:color="555555"/>
+          <w:right w:val="single" w:sz="4" w:space="2" w:color="555555"/>
+        </w:pBdr>
+        <w:shd w:val="clear" w:color="auto" w:fill="FFFFFF"/>
+      </w:pPr>
+      <w:r>
+        <w:rPr>
+          <w:rFonts w:ascii="맑은 고딕" w:hAnsi="맑은 고딕" w:eastAsia="맑은 고딕"/>
+          <w:b w:val="0"/>
+          <w:sz w:val="17"/>
+          <w:u w:val="none"/>
+        </w:rPr>
+        <w:t xml:space="preserve">  |  While awake  |  While asleep</w:t>
+      </w:r>
+    </w:p>
+    <w:p>
+      <w:pPr>
+        <w:spacing w:before="0" w:after="0" w:line="288" w:lineRule="auto"/>
+        <w:ind w:left="40"/>
+        <w:snapToGrid w:val="0"/>
+        <w:pBdr>
+          <w:top w:val="single" w:sz="4" w:space="2" w:color="555555"/>
+          <w:left w:val="single" w:sz="4" w:space="2" w:color="555555"/>
+          <w:bottom w:val="single" w:sz="4" w:space="2" w:color="555555"/>
+          <w:right w:val="single" w:sz="4" w:space="2" w:color="555555"/>
+        </w:pBdr>
+        <w:shd w:val="clear" w:color="auto" w:fill="FFFFFF"/>
+      </w:pPr>
+      <w:r>
+        <w:rPr>
+          <w:rFonts w:ascii="맑은 고딕" w:hAnsi="맑은 고딕" w:eastAsia="맑은 고딕"/>
+          <w:b w:val="0"/>
+          <w:sz w:val="17"/>
+          <w:u w:val="none"/>
+        </w:rPr>
+        <w:t>① Adenosine level  |  keeps rising the longer you stay up  |  falls as the body breaks it down</w:t>
+      </w:r>
+    </w:p>
+    <w:p>
+      <w:pPr>
+        <w:spacing w:before="0" w:after="0" w:line="288" w:lineRule="auto"/>
+        <w:ind w:left="40"/>
+        <w:snapToGrid w:val="0"/>
+        <w:pBdr>
+          <w:top w:val="single" w:sz="4" w:space="2" w:color="555555"/>
+          <w:left w:val="single" w:sz="4" w:space="2" w:color="555555"/>
+          <w:bottom w:val="single" w:sz="4" w:space="2" w:color="555555"/>
+          <w:right w:val="single" w:sz="4" w:space="2" w:color="555555"/>
+        </w:pBdr>
+        <w:shd w:val="clear" w:color="auto" w:fill="FFFFFF"/>
+      </w:pPr>
+      <w:r>
+        <w:rPr>
+          <w:rFonts w:ascii="맑은 고딕" w:hAnsi="맑은 고딕" w:eastAsia="맑은 고딕"/>
+          <w:b w:val="0"/>
+          <w:sz w:val="17"/>
+          <w:u w:val="none"/>
+        </w:rPr>
+        <w:t>② What the body is doing  |  clearing the chemical out of the blood  |  letting the chemical build up for the next day</w:t>
+      </w:r>
+    </w:p>
+    <w:p>
+      <w:pPr>
+        <w:spacing w:before="0" w:after="0" w:line="288" w:lineRule="auto"/>
+        <w:ind w:left="40"/>
+        <w:snapToGrid w:val="0"/>
+        <w:pBdr>
+          <w:top w:val="single" w:sz="4" w:space="2" w:color="555555"/>
+          <w:left w:val="single" w:sz="4" w:space="2" w:color="555555"/>
+          <w:bottom w:val="single" w:sz="4" w:space="2" w:color="555555"/>
+          <w:right w:val="single" w:sz="4" w:space="2" w:color="555555"/>
+        </w:pBdr>
+        <w:shd w:val="clear" w:color="auto" w:fill="FFFFFF"/>
+      </w:pPr>
+      <w:r>
+        <w:rPr>
+          <w:rFonts w:ascii="맑은 고딕" w:hAnsi="맑은 고딕" w:eastAsia="맑은 고딕"/>
+          <w:b w:val="0"/>
+          <w:sz w:val="17"/>
+          <w:u w:val="none"/>
+        </w:rPr>
+        <w:t>③ After several short nights  |  a sleep debt builds up  |  the debt is repaid by sleeping longer than usual</w:t>
+      </w:r>
+    </w:p>
+    <w:p>
+      <w:pPr>
+        <w:spacing w:before="0" w:after="0" w:line="288" w:lineRule="auto"/>
+        <w:ind w:left="40"/>
+        <w:snapToGrid w:val="0"/>
+        <w:pBdr>
+          <w:top w:val="single" w:sz="4" w:space="2" w:color="555555"/>
+          <w:left w:val="single" w:sz="4" w:space="2" w:color="555555"/>
+          <w:bottom w:val="single" w:sz="4" w:space="2" w:color="555555"/>
+          <w:right w:val="single" w:sz="4" w:space="2" w:color="555555"/>
+        </w:pBdr>
+        <w:shd w:val="clear" w:color="auto" w:fill="FFFFFF"/>
+      </w:pPr>
+      <w:r>
+        <w:rPr>
+          <w:rFonts w:ascii="맑은 고딕" w:hAnsi="맑은 고딕" w:eastAsia="맑은 고딕"/>
+          <w:b w:val="0"/>
+          <w:sz w:val="17"/>
+          <w:u w:val="none"/>
+        </w:rPr>
+        <w:t>④ Trying to live on less sleep  |  does not work, even over a month  |  —</w:t>
+      </w:r>
+    </w:p>
+    <w:p>
+      <w:pPr>
+        <w:spacing w:before="0" w:after="60" w:line="288" w:lineRule="auto"/>
+        <w:ind w:left="40"/>
+        <w:snapToGrid w:val="0"/>
+        <w:pBdr>
+          <w:top w:val="single" w:sz="4" w:space="2" w:color="555555"/>
+          <w:left w:val="single" w:sz="4" w:space="2" w:color="555555"/>
+          <w:bottom w:val="single" w:sz="4" w:space="2" w:color="555555"/>
+          <w:right w:val="single" w:sz="4" w:space="2" w:color="555555"/>
+        </w:pBdr>
+        <w:shd w:val="clear" w:color="auto" w:fill="FFFFFF"/>
+      </w:pPr>
+      <w:r>
+        <w:rPr>
+          <w:rFonts w:ascii="맑은 고딕" w:hAnsi="맑은 고딕" w:eastAsia="맑은 고딕"/>
+          <w:b w:val="0"/>
+          <w:sz w:val="17"/>
+          <w:u w:val="none"/>
+        </w:rPr>
+        <w:t>⑤ Long-term result  |  the lack of sleep catches up with you  |  —</w:t>
+      </w:r>
+    </w:p>
+    <w:p>
+      <w:pPr>
+        <w:spacing w:before="0" w:after="20" w:line="276" w:lineRule="auto"/>
+        <w:ind w:left="80"/>
+        <w:snapToGrid w:val="0"/>
+      </w:pPr>
+      <w:r>
+        <w:rPr>
+          <w:rFonts w:ascii="맑은 고딕" w:hAnsi="맑은 고딕" w:eastAsia="맑은 고딕"/>
+          <w:b w:val="0"/>
+          <w:sz w:val="17"/>
+          <w:u w:val="none"/>
+        </w:rPr>
+        <w:t>① ①    ② ②    ③ ③    ④ ④    ⑤ ⑤</w:t>
+      </w:r>
+    </w:p>
+    <w:p>
+      <w:pPr>
+        <w:keepNext/>
+        <w:spacing w:before="80" w:after="20" w:line="276" w:lineRule="auto"/>
+        <w:snapToGrid w:val="0"/>
+      </w:pPr>
+      <w:r>
+        <w:rPr>
+          <w:rFonts w:ascii="맑은 고딕" w:hAnsi="맑은 고딕" w:eastAsia="맑은 고딕"/>
+          <w:b/>
+          <w:sz w:val="17"/>
+          <w:u w:val="none"/>
+        </w:rPr>
+        <w:t>32-3.</w:t>
+      </w:r>
+      <w:r>
+        <w:rPr>
+          <w:rFonts w:ascii="맑은 고딕" w:hAnsi="맑은 고딕" w:eastAsia="맑은 고딕"/>
+          <w:b w:val="0"/>
+          <w:sz w:val="17"/>
+          <w:u w:val="none"/>
+        </w:rPr>
+        <w:t xml:space="preserve"> 다음 글의 빈칸에 들어갈 말로 가장 적절한 것은? [3.0점]</w:t>
+      </w:r>
+    </w:p>
+    <w:p>
+      <w:pPr>
+        <w:spacing w:before="0" w:after="60" w:line="288" w:lineRule="auto"/>
+        <w:ind w:left="40"/>
+        <w:snapToGrid w:val="0"/>
+        <w:pBdr>
+          <w:top w:val="single" w:sz="4" w:space="2" w:color="999999"/>
+          <w:left w:val="single" w:sz="4" w:space="2" w:color="999999"/>
+          <w:bottom w:val="single" w:sz="4" w:space="2" w:color="999999"/>
+          <w:right w:val="single" w:sz="4" w:space="2" w:color="999999"/>
+        </w:pBdr>
+        <w:shd w:val="clear" w:color="auto" w:fill="F6F3EA"/>
+      </w:pPr>
+      <w:r>
+        <w:rPr>
+          <w:rFonts w:ascii="맑은 고딕" w:hAnsi="맑은 고딕" w:eastAsia="맑은 고딕"/>
+          <w:b w:val="0"/>
+          <w:sz w:val="17"/>
+          <w:u w:val="none"/>
+        </w:rPr>
+        <w:t>You can delay bedtime to fit more into your day, but sooner or later the urge to sleep grows too strong to resist and you have no choice but to sleep. Part of the reason for this daily pressure to sleep seems to be a substance called adenosine. The longer you stay awake, the more of this natural chemical collects in your blood. During sleep, the body clears the adenosine away. Thus, this molecule may be what your body uses ______________________________. A build-up of adenosine, together with other factors, may be why several nights of too little sleep leave you owing sleep — a debt you can only settle by sleeping more than usual. With such a feedback system wired into your chemistry, you cannot get used to sleeping less than your body requires. In the end, missing sleep always catches up with you.</w:t>
+      </w:r>
+    </w:p>
+    <w:p>
+      <w:pPr>
+        <w:spacing w:before="0" w:after="0" w:line="269" w:lineRule="auto"/>
+        <w:ind w:left="180" w:hanging="180"/>
+        <w:snapToGrid w:val="0"/>
+      </w:pPr>
+      <w:r>
+        <w:rPr>
+          <w:rFonts w:ascii="맑은 고딕" w:hAnsi="맑은 고딕" w:eastAsia="맑은 고딕"/>
+          <w:b w:val="0"/>
+          <w:sz w:val="17"/>
+          <w:u w:val="none"/>
+        </w:rPr>
+        <w:t>① to decide how many activities it can fit into a day</w:t>
+      </w:r>
+    </w:p>
+    <w:p>
+      <w:pPr>
+        <w:spacing w:before="0" w:after="0" w:line="269" w:lineRule="auto"/>
+        <w:ind w:left="180" w:hanging="180"/>
+        <w:snapToGrid w:val="0"/>
+      </w:pPr>
+      <w:r>
+        <w:rPr>
+          <w:rFonts w:ascii="맑은 고딕" w:hAnsi="맑은 고딕" w:eastAsia="맑은 고딕"/>
+          <w:b w:val="0"/>
+          <w:sz w:val="17"/>
+          <w:u w:val="none"/>
+        </w:rPr>
+        <w:t>② to wake you up as soon as the blood has been cleaned</w:t>
+      </w:r>
+    </w:p>
+    <w:p>
+      <w:pPr>
+        <w:spacing w:before="0" w:after="0" w:line="269" w:lineRule="auto"/>
+        <w:ind w:left="180" w:hanging="180"/>
+        <w:snapToGrid w:val="0"/>
+      </w:pPr>
+      <w:r>
+        <w:rPr>
+          <w:rFonts w:ascii="맑은 고딕" w:hAnsi="맑은 고딕" w:eastAsia="맑은 고딕"/>
+          <w:b w:val="0"/>
+          <w:sz w:val="17"/>
+          <w:u w:val="none"/>
+        </w:rPr>
+        <w:t>③ to make you feel more alert the longer you stay awake</w:t>
+      </w:r>
+    </w:p>
+    <w:p>
+      <w:pPr>
+        <w:spacing w:before="0" w:after="0" w:line="269" w:lineRule="auto"/>
+        <w:ind w:left="180" w:hanging="180"/>
+        <w:snapToGrid w:val="0"/>
+      </w:pPr>
+      <w:r>
+        <w:rPr>
+          <w:rFonts w:ascii="맑은 고딕" w:hAnsi="맑은 고딕" w:eastAsia="맑은 고딕"/>
+          <w:b w:val="0"/>
+          <w:sz w:val="17"/>
+          <w:u w:val="none"/>
+        </w:rPr>
+        <w:t>④ to protect the brain from the harmful effects of stress</w:t>
+      </w:r>
+    </w:p>
+    <w:p>
+      <w:pPr>
+        <w:spacing w:before="0" w:after="0" w:line="269" w:lineRule="auto"/>
+        <w:ind w:left="180" w:hanging="180"/>
+        <w:snapToGrid w:val="0"/>
+      </w:pPr>
+      <w:r>
+        <w:rPr>
+          <w:rFonts w:ascii="맑은 고딕" w:hAnsi="맑은 고딕" w:eastAsia="맑은 고딕"/>
+          <w:b w:val="0"/>
+          <w:sz w:val="17"/>
+          <w:u w:val="none"/>
+        </w:rPr>
+        <w:t>⑤ to keep count of the sleep it has missed and bring on sleep when it is needed</w:t>
+      </w:r>
+    </w:p>
+    <w:p>
+      <w:pPr>
+        <w:keepNext/>
+        <w:spacing w:before="80" w:after="20" w:line="276" w:lineRule="auto"/>
+        <w:snapToGrid w:val="0"/>
+      </w:pPr>
+      <w:r>
+        <w:rPr>
+          <w:rFonts w:ascii="맑은 고딕" w:hAnsi="맑은 고딕" w:eastAsia="맑은 고딕"/>
+          <w:b/>
+          <w:sz w:val="17"/>
+          <w:u w:val="none"/>
+        </w:rPr>
+        <w:t>32-4.</w:t>
+      </w:r>
+      <w:r>
+        <w:rPr>
+          <w:rFonts w:ascii="맑은 고딕" w:hAnsi="맑은 고딕" w:eastAsia="맑은 고딕"/>
+          <w:b w:val="0"/>
+          <w:sz w:val="17"/>
+          <w:u w:val="none"/>
+        </w:rPr>
+        <w:t xml:space="preserve"> 다음 글의 내용을 한 문장으로 요약하고자 한다. 빈칸 (A), (B)에 들어갈 말로 가장 적절한 것은? [2.9점]</w:t>
+      </w:r>
+    </w:p>
+    <w:p>
+      <w:pPr>
+        <w:spacing w:before="0" w:after="60" w:line="288" w:lineRule="auto"/>
+        <w:ind w:left="40"/>
+        <w:snapToGrid w:val="0"/>
+        <w:pBdr>
+          <w:top w:val="single" w:sz="4" w:space="2" w:color="999999"/>
+          <w:left w:val="single" w:sz="4" w:space="2" w:color="999999"/>
+          <w:bottom w:val="single" w:sz="4" w:space="2" w:color="999999"/>
+          <w:right w:val="single" w:sz="4" w:space="2" w:color="999999"/>
+        </w:pBdr>
+        <w:shd w:val="clear" w:color="auto" w:fill="F6F3EA"/>
+      </w:pPr>
+      <w:r>
+        <w:rPr>
+          <w:rFonts w:ascii="맑은 고딕" w:hAnsi="맑은 고딕" w:eastAsia="맑은 고딕"/>
+          <w:b w:val="0"/>
+          <w:sz w:val="17"/>
+          <w:u w:val="none"/>
+        </w:rPr>
+        <w:t>You can delay bedtime to fit more into your day, but sooner or later the urge to sleep grows too strong to resist and you have no choice but to sleep. Part of the reason for this daily pressure to sleep seems to be a substance called adenosine. The longer you stay awake, the more of this natural chemical collects in your blood. During sleep, the body clears the adenosine away. So this molecule may be the body’s way of recording how much sleep it has missed and of setting off sleep when it is required. A build-up of adenosine, together with other factors, may be why several nights of too little sleep leave you owing sleep — a debt you can only settle by sleeping more than usual. With such a feedback system wired into your chemistry, you cannot get used to sleeping less than your body requires. In the end, missing sleep always catches up with you.</w:t>
+      </w:r>
+    </w:p>
+    <w:p>
+      <w:pPr>
+        <w:spacing w:before="0" w:after="60" w:line="288" w:lineRule="auto"/>
+        <w:ind w:left="40"/>
+        <w:snapToGrid w:val="0"/>
+        <w:pBdr>
+          <w:top w:val="single" w:sz="4" w:space="2" w:color="C99B4E"/>
+          <w:left w:val="single" w:sz="4" w:space="2" w:color="C99B4E"/>
+          <w:bottom w:val="single" w:sz="4" w:space="2" w:color="C99B4E"/>
+          <w:right w:val="single" w:sz="4" w:space="2" w:color="C99B4E"/>
+        </w:pBdr>
+        <w:shd w:val="clear" w:color="auto" w:fill="FFF8E1"/>
+      </w:pPr>
+      <w:r>
+        <w:rPr>
+          <w:rFonts w:ascii="맑은 고딕" w:hAnsi="맑은 고딕" w:eastAsia="맑은 고딕"/>
+          <w:b w:val="0"/>
+          <w:sz w:val="17"/>
+          <w:u w:val="none"/>
+        </w:rPr>
+        <w:t>Because adenosine (A) ________ while we are awake and is cleared during sleep, the body can track lost sleep, so any shortage must eventually be (B) ________ rather than simply ignored.</w:t>
+      </w:r>
+    </w:p>
+    <w:p>
+      <w:pPr>
+        <w:spacing w:before="0" w:after="0" w:line="269" w:lineRule="auto"/>
+        <w:ind w:left="180" w:hanging="180"/>
+        <w:snapToGrid w:val="0"/>
+      </w:pPr>
+      <w:r>
+        <w:rPr>
+          <w:rFonts w:ascii="맑은 고딕" w:hAnsi="맑은 고딕" w:eastAsia="맑은 고딕"/>
+          <w:b w:val="0"/>
+          <w:sz w:val="17"/>
+          <w:u w:val="none"/>
+        </w:rPr>
+        <w:t>① (A) accumulates  (B) repaid</w:t>
+      </w:r>
+    </w:p>
+    <w:p>
+      <w:pPr>
+        <w:spacing w:before="0" w:after="0" w:line="269" w:lineRule="auto"/>
+        <w:ind w:left="180" w:hanging="180"/>
+        <w:snapToGrid w:val="0"/>
+      </w:pPr>
+      <w:r>
+        <w:rPr>
+          <w:rFonts w:ascii="맑은 고딕" w:hAnsi="맑은 고딕" w:eastAsia="맑은 고딕"/>
+          <w:b w:val="0"/>
+          <w:sz w:val="17"/>
+          <w:u w:val="none"/>
+        </w:rPr>
+        <w:t>② (A) disappears  (B) repaid</w:t>
+      </w:r>
+    </w:p>
+    <w:p>
+      <w:pPr>
+        <w:spacing w:before="0" w:after="0" w:line="269" w:lineRule="auto"/>
+        <w:ind w:left="180" w:hanging="180"/>
+        <w:snapToGrid w:val="0"/>
+      </w:pPr>
+      <w:r>
+        <w:rPr>
+          <w:rFonts w:ascii="맑은 고딕" w:hAnsi="맑은 고딕" w:eastAsia="맑은 고딕"/>
+          <w:b w:val="0"/>
+          <w:sz w:val="17"/>
+          <w:u w:val="none"/>
+        </w:rPr>
+        <w:t>③ (A) accumulates  (B) forgotten</w:t>
+      </w:r>
+    </w:p>
+    <w:p>
+      <w:pPr>
+        <w:spacing w:before="0" w:after="0" w:line="269" w:lineRule="auto"/>
+        <w:ind w:left="180" w:hanging="180"/>
+        <w:snapToGrid w:val="0"/>
+      </w:pPr>
+      <w:r>
+        <w:rPr>
+          <w:rFonts w:ascii="맑은 고딕" w:hAnsi="맑은 고딕" w:eastAsia="맑은 고딕"/>
+          <w:b w:val="0"/>
+          <w:sz w:val="17"/>
+          <w:u w:val="none"/>
+        </w:rPr>
+        <w:t>④ (A) disappears  (B) prevented</w:t>
+      </w:r>
+    </w:p>
+    <w:p>
+      <w:pPr>
+        <w:spacing w:before="0" w:after="0" w:line="269" w:lineRule="auto"/>
+        <w:ind w:left="180" w:hanging="180"/>
+        <w:snapToGrid w:val="0"/>
+      </w:pPr>
+      <w:r>
+        <w:rPr>
+          <w:rFonts w:ascii="맑은 고딕" w:hAnsi="맑은 고딕" w:eastAsia="맑은 고딕"/>
+          <w:b w:val="0"/>
+          <w:sz w:val="17"/>
+          <w:u w:val="none"/>
+        </w:rPr>
+        <w:t>⑤ (A) stabilizes  (B) forgotten</w:t>
+      </w:r>
+    </w:p>
+    <w:p>
+      <w:pPr>
+        <w:keepNext/>
+        <w:spacing w:before="80" w:after="20" w:line="276" w:lineRule="auto"/>
+        <w:snapToGrid w:val="0"/>
+      </w:pPr>
+      <w:r>
+        <w:rPr>
+          <w:rFonts w:ascii="맑은 고딕" w:hAnsi="맑은 고딕" w:eastAsia="맑은 고딕"/>
+          <w:b/>
+          <w:sz w:val="17"/>
+          <w:u w:val="none"/>
+        </w:rPr>
+        <w:t>32-5.</w:t>
+      </w:r>
+      <w:r>
+        <w:rPr>
+          <w:rFonts w:ascii="맑은 고딕" w:hAnsi="맑은 고딕" w:eastAsia="맑은 고딕"/>
+          <w:b w:val="0"/>
+          <w:sz w:val="17"/>
+          <w:u w:val="none"/>
+        </w:rPr>
+        <w:t xml:space="preserve"> According to the passage, which of the following is </w:t>
+      </w:r>
+      <w:r>
+        <w:rPr>
+          <w:rFonts w:ascii="맑은 고딕" w:hAnsi="맑은 고딕" w:eastAsia="맑은 고딕"/>
+          <w:b w:val="0"/>
+          <w:sz w:val="17"/>
+          <w:u w:val="single"/>
+        </w:rPr>
+        <w:t>NOT</w:t>
+      </w:r>
+      <w:r>
+        <w:rPr>
+          <w:rFonts w:ascii="맑은 고딕" w:hAnsi="맑은 고딕" w:eastAsia="맑은 고딕"/>
+          <w:b w:val="0"/>
+          <w:sz w:val="17"/>
+          <w:u w:val="none"/>
+        </w:rPr>
+        <w:t xml:space="preserve"> true? [2.9점]</w:t>
+      </w:r>
+    </w:p>
+    <w:p>
+      <w:pPr>
+        <w:spacing w:before="0" w:after="60" w:line="288" w:lineRule="auto"/>
+        <w:ind w:left="40"/>
+        <w:snapToGrid w:val="0"/>
+        <w:pBdr>
+          <w:top w:val="single" w:sz="4" w:space="2" w:color="999999"/>
+          <w:left w:val="single" w:sz="4" w:space="2" w:color="999999"/>
+          <w:bottom w:val="single" w:sz="4" w:space="2" w:color="999999"/>
+          <w:right w:val="single" w:sz="4" w:space="2" w:color="999999"/>
+        </w:pBdr>
+        <w:shd w:val="clear" w:color="auto" w:fill="F6F3EA"/>
+      </w:pPr>
+      <w:r>
+        <w:rPr>
+          <w:rFonts w:ascii="맑은 고딕" w:hAnsi="맑은 고딕" w:eastAsia="맑은 고딕"/>
+          <w:b w:val="0"/>
+          <w:sz w:val="17"/>
+          <w:u w:val="none"/>
+        </w:rPr>
+        <w:t>You can delay bedtime to fit more into your day, but sooner or later the urge to sleep grows too strong to resist and you have no choice but to sleep. Part of the reason for this daily pressure to sleep seems to be a substance called adenosine. The longer you stay awake, the more of this natural chemical collects in your blood. During sleep, the body clears the adenosine away. So this molecule may be the body’s way of recording how much sleep it has missed and of setting off sleep when it is required. A build-up of adenosine, together with other factors, may be why several nights of too little sleep leave you owing sleep — a debt you can only settle by sleeping more than usual. With such a feedback system wired into your chemistry, you cannot get used to sleeping less than your body requires. In the end, missing sleep always catches up with you.</w:t>
+      </w:r>
+    </w:p>
+    <w:p>
+      <w:pPr>
+        <w:spacing w:before="0" w:after="0" w:line="269" w:lineRule="auto"/>
+        <w:ind w:left="180" w:hanging="180"/>
+        <w:snapToGrid w:val="0"/>
+      </w:pPr>
+      <w:r>
+        <w:rPr>
+          <w:rFonts w:ascii="맑은 고딕" w:hAnsi="맑은 고딕" w:eastAsia="맑은 고딕"/>
+          <w:b w:val="0"/>
+          <w:sz w:val="17"/>
+          <w:u w:val="none"/>
+        </w:rPr>
+        <w:t>① Putting off sleep works only for a while; the urge eventually becomes impossible to resist.</w:t>
+      </w:r>
+    </w:p>
+    <w:p>
+      <w:pPr>
+        <w:spacing w:before="0" w:after="0" w:line="269" w:lineRule="auto"/>
+        <w:ind w:left="180" w:hanging="180"/>
+        <w:snapToGrid w:val="0"/>
+      </w:pPr>
+      <w:r>
+        <w:rPr>
+          <w:rFonts w:ascii="맑은 고딕" w:hAnsi="맑은 고딕" w:eastAsia="맑은 고딕"/>
+          <w:b w:val="0"/>
+          <w:sz w:val="17"/>
+          <w:u w:val="none"/>
+        </w:rPr>
+        <w:t>② Adenosine is thought to be part, not the whole, of the reason we feel pressure to sleep each day.</w:t>
+      </w:r>
+    </w:p>
+    <w:p>
+      <w:pPr>
+        <w:spacing w:before="0" w:after="0" w:line="269" w:lineRule="auto"/>
+        <w:ind w:left="180" w:hanging="180"/>
+        <w:snapToGrid w:val="0"/>
+      </w:pPr>
+      <w:r>
+        <w:rPr>
+          <w:rFonts w:ascii="맑은 고딕" w:hAnsi="맑은 고딕" w:eastAsia="맑은 고딕"/>
+          <w:b w:val="0"/>
+          <w:sz w:val="17"/>
+          <w:u w:val="none"/>
+        </w:rPr>
+        <w:t>③ The amount of adenosine in the blood goes up the longer a person stays awake.</w:t>
+      </w:r>
+    </w:p>
+    <w:p>
+      <w:pPr>
+        <w:spacing w:before="0" w:after="0" w:line="269" w:lineRule="auto"/>
+        <w:ind w:left="180" w:hanging="180"/>
+        <w:snapToGrid w:val="0"/>
+      </w:pPr>
+      <w:r>
+        <w:rPr>
+          <w:rFonts w:ascii="맑은 고딕" w:hAnsi="맑은 고딕" w:eastAsia="맑은 고딕"/>
+          <w:b w:val="0"/>
+          <w:sz w:val="17"/>
+          <w:u w:val="none"/>
+        </w:rPr>
+        <w:t>④ A sleep debt built up over several nights can be settled by sleeping a little less each night afterward.</w:t>
+      </w:r>
+    </w:p>
+    <w:p>
+      <w:pPr>
+        <w:spacing w:before="0" w:after="0" w:line="269" w:lineRule="auto"/>
+        <w:ind w:left="180" w:hanging="180"/>
+        <w:snapToGrid w:val="0"/>
+      </w:pPr>
+      <w:r>
+        <w:rPr>
+          <w:rFonts w:ascii="맑은 고딕" w:hAnsi="맑은 고딕" w:eastAsia="맑은 고딕"/>
+          <w:b w:val="0"/>
+          <w:sz w:val="17"/>
+          <w:u w:val="none"/>
+        </w:rPr>
+        <w:t>⑤ The body’s feedback system makes it impossible to adapt to getting less sleep than it requires.</w:t>
+      </w:r>
+    </w:p>
+    <w:p>
+      <w:pPr>
+        <w:keepNext/>
+        <w:spacing w:before="80" w:after="20" w:line="276" w:lineRule="auto"/>
+        <w:snapToGrid w:val="0"/>
+      </w:pPr>
+      <w:r>
+        <w:rPr>
+          <w:rFonts w:ascii="맑은 고딕" w:hAnsi="맑은 고딕" w:eastAsia="맑은 고딕"/>
+          <w:b/>
+          <w:sz w:val="17"/>
+          <w:u w:val="none"/>
+        </w:rPr>
+        <w:t>32-6.</w:t>
+      </w:r>
+      <w:r>
+        <w:rPr>
+          <w:rFonts w:ascii="맑은 고딕" w:hAnsi="맑은 고딕" w:eastAsia="맑은 고딕"/>
+          <w:b w:val="0"/>
+          <w:sz w:val="17"/>
+          <w:u w:val="none"/>
+        </w:rPr>
+        <w:t xml:space="preserve"> 다음 글을 읽고 답할 수 </w:t>
+      </w:r>
+      <w:r>
+        <w:rPr>
+          <w:rFonts w:ascii="맑은 고딕" w:hAnsi="맑은 고딕" w:eastAsia="맑은 고딕"/>
+          <w:b w:val="0"/>
+          <w:sz w:val="17"/>
+          <w:u w:val="single"/>
+        </w:rPr>
+        <w:t>없는</w:t>
+      </w:r>
+      <w:r>
+        <w:rPr>
+          <w:rFonts w:ascii="맑은 고딕" w:hAnsi="맑은 고딕" w:eastAsia="맑은 고딕"/>
+          <w:b w:val="0"/>
+          <w:sz w:val="17"/>
+          <w:u w:val="none"/>
+        </w:rPr>
+        <w:t xml:space="preserve"> 질문은? [2.8점]</w:t>
+      </w:r>
+    </w:p>
+    <w:p>
+      <w:pPr>
+        <w:spacing w:before="0" w:after="60" w:line="288" w:lineRule="auto"/>
+        <w:ind w:left="40"/>
+        <w:snapToGrid w:val="0"/>
+        <w:pBdr>
+          <w:top w:val="single" w:sz="4" w:space="2" w:color="999999"/>
+          <w:left w:val="single" w:sz="4" w:space="2" w:color="999999"/>
+          <w:bottom w:val="single" w:sz="4" w:space="2" w:color="999999"/>
+          <w:right w:val="single" w:sz="4" w:space="2" w:color="999999"/>
+        </w:pBdr>
+        <w:shd w:val="clear" w:color="auto" w:fill="F6F3EA"/>
+      </w:pPr>
+      <w:r>
+        <w:rPr>
+          <w:rFonts w:ascii="맑은 고딕" w:hAnsi="맑은 고딕" w:eastAsia="맑은 고딕"/>
+          <w:b w:val="0"/>
+          <w:sz w:val="17"/>
+          <w:u w:val="none"/>
+        </w:rPr>
+        <w:t>You can delay bedtime to fit more into your day, but sooner or later the urge to sleep grows too strong to resist and you have no choice but to sleep. Part of the reason for this daily pressure to sleep seems to be a substance called adenosine. The longer you stay awake, the more of this natural chemical collects in your blood. During sleep, the body clears the adenosine away. So this molecule may be the body’s way of recording how much sleep it has missed and of setting off sleep when it is required. A build-up of adenosine, together with other factors, may be why several nights of too little sleep leave you owing sleep — a debt you can only settle by sleeping more than usual. With such a feedback system wired into your chemistry, you cannot get used to sleeping less than your body requires. In the end, missing sleep always catches up with you.</w:t>
+      </w:r>
+    </w:p>
+    <w:p>
+      <w:pPr>
+        <w:spacing w:before="0" w:after="0" w:line="269" w:lineRule="auto"/>
+        <w:ind w:left="180" w:hanging="180"/>
+        <w:snapToGrid w:val="0"/>
+      </w:pPr>
+      <w:r>
+        <w:rPr>
+          <w:rFonts w:ascii="맑은 고딕" w:hAnsi="맑은 고딕" w:eastAsia="맑은 고딕"/>
+          <w:b w:val="0"/>
+          <w:sz w:val="17"/>
+          <w:u w:val="none"/>
+        </w:rPr>
+        <w:t>① How many hours of sleep does an adult body require each night?</w:t>
+      </w:r>
+    </w:p>
+    <w:p>
+      <w:pPr>
+        <w:spacing w:before="0" w:after="0" w:line="269" w:lineRule="auto"/>
+        <w:ind w:left="180" w:hanging="180"/>
+        <w:snapToGrid w:val="0"/>
+      </w:pPr>
+      <w:r>
+        <w:rPr>
+          <w:rFonts w:ascii="맑은 고딕" w:hAnsi="맑은 고딕" w:eastAsia="맑은 고딕"/>
+          <w:b w:val="0"/>
+          <w:sz w:val="17"/>
+          <w:u w:val="none"/>
+        </w:rPr>
+        <w:t>② What happens to adenosine while a person is asleep?</w:t>
+      </w:r>
+    </w:p>
+    <w:p>
+      <w:pPr>
+        <w:spacing w:before="0" w:after="0" w:line="269" w:lineRule="auto"/>
+        <w:ind w:left="180" w:hanging="180"/>
+        <w:snapToGrid w:val="0"/>
+      </w:pPr>
+      <w:r>
+        <w:rPr>
+          <w:rFonts w:ascii="맑은 고딕" w:hAnsi="맑은 고딕" w:eastAsia="맑은 고딕"/>
+          <w:b w:val="0"/>
+          <w:sz w:val="17"/>
+          <w:u w:val="none"/>
+        </w:rPr>
+        <w:t>③ What is the result of several nights with too little sleep?</w:t>
+      </w:r>
+    </w:p>
+    <w:p>
+      <w:pPr>
+        <w:spacing w:before="0" w:after="0" w:line="269" w:lineRule="auto"/>
+        <w:ind w:left="180" w:hanging="180"/>
+        <w:snapToGrid w:val="0"/>
+      </w:pPr>
+      <w:r>
+        <w:rPr>
+          <w:rFonts w:ascii="맑은 고딕" w:hAnsi="맑은 고딕" w:eastAsia="맑은 고딕"/>
+          <w:b w:val="0"/>
+          <w:sz w:val="17"/>
+          <w:u w:val="none"/>
+        </w:rPr>
+        <w:t>④ Can a person get used to sleeping less than the body needs?</w:t>
+      </w:r>
+    </w:p>
+    <w:p>
+      <w:pPr>
+        <w:spacing w:before="0" w:after="0" w:line="269" w:lineRule="auto"/>
+        <w:ind w:left="180" w:hanging="180"/>
+        <w:snapToGrid w:val="0"/>
+      </w:pPr>
+      <w:r>
+        <w:rPr>
+          <w:rFonts w:ascii="맑은 고딕" w:hAnsi="맑은 고딕" w:eastAsia="맑은 고딕"/>
+          <w:b w:val="0"/>
+          <w:sz w:val="17"/>
+          <w:u w:val="none"/>
+        </w:rPr>
+        <w:t>⑤ Why does the urge to sleep eventually become impossible to resist?</w:t>
+      </w:r>
+    </w:p>
+    <w:p>
+      <w:pPr>
+        <w:keepNext/>
+        <w:spacing w:before="80" w:after="20" w:line="276" w:lineRule="auto"/>
+        <w:snapToGrid w:val="0"/>
+      </w:pPr>
+      <w:r>
+        <w:rPr>
+          <w:rFonts w:ascii="맑은 고딕" w:hAnsi="맑은 고딕" w:eastAsia="맑은 고딕"/>
+          <w:b/>
+          <w:sz w:val="17"/>
+          <w:u w:val="none"/>
+        </w:rPr>
+        <w:t>32-7.</w:t>
+      </w:r>
+      <w:r>
+        <w:rPr>
+          <w:rFonts w:ascii="맑은 고딕" w:hAnsi="맑은 고딕" w:eastAsia="맑은 고딕"/>
+          <w:b w:val="0"/>
+          <w:sz w:val="17"/>
+          <w:u w:val="none"/>
+        </w:rPr>
+        <w:t xml:space="preserve"> 다음 글의 밑줄 친 부분 중, 문맥상 낱말의 쓰임이 적절하지 </w:t>
+      </w:r>
+      <w:r>
+        <w:rPr>
+          <w:rFonts w:ascii="맑은 고딕" w:hAnsi="맑은 고딕" w:eastAsia="맑은 고딕"/>
+          <w:b w:val="0"/>
+          <w:sz w:val="17"/>
+          <w:u w:val="single"/>
+        </w:rPr>
+        <w:t>않은</w:t>
+      </w:r>
+      <w:r>
+        <w:rPr>
+          <w:rFonts w:ascii="맑은 고딕" w:hAnsi="맑은 고딕" w:eastAsia="맑은 고딕"/>
+          <w:b w:val="0"/>
+          <w:sz w:val="17"/>
+          <w:u w:val="none"/>
+        </w:rPr>
+        <w:t xml:space="preserve"> 것은? [3.1점]</w:t>
+      </w:r>
+    </w:p>
+    <w:p>
+      <w:pPr>
+        <w:spacing w:before="0" w:after="60" w:line="288" w:lineRule="auto"/>
+        <w:ind w:left="40"/>
+        <w:snapToGrid w:val="0"/>
+        <w:pBdr>
+          <w:top w:val="single" w:sz="4" w:space="2" w:color="999999"/>
+          <w:left w:val="single" w:sz="4" w:space="2" w:color="999999"/>
+          <w:bottom w:val="single" w:sz="4" w:space="2" w:color="999999"/>
+          <w:right w:val="single" w:sz="4" w:space="2" w:color="999999"/>
+        </w:pBdr>
+        <w:shd w:val="clear" w:color="auto" w:fill="F6F3EA"/>
+      </w:pPr>
+      <w:r>
+        <w:rPr>
+          <w:rFonts w:ascii="맑은 고딕" w:hAnsi="맑은 고딕" w:eastAsia="맑은 고딕"/>
+          <w:b w:val="0"/>
+          <w:sz w:val="17"/>
+          <w:u w:val="none"/>
+        </w:rPr>
+        <w:t>You can delay bedtime to fit more into your day, but sooner or later the urge to sleep grows too strong to resist and you have no choice but to sleep. This ①</w:t>
+      </w:r>
+      <w:r>
+        <w:rPr>
+          <w:rFonts w:ascii="맑은 고딕" w:hAnsi="맑은 고딕" w:eastAsia="맑은 고딕"/>
+          <w:b w:val="0"/>
+          <w:sz w:val="17"/>
+          <w:u w:val="single"/>
+        </w:rPr>
+        <w:t>daily</w:t>
+      </w:r>
+      <w:r>
+        <w:rPr>
+          <w:rFonts w:ascii="맑은 고딕" w:hAnsi="맑은 고딕" w:eastAsia="맑은 고딕"/>
+          <w:b w:val="0"/>
+          <w:sz w:val="17"/>
+          <w:u w:val="none"/>
+        </w:rPr>
+        <w:t xml:space="preserve"> drive for sleep appears to be due, in part, to a compound known as adenosine. This natural chemical ②</w:t>
+      </w:r>
+      <w:r>
+        <w:rPr>
+          <w:rFonts w:ascii="맑은 고딕" w:hAnsi="맑은 고딕" w:eastAsia="맑은 고딕"/>
+          <w:b w:val="0"/>
+          <w:sz w:val="17"/>
+          <w:u w:val="single"/>
+        </w:rPr>
+        <w:t>builds</w:t>
+      </w:r>
+      <w:r>
+        <w:rPr>
+          <w:rFonts w:ascii="맑은 고딕" w:hAnsi="맑은 고딕" w:eastAsia="맑은 고딕"/>
+          <w:b w:val="0"/>
+          <w:sz w:val="17"/>
+          <w:u w:val="none"/>
+        </w:rPr>
+        <w:t xml:space="preserve"> up in your blood as time awake increases. While you sleep, your body ③</w:t>
+      </w:r>
+      <w:r>
+        <w:rPr>
+          <w:rFonts w:ascii="맑은 고딕" w:hAnsi="맑은 고딕" w:eastAsia="맑은 고딕"/>
+          <w:b w:val="0"/>
+          <w:sz w:val="17"/>
+          <w:u w:val="single"/>
+        </w:rPr>
+        <w:t>breaks</w:t>
+      </w:r>
+      <w:r>
+        <w:rPr>
+          <w:rFonts w:ascii="맑은 고딕" w:hAnsi="맑은 고딕" w:eastAsia="맑은 고딕"/>
+          <w:b w:val="0"/>
+          <w:sz w:val="17"/>
+          <w:u w:val="none"/>
+        </w:rPr>
+        <w:t xml:space="preserve"> down the adenosine. So this molecule may be the body’s way of recording how much sleep it has missed and of setting off sleep when it is required. An accumulation of adenosine and other factors might explain why, after several nights of less than optimal amounts of sleep, you build up a sleep debt that you must make up by sleeping ④</w:t>
+      </w:r>
+      <w:r>
+        <w:rPr>
+          <w:rFonts w:ascii="맑은 고딕" w:hAnsi="맑은 고딕" w:eastAsia="맑은 고딕"/>
+          <w:b w:val="0"/>
+          <w:sz w:val="17"/>
+          <w:u w:val="single"/>
+        </w:rPr>
+        <w:t>shorter</w:t>
+      </w:r>
+      <w:r>
+        <w:rPr>
+          <w:rFonts w:ascii="맑은 고딕" w:hAnsi="맑은 고딕" w:eastAsia="맑은 고딕"/>
+          <w:b w:val="0"/>
+          <w:sz w:val="17"/>
+          <w:u w:val="none"/>
+        </w:rPr>
+        <w:t xml:space="preserve"> than normal. Because of such built-in molecular feedback, you can’t become ⑤</w:t>
+      </w:r>
+      <w:r>
+        <w:rPr>
+          <w:rFonts w:ascii="맑은 고딕" w:hAnsi="맑은 고딕" w:eastAsia="맑은 고딕"/>
+          <w:b w:val="0"/>
+          <w:sz w:val="17"/>
+          <w:u w:val="single"/>
+        </w:rPr>
+        <w:t>accustomed</w:t>
+      </w:r>
+      <w:r>
+        <w:rPr>
+          <w:rFonts w:ascii="맑은 고딕" w:hAnsi="맑은 고딕" w:eastAsia="맑은 고딕"/>
+          <w:b w:val="0"/>
+          <w:sz w:val="17"/>
+          <w:u w:val="none"/>
+        </w:rPr>
+        <w:t xml:space="preserve"> to getting less sleep than your body needs. Eventually, a lack of sleep catches up with you.</w:t>
+      </w:r>
+    </w:p>
+    <w:p>
+      <w:pPr>
+        <w:spacing w:before="0" w:after="20" w:line="276" w:lineRule="auto"/>
+        <w:ind w:left="80"/>
+        <w:snapToGrid w:val="0"/>
+      </w:pPr>
+      <w:r>
+        <w:rPr>
+          <w:rFonts w:ascii="맑은 고딕" w:hAnsi="맑은 고딕" w:eastAsia="맑은 고딕"/>
+          <w:b w:val="0"/>
+          <w:sz w:val="17"/>
+          <w:u w:val="none"/>
+        </w:rPr>
+        <w:t>① ①    ② ②    ③ ③    ④ ④    ⑤ ⑤</w:t>
+      </w:r>
+    </w:p>
+    <w:p>
+      <w:pPr>
+        <w:keepNext/>
+        <w:spacing w:before="80" w:after="40" w:line="276" w:lineRule="auto"/>
+        <w:snapToGrid w:val="0"/>
+        <w:shd w:val="clear" w:color="auto" w:fill="8A3A12"/>
+      </w:pPr>
+      <w:r>
+        <w:rPr>
+          <w:rFonts w:ascii="맑은 고딕" w:hAnsi="맑은 고딕" w:eastAsia="맑은 고딕"/>
+          <w:b/>
+          <w:color w:val="FFFFFF"/>
+          <w:sz w:val="17"/>
+          <w:u w:val="none"/>
+        </w:rPr>
+        <w:t>서답형  32-서1 ~ 32-서2</w:t>
+      </w:r>
+    </w:p>
+    <w:p>
+      <w:pPr>
+        <w:keepNext/>
+        <w:spacing w:before="80" w:after="20" w:line="276" w:lineRule="auto"/>
+        <w:snapToGrid w:val="0"/>
+      </w:pPr>
+      <w:r>
+        <w:rPr>
+          <w:rFonts w:ascii="맑은 고딕" w:hAnsi="맑은 고딕" w:eastAsia="맑은 고딕"/>
+          <w:b/>
+          <w:sz w:val="17"/>
+          <w:u w:val="none"/>
+        </w:rPr>
+        <w:t>32-서1.</w:t>
+      </w:r>
+      <w:r>
+        <w:rPr>
+          <w:rFonts w:ascii="맑은 고딕" w:hAnsi="맑은 고딕" w:eastAsia="맑은 고딕"/>
+          <w:b w:val="0"/>
+          <w:sz w:val="17"/>
+          <w:u w:val="none"/>
+        </w:rPr>
+        <w:t xml:space="preserve"> 다음 글의 밑줄 친 부분과 같은 뜻이 되도록 &lt;보기&gt;의 표현을 모두 사용하여 &lt;조건&gt;에 맞게 영작하시오. [3점] [3.0점]</w:t>
+      </w:r>
+    </w:p>
+    <w:p>
+      <w:pPr>
+        <w:spacing w:before="0" w:after="60" w:line="288" w:lineRule="auto"/>
+        <w:ind w:left="40"/>
+        <w:snapToGrid w:val="0"/>
+        <w:pBdr>
+          <w:top w:val="single" w:sz="4" w:space="2" w:color="999999"/>
+          <w:left w:val="single" w:sz="4" w:space="2" w:color="999999"/>
+          <w:bottom w:val="single" w:sz="4" w:space="2" w:color="999999"/>
+          <w:right w:val="single" w:sz="4" w:space="2" w:color="999999"/>
+        </w:pBdr>
+        <w:shd w:val="clear" w:color="auto" w:fill="F6F3EA"/>
+      </w:pPr>
+      <w:r>
+        <w:rPr>
+          <w:rFonts w:ascii="맑은 고딕" w:hAnsi="맑은 고딕" w:eastAsia="맑은 고딕"/>
+          <w:b w:val="0"/>
+          <w:sz w:val="17"/>
+          <w:u w:val="none"/>
+        </w:rPr>
+        <w:t xml:space="preserve">Although you may put off going to sleep in order to squeeze more activities into your day, </w:t>
+      </w:r>
+      <w:r>
+        <w:rPr>
+          <w:rFonts w:ascii="맑은 고딕" w:hAnsi="맑은 고딕" w:eastAsia="맑은 고딕"/>
+          <w:b w:val="0"/>
+          <w:sz w:val="17"/>
+          <w:u w:val="single"/>
+        </w:rPr>
+        <w:t>eventually your need for sleep becomes overwhelming and you are forced to get some sleep</w:t>
+      </w:r>
+      <w:r>
+        <w:rPr>
+          <w:rFonts w:ascii="맑은 고딕" w:hAnsi="맑은 고딕" w:eastAsia="맑은 고딕"/>
+          <w:b w:val="0"/>
+          <w:sz w:val="17"/>
+          <w:u w:val="none"/>
+        </w:rPr>
+        <w:t>. This daily drive for sleep appears to be due, in part, to a compound known as adenosine.</w:t>
+      </w:r>
+    </w:p>
+    <w:p>
+      <w:pPr>
+        <w:spacing w:before="0" w:after="60" w:line="288" w:lineRule="auto"/>
+        <w:ind w:left="40"/>
+        <w:snapToGrid w:val="0"/>
+        <w:pBdr>
+          <w:top w:val="single" w:sz="4" w:space="2" w:color="9B6BD0"/>
+          <w:left w:val="single" w:sz="4" w:space="2" w:color="9B6BD0"/>
+          <w:bottom w:val="single" w:sz="4" w:space="2" w:color="9B6BD0"/>
+          <w:right w:val="single" w:sz="4" w:space="2" w:color="9B6BD0"/>
+        </w:pBdr>
+        <w:shd w:val="clear" w:color="auto" w:fill="FAF5FF"/>
+      </w:pPr>
+      <w:r>
+        <w:rPr>
+          <w:rFonts w:ascii="맑은 고딕" w:hAnsi="맑은 고딕" w:eastAsia="맑은 고딕"/>
+          <w:b/>
+          <w:sz w:val="17"/>
+          <w:u w:val="none"/>
+        </w:rPr>
+        <w:t>&lt;보 기&gt;</w:t>
+      </w:r>
+      <w:r>
+        <w:rPr>
+          <w:rFonts w:ascii="맑은 고딕" w:hAnsi="맑은 고딕" w:eastAsia="맑은 고딕"/>
+          <w:b w:val="0"/>
+          <w:sz w:val="17"/>
+          <w:u w:val="none"/>
+        </w:rPr>
+        <w:t xml:space="preserve"> your need / for sleep / eventually / becomes / so / overwhelming / that / you / are / forced / to get / some sleep</w:t>
       </w:r>
     </w:p>
     <w:p>
@@ -1644,11 +2887,103 @@
       <w:r>
         <w:rPr>
           <w:rFonts w:ascii="맑은 고딕" w:hAnsi="맑은 고딕" w:eastAsia="맑은 고딕"/>
+          <w:b/>
+          <w:sz w:val="17"/>
+          <w:u w:val="none"/>
+        </w:rPr>
+        <w:t>&lt;조 건&gt;</w:t>
+      </w:r>
+    </w:p>
+    <w:p>
+      <w:pPr>
+        <w:spacing w:before="0" w:after="0" w:line="288" w:lineRule="auto"/>
+        <w:ind w:left="40"/>
+        <w:snapToGrid w:val="0"/>
+        <w:pBdr>
+          <w:top w:val="single" w:sz="4" w:space="2" w:color="9B6BD0"/>
+          <w:left w:val="single" w:sz="4" w:space="2" w:color="9B6BD0"/>
+          <w:bottom w:val="single" w:sz="4" w:space="2" w:color="9B6BD0"/>
+          <w:right w:val="single" w:sz="4" w:space="2" w:color="9B6BD0"/>
+        </w:pBdr>
+        <w:shd w:val="clear" w:color="auto" w:fill="FAF5FF"/>
+      </w:pPr>
+      <w:r>
+        <w:rPr>
+          <w:rFonts w:ascii="맑은 고딕" w:hAnsi="맑은 고딕" w:eastAsia="맑은 고딕"/>
           <w:b w:val="0"/>
           <w:sz w:val="17"/>
           <w:u w:val="none"/>
         </w:rPr>
-        <w:t>(d) In the context, ⓐ ‘overwhelming’ can be replaced by ‘irresistible’.</w:t>
+        <w:t>1. Use ALL the expressions in the box, each only once.</w:t>
+      </w:r>
+    </w:p>
+    <w:p>
+      <w:pPr>
+        <w:spacing w:before="0" w:after="0" w:line="288" w:lineRule="auto"/>
+        <w:ind w:left="40"/>
+        <w:snapToGrid w:val="0"/>
+        <w:pBdr>
+          <w:top w:val="single" w:sz="4" w:space="2" w:color="9B6BD0"/>
+          <w:left w:val="single" w:sz="4" w:space="2" w:color="9B6BD0"/>
+          <w:bottom w:val="single" w:sz="4" w:space="2" w:color="9B6BD0"/>
+          <w:right w:val="single" w:sz="4" w:space="2" w:color="9B6BD0"/>
+        </w:pBdr>
+        <w:shd w:val="clear" w:color="auto" w:fill="FAF5FF"/>
+      </w:pPr>
+      <w:r>
+        <w:rPr>
+          <w:rFonts w:ascii="맑은 고딕" w:hAnsi="맑은 고딕" w:eastAsia="맑은 고딕"/>
+          <w:b w:val="0"/>
+          <w:sz w:val="17"/>
+          <w:u w:val="none"/>
+        </w:rPr>
+        <w:t>2. Do NOT change the form of any word, and do NOT add any other words.</w:t>
+      </w:r>
+    </w:p>
+    <w:p>
+      <w:pPr>
+        <w:spacing w:before="0" w:after="0" w:line="288" w:lineRule="auto"/>
+        <w:ind w:left="40"/>
+        <w:snapToGrid w:val="0"/>
+        <w:pBdr>
+          <w:top w:val="single" w:sz="4" w:space="2" w:color="9B6BD0"/>
+          <w:left w:val="single" w:sz="4" w:space="2" w:color="9B6BD0"/>
+          <w:bottom w:val="single" w:sz="4" w:space="2" w:color="9B6BD0"/>
+          <w:right w:val="single" w:sz="4" w:space="2" w:color="9B6BD0"/>
+        </w:pBdr>
+        <w:shd w:val="clear" w:color="auto" w:fill="FAF5FF"/>
+      </w:pPr>
+      <w:r>
+        <w:rPr>
+          <w:rFonts w:ascii="맑은 고딕" w:hAnsi="맑은 고딕" w:eastAsia="맑은 고딕"/>
+          <w:b w:val="0"/>
+          <w:sz w:val="17"/>
+          <w:u w:val="none"/>
+        </w:rPr>
+        <w:t>3. Use the ‘so + 형용사 + that’ structure instead of ‘and’.</w:t>
+      </w:r>
+    </w:p>
+    <w:p>
+      <w:pPr>
+        <w:spacing w:before="0" w:after="0" w:line="288" w:lineRule="auto"/>
+        <w:ind w:left="40"/>
+        <w:snapToGrid w:val="0"/>
+        <w:pBdr>
+          <w:top w:val="single" w:sz="4" w:space="2" w:color="9B6BD0"/>
+          <w:left w:val="single" w:sz="4" w:space="2" w:color="9B6BD0"/>
+          <w:bottom w:val="single" w:sz="4" w:space="2" w:color="9B6BD0"/>
+          <w:right w:val="single" w:sz="4" w:space="2" w:color="9B6BD0"/>
+        </w:pBdr>
+        <w:shd w:val="clear" w:color="auto" w:fill="FAF5FF"/>
+      </w:pPr>
+      <w:r>
+        <w:rPr>
+          <w:rFonts w:ascii="맑은 고딕" w:hAnsi="맑은 고딕" w:eastAsia="맑은 고딕"/>
+          <w:b w:val="0"/>
+          <w:sz w:val="17"/>
+          <w:u w:val="none"/>
+        </w:rPr>
+        <w:t>4. Write 16 words in total (each box item of two words counts as two).</w:t>
       </w:r>
     </w:p>
     <w:p>
@@ -1671,13 +3006,12 @@
           <w:sz w:val="17"/>
           <w:u w:val="none"/>
         </w:rPr>
-        <w:t>(e) According to the writer, people can gradually get used to sleeping less than they need.</w:t>
+        <w:t>5. 답안지에 소문항 번호를 정확하게 기입할 것</w:t>
       </w:r>
     </w:p>
     <w:p>
       <w:pPr>
-        <w:spacing w:before="0" w:after="20" w:line="276" w:lineRule="auto"/>
-        <w:ind w:left="80"/>
+        <w:spacing w:before="0" w:after="40" w:line="360" w:lineRule="auto"/>
         <w:snapToGrid w:val="0"/>
       </w:pPr>
       <w:r>
@@ -1687,7 +3021,7 @@
           <w:sz w:val="17"/>
           <w:u w:val="none"/>
         </w:rPr>
-        <w:t>① (a), (d)    ② (b), (c)    ③ (a), (c), (e)    ④ (b), (c), (e)    ⑤ (d), (e)</w:t>
+        <w:t>⇒ Your need ________________________________________________________________________ .</w:t>
       </w:r>
     </w:p>
     <w:p>
@@ -1703,7 +3037,7 @@
           <w:sz w:val="17"/>
           <w:u w:val="none"/>
         </w:rPr>
-        <w:t>32-2.</w:t>
+        <w:t>32-서2.</w:t>
       </w:r>
       <w:r>
         <w:rPr>
@@ -1712,7 +3046,7 @@
           <w:sz w:val="17"/>
           <w:u w:val="none"/>
         </w:rPr>
-        <w:t xml:space="preserve"> 다음 글의 밑줄 친 ⓐ ~ ⓕ 중, 어법상 </w:t>
+        <w:t xml:space="preserve"> 다음 글의 요약문을 완성하시오. 빈칸 (1)~(4)에 &lt;보기&gt;에서 알맞은 단어를 골라 </w:t>
       </w:r>
       <w:r>
         <w:rPr>
@@ -1721,7 +3055,7 @@
           <w:sz w:val="17"/>
           <w:u w:val="single"/>
         </w:rPr>
-        <w:t>틀린</w:t>
+        <w:t>필요하면 어형을 바꾸어</w:t>
       </w:r>
       <w:r>
         <w:rPr>
@@ -1730,7 +3064,7 @@
           <w:sz w:val="17"/>
           <w:u w:val="none"/>
         </w:rPr>
-        <w:t xml:space="preserve"> 것을 모두 고른 것은? [3.1점]</w:t>
+        <w:t xml:space="preserve"> 쓰시오. (한 칸에 한 단어, 중복 사용 불가) [각 0.75점, 총 3점] [3.0점]</w:t>
       </w:r>
     </w:p>
     <w:p>
@@ -1753,16 +3087,53 @@
           <w:sz w:val="17"/>
           <w:u w:val="none"/>
         </w:rPr>
-        <w:t>Although you may put off going to sleep in order ⓐ</w:t>
-      </w:r>
+        <w:t>You can delay bedtime to fit more into your day, but sooner or later the urge to sleep grows too strong to resist and you have no choice but to sleep. Part of the reason for this daily pressure to sleep seems to be a substance called adenosine. The longer you stay awake, the more of this natural chemical collects in your blood. During sleep, the body clears the adenosine away. So this molecule may be the body’s way of recording how much sleep it has missed and of setting off sleep when it is required. A build-up of adenosine, together with other factors, may be why several nights of too little sleep leave you owing sleep — a debt you can only settle by sleeping more than usual. With such a feedback system wired into your chemistry, you cannot get used to sleeping less than your body requires. In the end, missing sleep always catches up with you.</w:t>
+      </w:r>
+    </w:p>
+    <w:p>
+      <w:pPr>
+        <w:spacing w:before="0" w:after="60" w:line="288" w:lineRule="auto"/>
+        <w:ind w:left="40"/>
+        <w:snapToGrid w:val="0"/>
+        <w:pBdr>
+          <w:top w:val="single" w:sz="4" w:space="2" w:color="C99B4E"/>
+          <w:left w:val="single" w:sz="4" w:space="2" w:color="C99B4E"/>
+          <w:bottom w:val="single" w:sz="4" w:space="2" w:color="C99B4E"/>
+          <w:right w:val="single" w:sz="4" w:space="2" w:color="C99B4E"/>
+        </w:pBdr>
+        <w:shd w:val="clear" w:color="auto" w:fill="FFF8E1"/>
+      </w:pPr>
       <w:r>
         <w:rPr>
           <w:rFonts w:ascii="맑은 고딕" w:hAnsi="맑은 고딕" w:eastAsia="맑은 고딕"/>
           <w:b w:val="0"/>
           <w:sz w:val="17"/>
-          <w:u w:val="single"/>
-        </w:rPr>
-        <w:t>to squeeze</w:t>
+          <w:u w:val="none"/>
+        </w:rPr>
+        <w:t>Adenosine (1) ________ in the blood during waking hours and is (2) ________ down during sleep, which lets the body record lost sleep; after several short nights you end up (3) ________ the body sleep, and because this feedback is built in, you never become (4) ________ to sleeping less than you need.</w:t>
+      </w:r>
+    </w:p>
+    <w:p>
+      <w:pPr>
+        <w:spacing w:before="0" w:after="60" w:line="288" w:lineRule="auto"/>
+        <w:ind w:left="40"/>
+        <w:snapToGrid w:val="0"/>
+        <w:pBdr>
+          <w:top w:val="single" w:sz="4" w:space="2" w:color="9B6BD0"/>
+          <w:left w:val="single" w:sz="4" w:space="2" w:color="9B6BD0"/>
+          <w:bottom w:val="single" w:sz="4" w:space="2" w:color="9B6BD0"/>
+          <w:right w:val="single" w:sz="4" w:space="2" w:color="9B6BD0"/>
+        </w:pBdr>
+        <w:shd w:val="clear" w:color="auto" w:fill="FAF5FF"/>
+      </w:pPr>
+      <w:r>
+        <w:rPr>
+          <w:rFonts w:ascii="맑은 고딕" w:hAnsi="맑은 고딕" w:eastAsia="맑은 고딕"/>
+          <w:b/>
+          <w:sz w:val="17"/>
+          <w:u w:val="none"/>
+        </w:rPr>
+        <w:t>&lt;보 기&gt;</w:t>
       </w:r>
       <w:r>
         <w:rPr>
@@ -1771,17 +3142,68 @@
           <w:sz w:val="17"/>
           <w:u w:val="none"/>
         </w:rPr>
-        <w:t xml:space="preserve"> more activities into your day, eventually your need for sleep becomes overwhelming and you are forced to get some sleep. This daily drive for sleep appears ⓑ</w:t>
-      </w:r>
+        <w:t xml:space="preserve"> accumulate / break / owe / accustom / release / build / lend / prevent / familiar / awake</w:t>
+      </w:r>
+    </w:p>
+    <w:p>
+      <w:pPr>
+        <w:spacing w:before="0" w:after="0" w:line="288" w:lineRule="auto"/>
+        <w:ind w:left="40"/>
+        <w:snapToGrid w:val="0"/>
+        <w:pBdr>
+          <w:top w:val="single" w:sz="4" w:space="2" w:color="9B6BD0"/>
+          <w:left w:val="single" w:sz="4" w:space="2" w:color="9B6BD0"/>
+          <w:bottom w:val="single" w:sz="4" w:space="2" w:color="9B6BD0"/>
+          <w:right w:val="single" w:sz="4" w:space="2" w:color="9B6BD0"/>
+        </w:pBdr>
+        <w:shd w:val="clear" w:color="auto" w:fill="FAF5FF"/>
+      </w:pPr>
+      <w:r>
+        <w:rPr>
+          <w:rFonts w:ascii="맑은 고딕" w:hAnsi="맑은 고딕" w:eastAsia="맑은 고딕"/>
+          <w:b/>
+          <w:sz w:val="17"/>
+          <w:u w:val="none"/>
+        </w:rPr>
+        <w:t>&lt;조 건&gt;</w:t>
+      </w:r>
+    </w:p>
+    <w:p>
+      <w:pPr>
+        <w:spacing w:before="0" w:after="0" w:line="288" w:lineRule="auto"/>
+        <w:ind w:left="40"/>
+        <w:snapToGrid w:val="0"/>
+        <w:pBdr>
+          <w:top w:val="single" w:sz="4" w:space="2" w:color="9B6BD0"/>
+          <w:left w:val="single" w:sz="4" w:space="2" w:color="9B6BD0"/>
+          <w:bottom w:val="single" w:sz="4" w:space="2" w:color="9B6BD0"/>
+          <w:right w:val="single" w:sz="4" w:space="2" w:color="9B6BD0"/>
+        </w:pBdr>
+        <w:shd w:val="clear" w:color="auto" w:fill="FAF5FF"/>
+      </w:pPr>
       <w:r>
         <w:rPr>
           <w:rFonts w:ascii="맑은 고딕" w:hAnsi="맑은 고딕" w:eastAsia="맑은 고딕"/>
           <w:b w:val="0"/>
           <w:sz w:val="17"/>
-          <w:u w:val="single"/>
-        </w:rPr>
-        <w:t>to be</w:t>
-      </w:r>
+          <w:u w:val="none"/>
+        </w:rPr>
+        <w:t>1. &lt;보기&gt;의 단어를 골라 필요하면 어형(품사·시제·태)을 바꾸어 쓸 것</w:t>
+      </w:r>
+    </w:p>
+    <w:p>
+      <w:pPr>
+        <w:spacing w:before="0" w:after="60" w:line="288" w:lineRule="auto"/>
+        <w:ind w:left="40"/>
+        <w:snapToGrid w:val="0"/>
+        <w:pBdr>
+          <w:top w:val="single" w:sz="4" w:space="2" w:color="9B6BD0"/>
+          <w:left w:val="single" w:sz="4" w:space="2" w:color="9B6BD0"/>
+          <w:bottom w:val="single" w:sz="4" w:space="2" w:color="9B6BD0"/>
+          <w:right w:val="single" w:sz="4" w:space="2" w:color="9B6BD0"/>
+        </w:pBdr>
+        <w:shd w:val="clear" w:color="auto" w:fill="FAF5FF"/>
+      </w:pPr>
       <w:r>
         <w:rPr>
           <w:rFonts w:ascii="맑은 고딕" w:hAnsi="맑은 고딕" w:eastAsia="맑은 고딕"/>
@@ -1789,95 +3211,40 @@
           <w:sz w:val="17"/>
           <w:u w:val="none"/>
         </w:rPr>
-        <w:t xml:space="preserve"> due, in part, to a compound ⓒ</w:t>
-      </w:r>
+        <w:t>2. 답안지에 소문항 번호를 정확하게 기입할 것  예) 2-(1) 2-(2)</w:t>
+      </w:r>
+    </w:p>
+    <w:p>
+      <w:pPr>
+        <w:spacing w:before="0" w:after="40" w:line="360" w:lineRule="auto"/>
+        <w:snapToGrid w:val="0"/>
+      </w:pPr>
       <w:r>
         <w:rPr>
           <w:rFonts w:ascii="맑은 고딕" w:hAnsi="맑은 고딕" w:eastAsia="맑은 고딕"/>
           <w:b w:val="0"/>
           <w:sz w:val="17"/>
-          <w:u w:val="single"/>
-        </w:rPr>
-        <w:t>knowing</w:t>
-      </w:r>
-      <w:r>
-        <w:rPr>
-          <w:rFonts w:ascii="맑은 고딕" w:hAnsi="맑은 고딕" w:eastAsia="맑은 고딕"/>
-          <w:b w:val="0"/>
-          <w:sz w:val="17"/>
-          <w:u w:val="none"/>
-        </w:rPr>
-        <w:t xml:space="preserve"> as adenosine. This natural chemical ⓓ</w:t>
-      </w:r>
-      <w:r>
-        <w:rPr>
-          <w:rFonts w:ascii="맑은 고딕" w:hAnsi="맑은 고딕" w:eastAsia="맑은 고딕"/>
-          <w:b w:val="0"/>
-          <w:sz w:val="17"/>
-          <w:u w:val="single"/>
-        </w:rPr>
-        <w:t>build</w:t>
-      </w:r>
-      <w:r>
-        <w:rPr>
-          <w:rFonts w:ascii="맑은 고딕" w:hAnsi="맑은 고딕" w:eastAsia="맑은 고딕"/>
-          <w:b w:val="0"/>
-          <w:sz w:val="17"/>
-          <w:u w:val="none"/>
-        </w:rPr>
-        <w:t xml:space="preserve"> up in your blood as time awake increases. While you sleep, your body breaks down the adenosine. Thus, this molecule may be ⓔ</w:t>
-      </w:r>
-      <w:r>
-        <w:rPr>
-          <w:rFonts w:ascii="맑은 고딕" w:hAnsi="맑은 고딕" w:eastAsia="맑은 고딕"/>
-          <w:b w:val="0"/>
-          <w:sz w:val="17"/>
-          <w:u w:val="single"/>
-        </w:rPr>
-        <w:t>what</w:t>
-      </w:r>
-      <w:r>
-        <w:rPr>
-          <w:rFonts w:ascii="맑은 고딕" w:hAnsi="맑은 고딕" w:eastAsia="맑은 고딕"/>
-          <w:b w:val="0"/>
-          <w:sz w:val="17"/>
-          <w:u w:val="none"/>
-        </w:rPr>
-        <w:t xml:space="preserve"> your body uses to keep track of lost sleep and to trigger sleep when needed. An accumulation of adenosine and other factors might explain why, after several nights of less than optimal amounts of sleep, you build up a sleep debt that you must make up by sleeping longer than normal. Because of such built-in molecular feedback, you can't become accustomed to ⓕ</w:t>
-      </w:r>
-      <w:r>
-        <w:rPr>
-          <w:rFonts w:ascii="맑은 고딕" w:hAnsi="맑은 고딕" w:eastAsia="맑은 고딕"/>
-          <w:b w:val="0"/>
-          <w:sz w:val="17"/>
-          <w:u w:val="single"/>
-        </w:rPr>
-        <w:t>get</w:t>
-      </w:r>
-      <w:r>
-        <w:rPr>
-          <w:rFonts w:ascii="맑은 고딕" w:hAnsi="맑은 고딕" w:eastAsia="맑은 고딕"/>
-          <w:b w:val="0"/>
-          <w:sz w:val="17"/>
-          <w:u w:val="none"/>
-        </w:rPr>
-        <w:t xml:space="preserve"> less sleep than your body needs. Eventually, a lack of sleep catches up with you.</w:t>
+          <w:u w:val="none"/>
+        </w:rPr>
+        <w:t>(1) ______________  (2) ______________  (3) ______________  (4) ______________</w:t>
       </w:r>
     </w:p>
     <w:p>
       <w:pPr>
-        <w:spacing w:before="0" w:after="20" w:line="276" w:lineRule="auto"/>
-        <w:ind w:left="80"/>
+        <w:keepNext/>
+        <w:spacing w:before="80" w:after="40" w:line="276" w:lineRule="auto"/>
         <w:snapToGrid w:val="0"/>
-      </w:pPr>
-      <w:r>
-        <w:rPr>
-          <w:rFonts w:ascii="맑은 고딕" w:hAnsi="맑은 고딕" w:eastAsia="맑은 고딕"/>
-          <w:b w:val="0"/>
+        <w:shd w:val="clear" w:color="auto" w:fill="6B21A8"/>
+      </w:pPr>
+      <w:r>
+        <w:rPr>
+          <w:rFonts w:ascii="맑은 고딕" w:hAnsi="맑은 고딕" w:eastAsia="맑은 고딕"/>
+          <w:b/>
+          <w:color w:val="FFFFFF"/>
           <w:sz w:val="17"/>
           <w:u w:val="none"/>
         </w:rPr>
-        <w:t>① ⓐ, ⓒ, ⓓ    ② ⓒ, ⓓ, ⓕ    ③ ⓑ, ⓔ    ④ ⓒ, ⓕ    ⑤ ⓓ, ⓔ, ⓕ</w:t>
+        <w:t>[지문 구조]  ※ 앞 문항을 모두 푼 뒤에 풀 것</w:t>
       </w:r>
     </w:p>
     <w:p>
@@ -1893,7 +3260,7 @@
           <w:sz w:val="17"/>
           <w:u w:val="none"/>
         </w:rPr>
-        <w:t>32-3.</w:t>
+        <w:t>32-8.</w:t>
       </w:r>
       <w:r>
         <w:rPr>
@@ -1902,7 +3269,30 @@
           <w:sz w:val="17"/>
           <w:u w:val="none"/>
         </w:rPr>
-        <w:t xml:space="preserve"> 다음 글의 (A), (B), (C)의 각 괄호 안에서 문맥과 어법에 맞는 표현으로 가장 적절한 것은? [3.0점]</w:t>
+        <w:t xml:space="preserve"> 글의 흐름으로 보아, 주어진 문장이 들어가기에 가장 적절한 곳은? [2.7점]</w:t>
+      </w:r>
+    </w:p>
+    <w:p>
+      <w:pPr>
+        <w:spacing w:before="0" w:after="60" w:line="288" w:lineRule="auto"/>
+        <w:ind w:left="40"/>
+        <w:snapToGrid w:val="0"/>
+        <w:pBdr>
+          <w:top w:val="single" w:sz="4" w:space="2" w:color="C99B4E"/>
+          <w:left w:val="single" w:sz="4" w:space="2" w:color="C99B4E"/>
+          <w:bottom w:val="single" w:sz="4" w:space="2" w:color="C99B4E"/>
+          <w:right w:val="single" w:sz="4" w:space="2" w:color="C99B4E"/>
+        </w:pBdr>
+        <w:shd w:val="clear" w:color="auto" w:fill="FFF8E1"/>
+      </w:pPr>
+      <w:r>
+        <w:rPr>
+          <w:rFonts w:ascii="맑은 고딕" w:hAnsi="맑은 고딕" w:eastAsia="맑은 고딕"/>
+          <w:b w:val="0"/>
+          <w:sz w:val="17"/>
+          <w:u w:val="none"/>
+        </w:rPr>
+        <w:t>While you sleep, your body breaks down the adenosine.</w:t>
       </w:r>
     </w:p>
     <w:p>
@@ -1925,1161 +3315,7 @@
           <w:sz w:val="17"/>
           <w:u w:val="none"/>
         </w:rPr>
-        <w:t>Although you may put off going to sleep in order to squeeze more activities into your day, eventually your need for sleep becomes overwhelming and you are forced to get some sleep. This daily drive for sleep appears to be due, in part, to a compound known as adenosine. This natural chemical builds up in your blood as time awake increases. While you sleep, your body (A) [breaks down / builds up] the adenosine. Thus, this molecule may be what your body uses to keep track of lost sleep and to trigger sleep when needed. An accumulation of adenosine and other factors might explain why, after several nights of (B) [less / more] than optimal amounts of sleep, you build up a sleep debt that you must make up by (C) [sleeping / sleep] longer than normal. Because of such built-in molecular feedback, you can't become accustomed to getting less sleep than your body needs. Eventually, a lack of sleep catches up with you.</w:t>
-      </w:r>
-    </w:p>
-    <w:p>
-      <w:pPr>
-        <w:spacing w:before="0" w:after="0" w:line="269" w:lineRule="auto"/>
-        <w:ind w:left="180" w:hanging="180"/>
-        <w:snapToGrid w:val="0"/>
-      </w:pPr>
-      <w:r>
-        <w:rPr>
-          <w:rFonts w:ascii="맑은 고딕" w:hAnsi="맑은 고딕" w:eastAsia="맑은 고딕"/>
-          <w:b w:val="0"/>
-          <w:sz w:val="17"/>
-          <w:u w:val="none"/>
-        </w:rPr>
-        <w:t>① (A) builds up  (B) less  (C) sleeping</w:t>
-      </w:r>
-    </w:p>
-    <w:p>
-      <w:pPr>
-        <w:spacing w:before="0" w:after="0" w:line="269" w:lineRule="auto"/>
-        <w:ind w:left="180" w:hanging="180"/>
-        <w:snapToGrid w:val="0"/>
-      </w:pPr>
-      <w:r>
-        <w:rPr>
-          <w:rFonts w:ascii="맑은 고딕" w:hAnsi="맑은 고딕" w:eastAsia="맑은 고딕"/>
-          <w:b w:val="0"/>
-          <w:sz w:val="17"/>
-          <w:u w:val="none"/>
-        </w:rPr>
-        <w:t>② (A) breaks down  (B) more  (C) sleeping</w:t>
-      </w:r>
-    </w:p>
-    <w:p>
-      <w:pPr>
-        <w:spacing w:before="0" w:after="0" w:line="269" w:lineRule="auto"/>
-        <w:ind w:left="180" w:hanging="180"/>
-        <w:snapToGrid w:val="0"/>
-      </w:pPr>
-      <w:r>
-        <w:rPr>
-          <w:rFonts w:ascii="맑은 고딕" w:hAnsi="맑은 고딕" w:eastAsia="맑은 고딕"/>
-          <w:b w:val="0"/>
-          <w:sz w:val="17"/>
-          <w:u w:val="none"/>
-        </w:rPr>
-        <w:t>③ (A) breaks down  (B) less  (C) sleeping</w:t>
-      </w:r>
-    </w:p>
-    <w:p>
-      <w:pPr>
-        <w:spacing w:before="0" w:after="0" w:line="269" w:lineRule="auto"/>
-        <w:ind w:left="180" w:hanging="180"/>
-        <w:snapToGrid w:val="0"/>
-      </w:pPr>
-      <w:r>
-        <w:rPr>
-          <w:rFonts w:ascii="맑은 고딕" w:hAnsi="맑은 고딕" w:eastAsia="맑은 고딕"/>
-          <w:b w:val="0"/>
-          <w:sz w:val="17"/>
-          <w:u w:val="none"/>
-        </w:rPr>
-        <w:t>④ (A) builds up  (B) more  (C) sleep</w:t>
-      </w:r>
-    </w:p>
-    <w:p>
-      <w:pPr>
-        <w:spacing w:before="0" w:after="0" w:line="269" w:lineRule="auto"/>
-        <w:ind w:left="180" w:hanging="180"/>
-        <w:snapToGrid w:val="0"/>
-      </w:pPr>
-      <w:r>
-        <w:rPr>
-          <w:rFonts w:ascii="맑은 고딕" w:hAnsi="맑은 고딕" w:eastAsia="맑은 고딕"/>
-          <w:b w:val="0"/>
-          <w:sz w:val="17"/>
-          <w:u w:val="none"/>
-        </w:rPr>
-        <w:t>⑤ (A) breaks down  (B) less  (C) sleep</w:t>
-      </w:r>
-    </w:p>
-    <w:p>
-      <w:pPr>
-        <w:keepNext/>
-        <w:spacing w:before="80" w:after="20" w:line="276" w:lineRule="auto"/>
-        <w:snapToGrid w:val="0"/>
-      </w:pPr>
-      <w:r>
-        <w:rPr>
-          <w:rFonts w:ascii="맑은 고딕" w:hAnsi="맑은 고딕" w:eastAsia="맑은 고딕"/>
-          <w:b/>
-          <w:sz w:val="17"/>
-          <w:u w:val="none"/>
-        </w:rPr>
-        <w:t>32-4.</w:t>
-      </w:r>
-      <w:r>
-        <w:rPr>
-          <w:rFonts w:ascii="맑은 고딕" w:hAnsi="맑은 고딕" w:eastAsia="맑은 고딕"/>
-          <w:b w:val="0"/>
-          <w:sz w:val="17"/>
-          <w:u w:val="none"/>
-        </w:rPr>
-        <w:t xml:space="preserve"> According to the passage, which of the following is </w:t>
-      </w:r>
-      <w:r>
-        <w:rPr>
-          <w:rFonts w:ascii="맑은 고딕" w:hAnsi="맑은 고딕" w:eastAsia="맑은 고딕"/>
-          <w:b w:val="0"/>
-          <w:sz w:val="17"/>
-          <w:u w:val="single"/>
-        </w:rPr>
-        <w:t>NOT</w:t>
-      </w:r>
-      <w:r>
-        <w:rPr>
-          <w:rFonts w:ascii="맑은 고딕" w:hAnsi="맑은 고딕" w:eastAsia="맑은 고딕"/>
-          <w:b w:val="0"/>
-          <w:sz w:val="17"/>
-          <w:u w:val="none"/>
-        </w:rPr>
-        <w:t xml:space="preserve"> true? [2.8점]</w:t>
-      </w:r>
-    </w:p>
-    <w:p>
-      <w:pPr>
-        <w:spacing w:before="0" w:after="60" w:line="288" w:lineRule="auto"/>
-        <w:ind w:left="40"/>
-        <w:snapToGrid w:val="0"/>
-        <w:pBdr>
-          <w:top w:val="single" w:sz="4" w:space="2" w:color="999999"/>
-          <w:left w:val="single" w:sz="4" w:space="2" w:color="999999"/>
-          <w:bottom w:val="single" w:sz="4" w:space="2" w:color="999999"/>
-          <w:right w:val="single" w:sz="4" w:space="2" w:color="999999"/>
-        </w:pBdr>
-        <w:shd w:val="clear" w:color="auto" w:fill="F6F3EA"/>
-      </w:pPr>
-      <w:r>
-        <w:rPr>
-          <w:rFonts w:ascii="맑은 고딕" w:hAnsi="맑은 고딕" w:eastAsia="맑은 고딕"/>
-          <w:b w:val="0"/>
-          <w:sz w:val="17"/>
-          <w:u w:val="none"/>
-        </w:rPr>
-        <w:t>Although you may put off going to sleep in order to squeeze more activities into your day, eventually your need for sleep becomes overwhelming and you are forced to get some sleep. This daily drive for sleep appears to be due, in part, to a compound known as adenosine. This natural chemical builds up in your blood as time awake increases. While you sleep, your body breaks down the adenosine. Thus, this molecule may be what your body uses to keep track of lost sleep and to trigger sleep when needed. An accumulation of adenosine and other factors might explain why, after several nights of less than optimal amounts of sleep, you build up a sleep debt that you must make up by sleeping longer than normal. Because of such built-in molecular feedback, you can't become accustomed to getting less sleep than your body needs. Eventually, a lack of sleep catches up with you.</w:t>
-      </w:r>
-    </w:p>
-    <w:p>
-      <w:pPr>
-        <w:spacing w:before="0" w:after="0" w:line="269" w:lineRule="auto"/>
-        <w:ind w:left="180" w:hanging="180"/>
-        <w:snapToGrid w:val="0"/>
-      </w:pPr>
-      <w:r>
-        <w:rPr>
-          <w:rFonts w:ascii="맑은 고딕" w:hAnsi="맑은 고딕" w:eastAsia="맑은 고딕"/>
-          <w:b w:val="0"/>
-          <w:sz w:val="17"/>
-          <w:u w:val="none"/>
-        </w:rPr>
-        <w:t>① The body breaks down adenosine mainly while we are awake.</w:t>
-      </w:r>
-    </w:p>
-    <w:p>
-      <w:pPr>
-        <w:spacing w:before="0" w:after="0" w:line="269" w:lineRule="auto"/>
-        <w:ind w:left="180" w:hanging="180"/>
-        <w:snapToGrid w:val="0"/>
-      </w:pPr>
-      <w:r>
-        <w:rPr>
-          <w:rFonts w:ascii="맑은 고딕" w:hAnsi="맑은 고딕" w:eastAsia="맑은 고딕"/>
-          <w:b w:val="0"/>
-          <w:sz w:val="17"/>
-          <w:u w:val="none"/>
-        </w:rPr>
-        <w:t>② We may delay sleep to do more activities, but eventually we need it.</w:t>
-      </w:r>
-    </w:p>
-    <w:p>
-      <w:pPr>
-        <w:spacing w:before="0" w:after="0" w:line="269" w:lineRule="auto"/>
-        <w:ind w:left="180" w:hanging="180"/>
-        <w:snapToGrid w:val="0"/>
-      </w:pPr>
-      <w:r>
-        <w:rPr>
-          <w:rFonts w:ascii="맑은 고딕" w:hAnsi="맑은 고딕" w:eastAsia="맑은 고딕"/>
-          <w:b w:val="0"/>
-          <w:sz w:val="17"/>
-          <w:u w:val="none"/>
-        </w:rPr>
-        <w:t>③ Adenosine is a natural chemical found in our blood.</w:t>
-      </w:r>
-    </w:p>
-    <w:p>
-      <w:pPr>
-        <w:spacing w:before="0" w:after="0" w:line="269" w:lineRule="auto"/>
-        <w:ind w:left="180" w:hanging="180"/>
-        <w:snapToGrid w:val="0"/>
-      </w:pPr>
-      <w:r>
-        <w:rPr>
-          <w:rFonts w:ascii="맑은 고딕" w:hAnsi="맑은 고딕" w:eastAsia="맑은 고딕"/>
-          <w:b w:val="0"/>
-          <w:sz w:val="17"/>
-          <w:u w:val="none"/>
-        </w:rPr>
-        <w:t>④ A sleep debt must be paid back by sleeping longer than usual.</w:t>
-      </w:r>
-    </w:p>
-    <w:p>
-      <w:pPr>
-        <w:spacing w:before="0" w:after="0" w:line="269" w:lineRule="auto"/>
-        <w:ind w:left="180" w:hanging="180"/>
-        <w:snapToGrid w:val="0"/>
-      </w:pPr>
-      <w:r>
-        <w:rPr>
-          <w:rFonts w:ascii="맑은 고딕" w:hAnsi="맑은 고딕" w:eastAsia="맑은 고딕"/>
-          <w:b w:val="0"/>
-          <w:sz w:val="17"/>
-          <w:u w:val="none"/>
-        </w:rPr>
-        <w:t>⑤ We cannot get used to sleeping less than our body needs.</w:t>
-      </w:r>
-    </w:p>
-    <w:p>
-      <w:pPr>
-        <w:keepNext/>
-        <w:spacing w:before="80" w:after="20" w:line="276" w:lineRule="auto"/>
-        <w:snapToGrid w:val="0"/>
-      </w:pPr>
-      <w:r>
-        <w:rPr>
-          <w:rFonts w:ascii="맑은 고딕" w:hAnsi="맑은 고딕" w:eastAsia="맑은 고딕"/>
-          <w:b/>
-          <w:sz w:val="17"/>
-          <w:u w:val="none"/>
-        </w:rPr>
-        <w:t>32-5.</w:t>
-      </w:r>
-      <w:r>
-        <w:rPr>
-          <w:rFonts w:ascii="맑은 고딕" w:hAnsi="맑은 고딕" w:eastAsia="맑은 고딕"/>
-          <w:b w:val="0"/>
-          <w:sz w:val="17"/>
-          <w:u w:val="none"/>
-        </w:rPr>
-        <w:t xml:space="preserve"> [A]와 [B]를 읽고 이해한 것으로 가장 적절한 것은? [3.2점]</w:t>
-      </w:r>
-    </w:p>
-    <w:p>
-      <w:pPr>
-        <w:spacing w:before="0" w:after="60" w:line="288" w:lineRule="auto"/>
-        <w:ind w:left="40"/>
-        <w:snapToGrid w:val="0"/>
-        <w:pBdr>
-          <w:top w:val="single" w:sz="4" w:space="2" w:color="999999"/>
-          <w:left w:val="single" w:sz="4" w:space="2" w:color="999999"/>
-          <w:bottom w:val="single" w:sz="4" w:space="2" w:color="999999"/>
-          <w:right w:val="single" w:sz="4" w:space="2" w:color="999999"/>
-        </w:pBdr>
-        <w:shd w:val="clear" w:color="auto" w:fill="F6F3EA"/>
-      </w:pPr>
-      <w:r>
-        <w:rPr>
-          <w:rFonts w:ascii="맑은 고딕" w:hAnsi="맑은 고딕" w:eastAsia="맑은 고딕"/>
-          <w:b w:val="0"/>
-          <w:sz w:val="17"/>
-          <w:u w:val="none"/>
-        </w:rPr>
-        <w:t>[A] Although you may put off going to sleep in order to squeeze more activities into your day, eventually your need for sleep becomes overwhelming and you are forced to get some sleep. … Because of such built-in molecular feedback, you can't become accustomed to getting less sleep than your body needs.</w:t>
-      </w:r>
-    </w:p>
-    <w:p>
-      <w:pPr>
-        <w:spacing w:before="0" w:after="60" w:line="288" w:lineRule="auto"/>
-        <w:ind w:left="40"/>
-        <w:snapToGrid w:val="0"/>
-        <w:pBdr>
-          <w:top w:val="single" w:sz="4" w:space="2" w:color="6B7FB8"/>
-          <w:left w:val="single" w:sz="4" w:space="2" w:color="6B7FB8"/>
-          <w:bottom w:val="single" w:sz="4" w:space="2" w:color="6B7FB8"/>
-          <w:right w:val="single" w:sz="4" w:space="2" w:color="6B7FB8"/>
-        </w:pBdr>
-        <w:shd w:val="clear" w:color="auto" w:fill="EEF2FF"/>
-      </w:pPr>
-      <w:r>
-        <w:rPr>
-          <w:rFonts w:ascii="맑은 고딕" w:hAnsi="맑은 고딕" w:eastAsia="맑은 고딕"/>
-          <w:b w:val="0"/>
-          <w:sz w:val="17"/>
-          <w:u w:val="none"/>
-        </w:rPr>
-        <w:t>[B] When you skip a meal, your body notices. Signals from your stomach grow stronger with each passing hour, and no amount of willpower can keep them quiet forever. Sooner or later, you have to eat.</w:t>
-      </w:r>
-    </w:p>
-    <w:p>
-      <w:pPr>
-        <w:spacing w:before="0" w:after="0" w:line="269" w:lineRule="auto"/>
-        <w:ind w:left="180" w:hanging="180"/>
-        <w:snapToGrid w:val="0"/>
-      </w:pPr>
-      <w:r>
-        <w:rPr>
-          <w:rFonts w:ascii="맑은 고딕" w:hAnsi="맑은 고딕" w:eastAsia="맑은 고딕"/>
-          <w:b w:val="0"/>
-          <w:sz w:val="17"/>
-          <w:u w:val="none"/>
-        </w:rPr>
-        <w:t>① [A] says sleep can be replaced by more activities, while [B] says meals can be skipped safely.</w:t>
-      </w:r>
-    </w:p>
-    <w:p>
-      <w:pPr>
-        <w:spacing w:before="0" w:after="0" w:line="269" w:lineRule="auto"/>
-        <w:ind w:left="180" w:hanging="180"/>
-        <w:snapToGrid w:val="0"/>
-      </w:pPr>
-      <w:r>
-        <w:rPr>
-          <w:rFonts w:ascii="맑은 고딕" w:hAnsi="맑은 고딕" w:eastAsia="맑은 고딕"/>
-          <w:b w:val="0"/>
-          <w:sz w:val="17"/>
-          <w:u w:val="none"/>
-        </w:rPr>
-        <w:t>② [B] claims that willpower is the best way to control hunger.</w:t>
-      </w:r>
-    </w:p>
-    <w:p>
-      <w:pPr>
-        <w:spacing w:before="0" w:after="0" w:line="269" w:lineRule="auto"/>
-        <w:ind w:left="180" w:hanging="180"/>
-        <w:snapToGrid w:val="0"/>
-      </w:pPr>
-      <w:r>
-        <w:rPr>
-          <w:rFonts w:ascii="맑은 고딕" w:hAnsi="맑은 고딕" w:eastAsia="맑은 고딕"/>
-          <w:b w:val="0"/>
-          <w:sz w:val="17"/>
-          <w:u w:val="none"/>
-        </w:rPr>
-        <w:t>③ Both texts argue that the body gets used to having less of what it needs.</w:t>
-      </w:r>
-    </w:p>
-    <w:p>
-      <w:pPr>
-        <w:spacing w:before="0" w:after="0" w:line="269" w:lineRule="auto"/>
-        <w:ind w:left="180" w:hanging="180"/>
-        <w:snapToGrid w:val="0"/>
-      </w:pPr>
-      <w:r>
-        <w:rPr>
-          <w:rFonts w:ascii="맑은 고딕" w:hAnsi="맑은 고딕" w:eastAsia="맑은 고딕"/>
-          <w:b w:val="0"/>
-          <w:sz w:val="17"/>
-          <w:u w:val="none"/>
-        </w:rPr>
-        <w:t>④ Both texts describe a built-in signal that grows stronger until the body's need is met.</w:t>
-      </w:r>
-    </w:p>
-    <w:p>
-      <w:pPr>
-        <w:spacing w:before="0" w:after="0" w:line="269" w:lineRule="auto"/>
-        <w:ind w:left="180" w:hanging="180"/>
-        <w:snapToGrid w:val="0"/>
-      </w:pPr>
-      <w:r>
-        <w:rPr>
-          <w:rFonts w:ascii="맑은 고딕" w:hAnsi="맑은 고딕" w:eastAsia="맑은 고딕"/>
-          <w:b w:val="0"/>
-          <w:sz w:val="17"/>
-          <w:u w:val="none"/>
-        </w:rPr>
-        <w:t>⑤ [A] focuses on food, while [B] focuses on chemicals in the blood.</w:t>
-      </w:r>
-    </w:p>
-    <w:p>
-      <w:pPr>
-        <w:keepNext/>
-        <w:spacing w:before="80" w:after="20" w:line="276" w:lineRule="auto"/>
-        <w:snapToGrid w:val="0"/>
-      </w:pPr>
-      <w:r>
-        <w:rPr>
-          <w:rFonts w:ascii="맑은 고딕" w:hAnsi="맑은 고딕" w:eastAsia="맑은 고딕"/>
-          <w:b/>
-          <w:sz w:val="17"/>
-          <w:u w:val="none"/>
-        </w:rPr>
-        <w:t>32-6.</w:t>
-      </w:r>
-      <w:r>
-        <w:rPr>
-          <w:rFonts w:ascii="맑은 고딕" w:hAnsi="맑은 고딕" w:eastAsia="맑은 고딕"/>
-          <w:b w:val="0"/>
-          <w:sz w:val="17"/>
-          <w:u w:val="none"/>
-        </w:rPr>
-        <w:t xml:space="preserve"> 윗글의 밑줄 친 </w:t>
-      </w:r>
-      <w:r>
-        <w:rPr>
-          <w:rFonts w:ascii="맑은 고딕" w:hAnsi="맑은 고딕" w:eastAsia="맑은 고딕"/>
-          <w:b w:val="0"/>
-          <w:sz w:val="17"/>
-          <w:u w:val="single"/>
-        </w:rPr>
-        <w:t>a lack of sleep catches up with you</w:t>
-      </w:r>
-      <w:r>
-        <w:rPr>
-          <w:rFonts w:ascii="맑은 고딕" w:hAnsi="맑은 고딕" w:eastAsia="맑은 고딕"/>
-          <w:b w:val="0"/>
-          <w:sz w:val="17"/>
-          <w:u w:val="none"/>
-        </w:rPr>
-        <w:t>가 의미하는 바로 가장 적절한 것은? [2.9점]</w:t>
-      </w:r>
-    </w:p>
-    <w:p>
-      <w:pPr>
-        <w:spacing w:before="0" w:after="60" w:line="288" w:lineRule="auto"/>
-        <w:ind w:left="40"/>
-        <w:snapToGrid w:val="0"/>
-        <w:pBdr>
-          <w:top w:val="single" w:sz="4" w:space="2" w:color="999999"/>
-          <w:left w:val="single" w:sz="4" w:space="2" w:color="999999"/>
-          <w:bottom w:val="single" w:sz="4" w:space="2" w:color="999999"/>
-          <w:right w:val="single" w:sz="4" w:space="2" w:color="999999"/>
-        </w:pBdr>
-        <w:shd w:val="clear" w:color="auto" w:fill="F6F3EA"/>
-      </w:pPr>
-      <w:r>
-        <w:rPr>
-          <w:rFonts w:ascii="맑은 고딕" w:hAnsi="맑은 고딕" w:eastAsia="맑은 고딕"/>
-          <w:b w:val="0"/>
-          <w:sz w:val="17"/>
-          <w:u w:val="none"/>
-        </w:rPr>
-        <w:t xml:space="preserve">Although you may put off going to sleep in order to squeeze more activities into your day, eventually your need for sleep becomes overwhelming and you are forced to get some sleep. This daily drive for sleep appears to be due, in part, to a compound known as adenosine. This natural chemical builds up in your blood as time awake increases. While you sleep, your body breaks down the adenosine. Thus, this molecule may be what your body uses to keep track of lost sleep and to trigger sleep when needed. An accumulation of adenosine and other factors might explain why, after several nights of less than optimal amounts of sleep, you build up a sleep debt that you must make up by sleeping longer than normal. Because of such built-in molecular feedback, you can't become accustomed to getting less sleep than your body needs. Eventually, </w:t>
-      </w:r>
-      <w:r>
-        <w:rPr>
-          <w:rFonts w:ascii="맑은 고딕" w:hAnsi="맑은 고딕" w:eastAsia="맑은 고딕"/>
-          <w:b w:val="0"/>
-          <w:sz w:val="17"/>
-          <w:u w:val="single"/>
-        </w:rPr>
-        <w:t>a lack of sleep catches up with you</w:t>
-      </w:r>
-      <w:r>
-        <w:rPr>
-          <w:rFonts w:ascii="맑은 고딕" w:hAnsi="맑은 고딕" w:eastAsia="맑은 고딕"/>
-          <w:b w:val="0"/>
-          <w:sz w:val="17"/>
-          <w:u w:val="none"/>
-        </w:rPr>
-        <w:t>.</w:t>
-      </w:r>
-    </w:p>
-    <w:p>
-      <w:pPr>
-        <w:spacing w:before="0" w:after="0" w:line="269" w:lineRule="auto"/>
-        <w:ind w:left="180" w:hanging="180"/>
-        <w:snapToGrid w:val="0"/>
-      </w:pPr>
-      <w:r>
-        <w:rPr>
-          <w:rFonts w:ascii="맑은 고딕" w:hAnsi="맑은 고딕" w:eastAsia="맑은 고딕"/>
-          <w:b w:val="0"/>
-          <w:sz w:val="17"/>
-          <w:u w:val="none"/>
-        </w:rPr>
-        <w:t>① you can run faster after sleeping less</w:t>
-      </w:r>
-    </w:p>
-    <w:p>
-      <w:pPr>
-        <w:spacing w:before="0" w:after="0" w:line="269" w:lineRule="auto"/>
-        <w:ind w:left="180" w:hanging="180"/>
-        <w:snapToGrid w:val="0"/>
-      </w:pPr>
-      <w:r>
-        <w:rPr>
-          <w:rFonts w:ascii="맑은 고딕" w:hAnsi="맑은 고딕" w:eastAsia="맑은 고딕"/>
-          <w:b w:val="0"/>
-          <w:sz w:val="17"/>
-          <w:u w:val="none"/>
-        </w:rPr>
-        <w:t>② you will soon forget the sleep you missed</w:t>
-      </w:r>
-    </w:p>
-    <w:p>
-      <w:pPr>
-        <w:spacing w:before="0" w:after="0" w:line="269" w:lineRule="auto"/>
-        <w:ind w:left="180" w:hanging="180"/>
-        <w:snapToGrid w:val="0"/>
-      </w:pPr>
-      <w:r>
-        <w:rPr>
-          <w:rFonts w:ascii="맑은 고딕" w:hAnsi="맑은 고딕" w:eastAsia="맑은 고딕"/>
-          <w:b w:val="0"/>
-          <w:sz w:val="17"/>
-          <w:u w:val="none"/>
-        </w:rPr>
-        <w:t>③ your body learns to need less sleep</w:t>
-      </w:r>
-    </w:p>
-    <w:p>
-      <w:pPr>
-        <w:spacing w:before="0" w:after="0" w:line="269" w:lineRule="auto"/>
-        <w:ind w:left="180" w:hanging="180"/>
-        <w:snapToGrid w:val="0"/>
-      </w:pPr>
-      <w:r>
-        <w:rPr>
-          <w:rFonts w:ascii="맑은 고딕" w:hAnsi="맑은 고딕" w:eastAsia="맑은 고딕"/>
-          <w:b w:val="0"/>
-          <w:sz w:val="17"/>
-          <w:u w:val="none"/>
-        </w:rPr>
-        <w:t>④ you will meet people who also sleep little</w:t>
-      </w:r>
-    </w:p>
-    <w:p>
-      <w:pPr>
-        <w:spacing w:before="0" w:after="0" w:line="269" w:lineRule="auto"/>
-        <w:ind w:left="180" w:hanging="180"/>
-        <w:snapToGrid w:val="0"/>
-      </w:pPr>
-      <w:r>
-        <w:rPr>
-          <w:rFonts w:ascii="맑은 고딕" w:hAnsi="맑은 고딕" w:eastAsia="맑은 고딕"/>
-          <w:b w:val="0"/>
-          <w:sz w:val="17"/>
-          <w:u w:val="none"/>
-        </w:rPr>
-        <w:t>⑤ you will eventually suffer the effects of not sleeping enough</w:t>
-      </w:r>
-    </w:p>
-    <w:p>
-      <w:pPr>
-        <w:keepNext/>
-        <w:spacing w:before="80" w:after="20" w:line="276" w:lineRule="auto"/>
-        <w:snapToGrid w:val="0"/>
-      </w:pPr>
-      <w:r>
-        <w:rPr>
-          <w:rFonts w:ascii="맑은 고딕" w:hAnsi="맑은 고딕" w:eastAsia="맑은 고딕"/>
-          <w:b/>
-          <w:sz w:val="17"/>
-          <w:u w:val="none"/>
-        </w:rPr>
-        <w:t>32-7.</w:t>
-      </w:r>
-      <w:r>
-        <w:rPr>
-          <w:rFonts w:ascii="맑은 고딕" w:hAnsi="맑은 고딕" w:eastAsia="맑은 고딕"/>
-          <w:b w:val="0"/>
-          <w:sz w:val="17"/>
-          <w:u w:val="none"/>
-        </w:rPr>
-        <w:t xml:space="preserve"> 다음 글에서 전체 흐름과 관계 </w:t>
-      </w:r>
-      <w:r>
-        <w:rPr>
-          <w:rFonts w:ascii="맑은 고딕" w:hAnsi="맑은 고딕" w:eastAsia="맑은 고딕"/>
-          <w:b w:val="0"/>
-          <w:sz w:val="17"/>
-          <w:u w:val="single"/>
-        </w:rPr>
-        <w:t>없는</w:t>
-      </w:r>
-      <w:r>
-        <w:rPr>
-          <w:rFonts w:ascii="맑은 고딕" w:hAnsi="맑은 고딕" w:eastAsia="맑은 고딕"/>
-          <w:b w:val="0"/>
-          <w:sz w:val="17"/>
-          <w:u w:val="none"/>
-        </w:rPr>
-        <w:t xml:space="preserve"> 문장은? [3.0점]</w:t>
-      </w:r>
-    </w:p>
-    <w:p>
-      <w:pPr>
-        <w:spacing w:before="0" w:after="60" w:line="288" w:lineRule="auto"/>
-        <w:ind w:left="40"/>
-        <w:snapToGrid w:val="0"/>
-        <w:pBdr>
-          <w:top w:val="single" w:sz="4" w:space="2" w:color="999999"/>
-          <w:left w:val="single" w:sz="4" w:space="2" w:color="999999"/>
-          <w:bottom w:val="single" w:sz="4" w:space="2" w:color="999999"/>
-          <w:right w:val="single" w:sz="4" w:space="2" w:color="999999"/>
-        </w:pBdr>
-        <w:shd w:val="clear" w:color="auto" w:fill="F6F3EA"/>
-      </w:pPr>
-      <w:r>
-        <w:rPr>
-          <w:rFonts w:ascii="맑은 고딕" w:hAnsi="맑은 고딕" w:eastAsia="맑은 고딕"/>
-          <w:b w:val="0"/>
-          <w:sz w:val="17"/>
-          <w:u w:val="none"/>
-        </w:rPr>
-        <w:t>This daily drive for sleep appears to be due, in part, to a compound known as adenosine. ① This natural chemical builds up in your blood as time awake increases. ② Coffee is one of the most popular drinks traded around the world. ③ While you sleep, your body breaks down the adenosine. ④ Thus, this molecule may be what your body uses to keep track of lost sleep and to trigger sleep when needed. ⑤ An accumulation of adenosine and other factors might explain why you build up a sleep debt after several nights of too little sleep.</w:t>
-      </w:r>
-    </w:p>
-    <w:p>
-      <w:pPr>
-        <w:spacing w:before="0" w:after="20" w:line="276" w:lineRule="auto"/>
-        <w:ind w:left="80"/>
-        <w:snapToGrid w:val="0"/>
-      </w:pPr>
-      <w:r>
-        <w:rPr>
-          <w:rFonts w:ascii="맑은 고딕" w:hAnsi="맑은 고딕" w:eastAsia="맑은 고딕"/>
-          <w:b w:val="0"/>
-          <w:sz w:val="17"/>
-          <w:u w:val="none"/>
-        </w:rPr>
-        <w:t>① ①    ② ②    ③ ③    ④ ④    ⑤ ⑤</w:t>
-      </w:r>
-    </w:p>
-    <w:p>
-      <w:pPr>
-        <w:keepNext/>
-        <w:spacing w:before="80" w:after="40" w:line="276" w:lineRule="auto"/>
-        <w:snapToGrid w:val="0"/>
-        <w:shd w:val="clear" w:color="auto" w:fill="8A3A12"/>
-      </w:pPr>
-      <w:r>
-        <w:rPr>
-          <w:rFonts w:ascii="맑은 고딕" w:hAnsi="맑은 고딕" w:eastAsia="맑은 고딕"/>
-          <w:b/>
-          <w:color w:val="FFFFFF"/>
-          <w:sz w:val="17"/>
-          <w:u w:val="none"/>
-        </w:rPr>
-        <w:t>서답형  32-서1 ~ 32-서2</w:t>
-      </w:r>
-    </w:p>
-    <w:p>
-      <w:pPr>
-        <w:keepNext/>
-        <w:spacing w:before="80" w:after="20" w:line="276" w:lineRule="auto"/>
-        <w:snapToGrid w:val="0"/>
-      </w:pPr>
-      <w:r>
-        <w:rPr>
-          <w:rFonts w:ascii="맑은 고딕" w:hAnsi="맑은 고딕" w:eastAsia="맑은 고딕"/>
-          <w:b/>
-          <w:sz w:val="17"/>
-          <w:u w:val="none"/>
-        </w:rPr>
-        <w:t>32-서1.</w:t>
-      </w:r>
-      <w:r>
-        <w:rPr>
-          <w:rFonts w:ascii="맑은 고딕" w:hAnsi="맑은 고딕" w:eastAsia="맑은 고딕"/>
-          <w:b w:val="0"/>
-          <w:sz w:val="17"/>
-          <w:u w:val="none"/>
-        </w:rPr>
-        <w:t xml:space="preserve"> 다음 글의 내용을 요약하고자 한다. 빈칸 (1)~(3)에 들어갈 말을 본문에서 찾아 </w:t>
-      </w:r>
-      <w:r>
-        <w:rPr>
-          <w:rFonts w:ascii="맑은 고딕" w:hAnsi="맑은 고딕" w:eastAsia="맑은 고딕"/>
-          <w:b w:val="0"/>
-          <w:sz w:val="17"/>
-          <w:u w:val="single"/>
-        </w:rPr>
-        <w:t>반드시 변형하여</w:t>
-      </w:r>
-      <w:r>
-        <w:rPr>
-          <w:rFonts w:ascii="맑은 고딕" w:hAnsi="맑은 고딕" w:eastAsia="맑은 고딕"/>
-          <w:b w:val="0"/>
-          <w:sz w:val="17"/>
-          <w:u w:val="none"/>
-        </w:rPr>
-        <w:t xml:space="preserve"> 쓰시오. (한 칸에 한 단어) [각 1점, 총 3점] [3.0점]</w:t>
-      </w:r>
-    </w:p>
-    <w:p>
-      <w:pPr>
-        <w:spacing w:before="0" w:after="60" w:line="288" w:lineRule="auto"/>
-        <w:ind w:left="40"/>
-        <w:snapToGrid w:val="0"/>
-        <w:pBdr>
-          <w:top w:val="single" w:sz="4" w:space="2" w:color="999999"/>
-          <w:left w:val="single" w:sz="4" w:space="2" w:color="999999"/>
-          <w:bottom w:val="single" w:sz="4" w:space="2" w:color="999999"/>
-          <w:right w:val="single" w:sz="4" w:space="2" w:color="999999"/>
-        </w:pBdr>
-        <w:shd w:val="clear" w:color="auto" w:fill="F6F3EA"/>
-      </w:pPr>
-      <w:r>
-        <w:rPr>
-          <w:rFonts w:ascii="맑은 고딕" w:hAnsi="맑은 고딕" w:eastAsia="맑은 고딕"/>
-          <w:b w:val="0"/>
-          <w:sz w:val="17"/>
-          <w:u w:val="none"/>
-        </w:rPr>
-        <w:t>Although you may put off going to sleep in order to squeeze more activities into your day, eventually your need for sleep becomes overwhelming and you are forced to get some sleep. This daily drive for sleep appears to be due, in part, to a compound known as adenosine. This natural chemical builds up in your blood as time awake increases. While you sleep, your body breaks down the adenosine. Thus, this molecule may be what your body uses to keep track of lost sleep and to trigger sleep when needed. An accumulation of adenosine and other factors might explain why, after several nights of less than optimal amounts of sleep, you build up a sleep debt that you must make up by sleeping longer than normal. Because of such built-in molecular feedback, you can't become accustomed to getting less sleep than your body needs. Eventually, a lack of sleep catches up with you.</w:t>
-      </w:r>
-    </w:p>
-    <w:p>
-      <w:pPr>
-        <w:spacing w:before="0" w:after="60" w:line="288" w:lineRule="auto"/>
-        <w:ind w:left="40"/>
-        <w:snapToGrid w:val="0"/>
-        <w:pBdr>
-          <w:top w:val="single" w:sz="4" w:space="2" w:color="C99B4E"/>
-          <w:left w:val="single" w:sz="4" w:space="2" w:color="C99B4E"/>
-          <w:bottom w:val="single" w:sz="4" w:space="2" w:color="C99B4E"/>
-          <w:right w:val="single" w:sz="4" w:space="2" w:color="C99B4E"/>
-        </w:pBdr>
-        <w:shd w:val="clear" w:color="auto" w:fill="FFF8E1"/>
-      </w:pPr>
-      <w:r>
-        <w:rPr>
-          <w:rFonts w:ascii="맑은 고딕" w:hAnsi="맑은 고딕" w:eastAsia="맑은 고딕"/>
-          <w:b w:val="0"/>
-          <w:sz w:val="17"/>
-          <w:u w:val="none"/>
-        </w:rPr>
-        <w:t>Adenosine (1) ________ in the blood during waking hours, making the drive for sleep (2) ________ strong; because the body (3) ________ keeps track of lost sleep, we cannot adapt to getting less sleep.</w:t>
-      </w:r>
-    </w:p>
-    <w:p>
-      <w:pPr>
-        <w:spacing w:before="0" w:after="0" w:line="288" w:lineRule="auto"/>
-        <w:ind w:left="40"/>
-        <w:snapToGrid w:val="0"/>
-        <w:pBdr>
-          <w:top w:val="single" w:sz="4" w:space="2" w:color="9B6BD0"/>
-          <w:left w:val="single" w:sz="4" w:space="2" w:color="9B6BD0"/>
-          <w:bottom w:val="single" w:sz="4" w:space="2" w:color="9B6BD0"/>
-          <w:right w:val="single" w:sz="4" w:space="2" w:color="9B6BD0"/>
-        </w:pBdr>
-        <w:shd w:val="clear" w:color="auto" w:fill="FAF5FF"/>
-      </w:pPr>
-      <w:r>
-        <w:rPr>
-          <w:rFonts w:ascii="맑은 고딕" w:hAnsi="맑은 고딕" w:eastAsia="맑은 고딕"/>
-          <w:b/>
-          <w:sz w:val="17"/>
-          <w:u w:val="none"/>
-        </w:rPr>
-        <w:t>&lt;조 건&gt;</w:t>
-      </w:r>
-    </w:p>
-    <w:p>
-      <w:pPr>
-        <w:spacing w:before="0" w:after="0" w:line="288" w:lineRule="auto"/>
-        <w:ind w:left="40"/>
-        <w:snapToGrid w:val="0"/>
-        <w:pBdr>
-          <w:top w:val="single" w:sz="4" w:space="2" w:color="9B6BD0"/>
-          <w:left w:val="single" w:sz="4" w:space="2" w:color="9B6BD0"/>
-          <w:bottom w:val="single" w:sz="4" w:space="2" w:color="9B6BD0"/>
-          <w:right w:val="single" w:sz="4" w:space="2" w:color="9B6BD0"/>
-        </w:pBdr>
-        <w:shd w:val="clear" w:color="auto" w:fill="FAF5FF"/>
-      </w:pPr>
-      <w:r>
-        <w:rPr>
-          <w:rFonts w:ascii="맑은 고딕" w:hAnsi="맑은 고딕" w:eastAsia="맑은 고딕"/>
-          <w:b w:val="0"/>
-          <w:sz w:val="17"/>
-          <w:u w:val="none"/>
-        </w:rPr>
-        <w:t>1. 본문의 단어를 반드시 변형(품사·어형)하여 쓸 것 — 본문 형태 그대로 쓰면 0점</w:t>
-      </w:r>
-    </w:p>
-    <w:p>
-      <w:pPr>
-        <w:spacing w:before="0" w:after="60" w:line="288" w:lineRule="auto"/>
-        <w:ind w:left="40"/>
-        <w:snapToGrid w:val="0"/>
-        <w:pBdr>
-          <w:top w:val="single" w:sz="4" w:space="2" w:color="9B6BD0"/>
-          <w:left w:val="single" w:sz="4" w:space="2" w:color="9B6BD0"/>
-          <w:bottom w:val="single" w:sz="4" w:space="2" w:color="9B6BD0"/>
-          <w:right w:val="single" w:sz="4" w:space="2" w:color="9B6BD0"/>
-        </w:pBdr>
-        <w:shd w:val="clear" w:color="auto" w:fill="FAF5FF"/>
-      </w:pPr>
-      <w:r>
-        <w:rPr>
-          <w:rFonts w:ascii="맑은 고딕" w:hAnsi="맑은 고딕" w:eastAsia="맑은 고딕"/>
-          <w:b w:val="0"/>
-          <w:sz w:val="17"/>
-          <w:u w:val="none"/>
-        </w:rPr>
-        <w:t>2. 답안지에 소문항 번호를 정확하게 기입할 것  예) 1-(1) 1-(2) 1-(3)</w:t>
-      </w:r>
-    </w:p>
-    <w:p>
-      <w:pPr>
-        <w:spacing w:before="0" w:after="40" w:line="360" w:lineRule="auto"/>
-        <w:snapToGrid w:val="0"/>
-      </w:pPr>
-      <w:r>
-        <w:rPr>
-          <w:rFonts w:ascii="맑은 고딕" w:hAnsi="맑은 고딕" w:eastAsia="맑은 고딕"/>
-          <w:b w:val="0"/>
-          <w:sz w:val="17"/>
-          <w:u w:val="none"/>
-        </w:rPr>
-        <w:t>(1) ______________   (2) ______________   (3) ______________</w:t>
-      </w:r>
-    </w:p>
-    <w:p>
-      <w:pPr>
-        <w:keepNext/>
-        <w:spacing w:before="80" w:after="20" w:line="276" w:lineRule="auto"/>
-        <w:snapToGrid w:val="0"/>
-      </w:pPr>
-      <w:r>
-        <w:rPr>
-          <w:rFonts w:ascii="맑은 고딕" w:hAnsi="맑은 고딕" w:eastAsia="맑은 고딕"/>
-          <w:b/>
-          <w:sz w:val="17"/>
-          <w:u w:val="none"/>
-        </w:rPr>
-        <w:t>32-서2.</w:t>
-      </w:r>
-      <w:r>
-        <w:rPr>
-          <w:rFonts w:ascii="맑은 고딕" w:hAnsi="맑은 고딕" w:eastAsia="맑은 고딕"/>
-          <w:b w:val="0"/>
-          <w:sz w:val="17"/>
-          <w:u w:val="none"/>
-        </w:rPr>
-        <w:t xml:space="preserve"> 다음 글의 밑줄 친 문장과 같은 뜻이 되도록 &lt;보기&gt;의 표현을 모두 사용하여 &lt;조건&gt;에 맞게 영작하시오. [3점] [3.0점]</w:t>
-      </w:r>
-    </w:p>
-    <w:p>
-      <w:pPr>
-        <w:spacing w:before="0" w:after="60" w:line="288" w:lineRule="auto"/>
-        <w:ind w:left="40"/>
-        <w:snapToGrid w:val="0"/>
-        <w:pBdr>
-          <w:top w:val="single" w:sz="4" w:space="2" w:color="999999"/>
-          <w:left w:val="single" w:sz="4" w:space="2" w:color="999999"/>
-          <w:bottom w:val="single" w:sz="4" w:space="2" w:color="999999"/>
-          <w:right w:val="single" w:sz="4" w:space="2" w:color="999999"/>
-        </w:pBdr>
-        <w:shd w:val="clear" w:color="auto" w:fill="F6F3EA"/>
-      </w:pPr>
-      <w:r>
-        <w:rPr>
-          <w:rFonts w:ascii="맑은 고딕" w:hAnsi="맑은 고딕" w:eastAsia="맑은 고딕"/>
-          <w:b w:val="0"/>
-          <w:sz w:val="17"/>
-          <w:u w:val="none"/>
-        </w:rPr>
-        <w:t xml:space="preserve">Because of such built-in molecular feedback, </w:t>
-      </w:r>
-      <w:r>
-        <w:rPr>
-          <w:rFonts w:ascii="맑은 고딕" w:hAnsi="맑은 고딕" w:eastAsia="맑은 고딕"/>
-          <w:b w:val="0"/>
-          <w:sz w:val="17"/>
-          <w:u w:val="single"/>
-        </w:rPr>
-        <w:t>you can't become accustomed to getting less sleep than your body needs.</w:t>
-      </w:r>
-      <w:r>
-        <w:rPr>
-          <w:rFonts w:ascii="맑은 고딕" w:hAnsi="맑은 고딕" w:eastAsia="맑은 고딕"/>
-          <w:b w:val="0"/>
-          <w:sz w:val="17"/>
-          <w:u w:val="none"/>
-        </w:rPr>
-        <w:t xml:space="preserve"> Eventually, a lack of sleep catches up with you.</w:t>
-      </w:r>
-    </w:p>
-    <w:p>
-      <w:pPr>
-        <w:spacing w:before="0" w:after="60" w:line="288" w:lineRule="auto"/>
-        <w:ind w:left="40"/>
-        <w:snapToGrid w:val="0"/>
-        <w:pBdr>
-          <w:top w:val="single" w:sz="4" w:space="2" w:color="9B6BD0"/>
-          <w:left w:val="single" w:sz="4" w:space="2" w:color="9B6BD0"/>
-          <w:bottom w:val="single" w:sz="4" w:space="2" w:color="9B6BD0"/>
-          <w:right w:val="single" w:sz="4" w:space="2" w:color="9B6BD0"/>
-        </w:pBdr>
-        <w:shd w:val="clear" w:color="auto" w:fill="FAF5FF"/>
-      </w:pPr>
-      <w:r>
-        <w:rPr>
-          <w:rFonts w:ascii="맑은 고딕" w:hAnsi="맑은 고딕" w:eastAsia="맑은 고딕"/>
-          <w:b/>
-          <w:sz w:val="17"/>
-          <w:u w:val="none"/>
-        </w:rPr>
-        <w:t>&lt;보 기&gt;</w:t>
-      </w:r>
-      <w:r>
-        <w:rPr>
-          <w:rFonts w:ascii="맑은 고딕" w:hAnsi="맑은 고딕" w:eastAsia="맑은 고딕"/>
-          <w:b w:val="0"/>
-          <w:sz w:val="17"/>
-          <w:u w:val="none"/>
-        </w:rPr>
-        <w:t xml:space="preserve"> it / is / impossible / for you / to become / accustomed / to getting / less sleep / than / your body / needs</w:t>
-      </w:r>
-    </w:p>
-    <w:p>
-      <w:pPr>
-        <w:spacing w:before="0" w:after="0" w:line="288" w:lineRule="auto"/>
-        <w:ind w:left="40"/>
-        <w:snapToGrid w:val="0"/>
-        <w:pBdr>
-          <w:top w:val="single" w:sz="4" w:space="2" w:color="9B6BD0"/>
-          <w:left w:val="single" w:sz="4" w:space="2" w:color="9B6BD0"/>
-          <w:bottom w:val="single" w:sz="4" w:space="2" w:color="9B6BD0"/>
-          <w:right w:val="single" w:sz="4" w:space="2" w:color="9B6BD0"/>
-        </w:pBdr>
-        <w:shd w:val="clear" w:color="auto" w:fill="FAF5FF"/>
-      </w:pPr>
-      <w:r>
-        <w:rPr>
-          <w:rFonts w:ascii="맑은 고딕" w:hAnsi="맑은 고딕" w:eastAsia="맑은 고딕"/>
-          <w:b/>
-          <w:sz w:val="17"/>
-          <w:u w:val="none"/>
-        </w:rPr>
-        <w:t>&lt;조 건&gt;</w:t>
-      </w:r>
-    </w:p>
-    <w:p>
-      <w:pPr>
-        <w:spacing w:before="0" w:after="0" w:line="288" w:lineRule="auto"/>
-        <w:ind w:left="40"/>
-        <w:snapToGrid w:val="0"/>
-        <w:pBdr>
-          <w:top w:val="single" w:sz="4" w:space="2" w:color="9B6BD0"/>
-          <w:left w:val="single" w:sz="4" w:space="2" w:color="9B6BD0"/>
-          <w:bottom w:val="single" w:sz="4" w:space="2" w:color="9B6BD0"/>
-          <w:right w:val="single" w:sz="4" w:space="2" w:color="9B6BD0"/>
-        </w:pBdr>
-        <w:shd w:val="clear" w:color="auto" w:fill="FAF5FF"/>
-      </w:pPr>
-      <w:r>
-        <w:rPr>
-          <w:rFonts w:ascii="맑은 고딕" w:hAnsi="맑은 고딕" w:eastAsia="맑은 고딕"/>
-          <w:b w:val="0"/>
-          <w:sz w:val="17"/>
-          <w:u w:val="none"/>
-        </w:rPr>
-        <w:t>1. &lt;보기&gt;의 표현을 모두 한 번씩만 사용할 것</w:t>
-      </w:r>
-    </w:p>
-    <w:p>
-      <w:pPr>
-        <w:spacing w:before="0" w:after="0" w:line="288" w:lineRule="auto"/>
-        <w:ind w:left="40"/>
-        <w:snapToGrid w:val="0"/>
-        <w:pBdr>
-          <w:top w:val="single" w:sz="4" w:space="2" w:color="9B6BD0"/>
-          <w:left w:val="single" w:sz="4" w:space="2" w:color="9B6BD0"/>
-          <w:bottom w:val="single" w:sz="4" w:space="2" w:color="9B6BD0"/>
-          <w:right w:val="single" w:sz="4" w:space="2" w:color="9B6BD0"/>
-        </w:pBdr>
-        <w:shd w:val="clear" w:color="auto" w:fill="FAF5FF"/>
-      </w:pPr>
-      <w:r>
-        <w:rPr>
-          <w:rFonts w:ascii="맑은 고딕" w:hAnsi="맑은 고딕" w:eastAsia="맑은 고딕"/>
-          <w:b w:val="0"/>
-          <w:sz w:val="17"/>
-          <w:u w:val="none"/>
-        </w:rPr>
-        <w:t>2. 어형을 바꾸지 말고 다른 단어를 추가하지 말 것</w:t>
-      </w:r>
-    </w:p>
-    <w:p>
-      <w:pPr>
-        <w:spacing w:before="0" w:after="0" w:line="288" w:lineRule="auto"/>
-        <w:ind w:left="40"/>
-        <w:snapToGrid w:val="0"/>
-        <w:pBdr>
-          <w:top w:val="single" w:sz="4" w:space="2" w:color="9B6BD0"/>
-          <w:left w:val="single" w:sz="4" w:space="2" w:color="9B6BD0"/>
-          <w:bottom w:val="single" w:sz="4" w:space="2" w:color="9B6BD0"/>
-          <w:right w:val="single" w:sz="4" w:space="2" w:color="9B6BD0"/>
-        </w:pBdr>
-        <w:shd w:val="clear" w:color="auto" w:fill="FAF5FF"/>
-      </w:pPr>
-      <w:r>
-        <w:rPr>
-          <w:rFonts w:ascii="맑은 고딕" w:hAnsi="맑은 고딕" w:eastAsia="맑은 고딕"/>
-          <w:b w:val="0"/>
-          <w:sz w:val="17"/>
-          <w:u w:val="none"/>
-        </w:rPr>
-        <w:t>3. 가주어 It과 의미상 주어 for you를 사용할 것</w:t>
-      </w:r>
-    </w:p>
-    <w:p>
-      <w:pPr>
-        <w:spacing w:before="0" w:after="0" w:line="288" w:lineRule="auto"/>
-        <w:ind w:left="40"/>
-        <w:snapToGrid w:val="0"/>
-        <w:pBdr>
-          <w:top w:val="single" w:sz="4" w:space="2" w:color="9B6BD0"/>
-          <w:left w:val="single" w:sz="4" w:space="2" w:color="9B6BD0"/>
-          <w:bottom w:val="single" w:sz="4" w:space="2" w:color="9B6BD0"/>
-          <w:right w:val="single" w:sz="4" w:space="2" w:color="9B6BD0"/>
-        </w:pBdr>
-        <w:shd w:val="clear" w:color="auto" w:fill="FAF5FF"/>
-      </w:pPr>
-      <w:r>
-        <w:rPr>
-          <w:rFonts w:ascii="맑은 고딕" w:hAnsi="맑은 고딕" w:eastAsia="맑은 고딕"/>
-          <w:b w:val="0"/>
-          <w:sz w:val="17"/>
-          <w:u w:val="none"/>
-        </w:rPr>
-        <w:t>4. 총 16단어로 쓸 것</w:t>
-      </w:r>
-    </w:p>
-    <w:p>
-      <w:pPr>
-        <w:spacing w:before="0" w:after="60" w:line="288" w:lineRule="auto"/>
-        <w:ind w:left="40"/>
-        <w:snapToGrid w:val="0"/>
-        <w:pBdr>
-          <w:top w:val="single" w:sz="4" w:space="2" w:color="9B6BD0"/>
-          <w:left w:val="single" w:sz="4" w:space="2" w:color="9B6BD0"/>
-          <w:bottom w:val="single" w:sz="4" w:space="2" w:color="9B6BD0"/>
-          <w:right w:val="single" w:sz="4" w:space="2" w:color="9B6BD0"/>
-        </w:pBdr>
-        <w:shd w:val="clear" w:color="auto" w:fill="FAF5FF"/>
-      </w:pPr>
-      <w:r>
-        <w:rPr>
-          <w:rFonts w:ascii="맑은 고딕" w:hAnsi="맑은 고딕" w:eastAsia="맑은 고딕"/>
-          <w:b w:val="0"/>
-          <w:sz w:val="17"/>
-          <w:u w:val="none"/>
-        </w:rPr>
-        <w:t>5. 답안지에 소문항 번호를 정확하게 기입할 것</w:t>
-      </w:r>
-    </w:p>
-    <w:p>
-      <w:pPr>
-        <w:spacing w:before="0" w:after="40" w:line="360" w:lineRule="auto"/>
-        <w:snapToGrid w:val="0"/>
-      </w:pPr>
-      <w:r>
-        <w:rPr>
-          <w:rFonts w:ascii="맑은 고딕" w:hAnsi="맑은 고딕" w:eastAsia="맑은 고딕"/>
-          <w:b w:val="0"/>
-          <w:sz w:val="17"/>
-          <w:u w:val="none"/>
-        </w:rPr>
-        <w:t>⇒ It ______________________________________________________________ .</w:t>
-      </w:r>
-    </w:p>
-    <w:p>
-      <w:pPr>
-        <w:keepNext/>
-        <w:spacing w:before="80" w:after="40" w:line="276" w:lineRule="auto"/>
-        <w:snapToGrid w:val="0"/>
-        <w:shd w:val="clear" w:color="auto" w:fill="6B21A8"/>
-      </w:pPr>
-      <w:r>
-        <w:rPr>
-          <w:rFonts w:ascii="맑은 고딕" w:hAnsi="맑은 고딕" w:eastAsia="맑은 고딕"/>
-          <w:b/>
-          <w:color w:val="FFFFFF"/>
-          <w:sz w:val="17"/>
-          <w:u w:val="none"/>
-        </w:rPr>
-        <w:t>[지문 구조]  ※ 앞 문항을 모두 푼 뒤에 풀 것</w:t>
-      </w:r>
-    </w:p>
-    <w:p>
-      <w:pPr>
-        <w:keepNext/>
-        <w:spacing w:before="80" w:after="20" w:line="276" w:lineRule="auto"/>
-        <w:snapToGrid w:val="0"/>
-      </w:pPr>
-      <w:r>
-        <w:rPr>
-          <w:rFonts w:ascii="맑은 고딕" w:hAnsi="맑은 고딕" w:eastAsia="맑은 고딕"/>
-          <w:b/>
-          <w:sz w:val="17"/>
-          <w:u w:val="none"/>
-        </w:rPr>
-        <w:t>32-8.</w:t>
-      </w:r>
-      <w:r>
-        <w:rPr>
-          <w:rFonts w:ascii="맑은 고딕" w:hAnsi="맑은 고딕" w:eastAsia="맑은 고딕"/>
-          <w:b w:val="0"/>
-          <w:sz w:val="17"/>
-          <w:u w:val="none"/>
-        </w:rPr>
-        <w:t xml:space="preserve"> 글의 흐름으로 보아, 주어진 문장이 들어가기에 가장 적절한 곳은? [2.7점]</w:t>
-      </w:r>
-    </w:p>
-    <w:p>
-      <w:pPr>
-        <w:spacing w:before="0" w:after="60" w:line="288" w:lineRule="auto"/>
-        <w:ind w:left="40"/>
-        <w:snapToGrid w:val="0"/>
-        <w:pBdr>
-          <w:top w:val="single" w:sz="4" w:space="2" w:color="C99B4E"/>
-          <w:left w:val="single" w:sz="4" w:space="2" w:color="C99B4E"/>
-          <w:bottom w:val="single" w:sz="4" w:space="2" w:color="C99B4E"/>
-          <w:right w:val="single" w:sz="4" w:space="2" w:color="C99B4E"/>
-        </w:pBdr>
-        <w:shd w:val="clear" w:color="auto" w:fill="FFF8E1"/>
-      </w:pPr>
-      <w:r>
-        <w:rPr>
-          <w:rFonts w:ascii="맑은 고딕" w:hAnsi="맑은 고딕" w:eastAsia="맑은 고딕"/>
-          <w:b w:val="0"/>
-          <w:sz w:val="17"/>
-          <w:u w:val="none"/>
-        </w:rPr>
-        <w:t>While you sleep, your body breaks down the adenosine.</w:t>
-      </w:r>
-    </w:p>
-    <w:p>
-      <w:pPr>
-        <w:spacing w:before="0" w:after="60" w:line="288" w:lineRule="auto"/>
-        <w:ind w:left="40"/>
-        <w:snapToGrid w:val="0"/>
-        <w:pBdr>
-          <w:top w:val="single" w:sz="4" w:space="2" w:color="999999"/>
-          <w:left w:val="single" w:sz="4" w:space="2" w:color="999999"/>
-          <w:bottom w:val="single" w:sz="4" w:space="2" w:color="999999"/>
-          <w:right w:val="single" w:sz="4" w:space="2" w:color="999999"/>
-        </w:pBdr>
-        <w:shd w:val="clear" w:color="auto" w:fill="F6F3EA"/>
-      </w:pPr>
-      <w:r>
-        <w:rPr>
-          <w:rFonts w:ascii="맑은 고딕" w:hAnsi="맑은 고딕" w:eastAsia="맑은 고딕"/>
-          <w:b w:val="0"/>
-          <w:sz w:val="17"/>
-          <w:u w:val="none"/>
-        </w:rPr>
-        <w:t>Although you may put off going to sleep in order to squeeze more activities into your day, eventually your need for sleep becomes overwhelming and you are forced to get some sleep. ( ① ) This daily drive for sleep appears to be due, in part, to a compound known as adenosine. ( ② ) This natural chemical builds up in your blood as time awake increases. ( ③ ) Thus, this molecule may be what your body uses to keep track of lost sleep and to trigger sleep when needed. ( ④ ) An accumulation of adenosine and other factors might explain why, after several nights of less than optimal amounts of sleep, you build up a sleep debt that you must make up by sleeping longer than normal. ( ⑤ ) Because of such built-in molecular feedback, you can't become accustomed to getting less sleep than your body needs.</w:t>
+        <w:t>Although you may put off going to sleep in order to squeeze more activities into your day, eventually your need for sleep becomes overwhelming and you are forced to get some sleep. ( ① ) This daily drive for sleep appears to be due, in part, to a compound known as adenosine. ( ② ) This natural chemical builds up in your blood as time awake increases. ( ③ ) Thus, this molecule may be what your body uses to keep track of lost sleep and to trigger sleep when needed. ( ④ ) An accumulation of adenosine and other factors might explain why, after several nights of less than optimal amounts of sleep, you build up a sleep debt that you must make up by sleeping longer than normal. ( ⑤ ) Because of such built-in molecular feedback, you can’t become accustomed to getting less sleep than your body needs. Eventually, a lack of sleep catches up with you.</w:t>
       </w:r>
     </w:p>
     <w:p>
@@ -3173,7 +3409,7 @@
           <w:sz w:val="15"/>
           <w:u w:val="none"/>
         </w:rPr>
-        <w:t xml:space="preserve"> ★going (put off + 동명사)</w:t>
+        <w:t xml:space="preserve"> ★going (put off + 동명사 — ‘미루다’의 목적어)</w:t>
       </w:r>
     </w:p>
     <w:p>
@@ -3198,7 +3434,7 @@
           <w:sz w:val="15"/>
           <w:u w:val="none"/>
         </w:rPr>
-        <w:t xml:space="preserve"> ★becomes (주어 your need 단수)</w:t>
+        <w:t xml:space="preserve"> overwhelming (결국 수면 욕구가 ‘압도적’이 되어 잘 수밖에 없다; negligible은 반대)</w:t>
       </w:r>
     </w:p>
     <w:p>
@@ -3223,7 +3459,7 @@
           <w:sz w:val="15"/>
           <w:u w:val="none"/>
         </w:rPr>
-        <w:t xml:space="preserve"> ★overwhelming (필요가 ‘압도하는’ 능동 형용사)</w:t>
+        <w:t xml:space="preserve"> forced (be + p.p. ‘…할 수밖에 없게 되는’)</w:t>
       </w:r>
     </w:p>
     <w:p>
@@ -3248,7 +3484,7 @@
           <w:sz w:val="15"/>
           <w:u w:val="none"/>
         </w:rPr>
-        <w:t xml:space="preserve"> ★to get (be forced to-v)</w:t>
+        <w:t xml:space="preserve"> drive</w:t>
       </w:r>
     </w:p>
     <w:p>
@@ -3273,7 +3509,7 @@
           <w:sz w:val="15"/>
           <w:u w:val="none"/>
         </w:rPr>
-        <w:t xml:space="preserve"> ★known (화합물이 ‘알려진’ 수동 — known as)</w:t>
+        <w:t xml:space="preserve"> adenosine</w:t>
       </w:r>
     </w:p>
     <w:p>
@@ -3298,7 +3534,7 @@
           <w:sz w:val="15"/>
           <w:u w:val="none"/>
         </w:rPr>
-        <w:t xml:space="preserve"> adenosine</w:t>
+        <w:t xml:space="preserve"> ★builds (주어 This natural chemical 단수)</w:t>
       </w:r>
     </w:p>
     <w:p>
@@ -3323,7 +3559,7 @@
           <w:sz w:val="15"/>
           <w:u w:val="none"/>
         </w:rPr>
-        <w:t xml:space="preserve"> ★builds (주어 This natural chemical 단수)</w:t>
+        <w:t xml:space="preserve"> increases (깨어 있는 시간이 ‘늘수록’ 쌓인다; decreases는 반대)</w:t>
       </w:r>
     </w:p>
     <w:p>
@@ -3348,7 +3584,7 @@
           <w:sz w:val="15"/>
           <w:u w:val="none"/>
         </w:rPr>
-        <w:t xml:space="preserve"> increases (깨어 있는 시간이 ‘늘수록’ 쌓임)</w:t>
+        <w:t xml:space="preserve"> ★what (선행사 없이 uses의 목적어 역할 → 관계대명사 what)</w:t>
       </w:r>
     </w:p>
     <w:p>
@@ -3373,7 +3609,7 @@
           <w:sz w:val="15"/>
           <w:u w:val="none"/>
         </w:rPr>
-        <w:t xml:space="preserve"> ★breaks (주어 your body 단수)</w:t>
+        <w:t xml:space="preserve"> track</w:t>
       </w:r>
     </w:p>
     <w:p>
@@ -3398,7 +3634,7 @@
           <w:sz w:val="15"/>
           <w:u w:val="none"/>
         </w:rPr>
-        <w:t xml:space="preserve"> ★what (선행사 없음 + uses의 목적어 빠짐)</w:t>
+        <w:t xml:space="preserve"> ★needed (when (it is) needed — 잠이 ‘필요해질 때’ 수동)</w:t>
       </w:r>
     </w:p>
     <w:p>
@@ -3423,7 +3659,7 @@
           <w:sz w:val="15"/>
           <w:u w:val="none"/>
         </w:rPr>
-        <w:t xml:space="preserve"> track</w:t>
+        <w:t xml:space="preserve"> accumulation (관사 An + of 앞 → 명사)</w:t>
       </w:r>
     </w:p>
     <w:p>
@@ -3448,7 +3684,7 @@
           <w:sz w:val="15"/>
           <w:u w:val="none"/>
         </w:rPr>
-        <w:t xml:space="preserve"> trigger (유발하다 ↔ prevent)</w:t>
+        <w:t xml:space="preserve"> ★optimal (명사 amounts 수식 → 형용사)</w:t>
       </w:r>
     </w:p>
     <w:p>
@@ -3473,7 +3709,7 @@
           <w:sz w:val="15"/>
           <w:u w:val="none"/>
         </w:rPr>
-        <w:t xml:space="preserve"> accumulation (관사 An 뒤 → 명사)</w:t>
+        <w:t xml:space="preserve"> ★build (일반적 사실·현재 — 과거완료 had built는 기준 과거 시점이 없어 불가)</w:t>
       </w:r>
     </w:p>
     <w:p>
@@ -3498,7 +3734,7 @@
           <w:sz w:val="15"/>
           <w:u w:val="none"/>
         </w:rPr>
-        <w:t xml:space="preserve"> optimal</w:t>
+        <w:t xml:space="preserve"> debt</w:t>
       </w:r>
     </w:p>
     <w:p>
@@ -3523,7 +3759,7 @@
           <w:sz w:val="15"/>
           <w:u w:val="none"/>
         </w:rPr>
-        <w:t xml:space="preserve"> debt</w:t>
+        <w:t xml:space="preserve"> ★sleeping (전치사 by + 동명사)</w:t>
       </w:r>
     </w:p>
     <w:p>
@@ -3548,7 +3784,7 @@
           <w:sz w:val="15"/>
           <w:u w:val="none"/>
         </w:rPr>
-        <w:t xml:space="preserve"> ★that (선행사 a sleep debt — what 불가)</w:t>
+        <w:t xml:space="preserve"> longer (부채를 갚으려면 평소보다 ‘더 오래’; shorter는 반대)</w:t>
       </w:r>
     </w:p>
     <w:p>
@@ -3573,7 +3809,7 @@
           <w:sz w:val="15"/>
           <w:u w:val="none"/>
         </w:rPr>
-        <w:t xml:space="preserve"> longer (빚을 갚으려면 ‘더 오래’)</w:t>
+        <w:t xml:space="preserve"> molecular (명사 feedback 수식 → 형용사)</w:t>
       </w:r>
     </w:p>
     <w:p>
@@ -3598,7 +3834,7 @@
           <w:sz w:val="15"/>
           <w:u w:val="none"/>
         </w:rPr>
-        <w:t xml:space="preserve"> molecular (명사 feedback 수식 → 형용사)</w:t>
+        <w:t xml:space="preserve"> feedback</w:t>
       </w:r>
     </w:p>
     <w:p>
@@ -3623,7 +3859,7 @@
           <w:sz w:val="15"/>
           <w:u w:val="none"/>
         </w:rPr>
-        <w:t xml:space="preserve"> accustomed (become accustomed to -ing)</w:t>
+        <w:t xml:space="preserve"> ★accustomed (become accustomed to — 형용사(과거분사) ‘익숙해진’)</w:t>
       </w:r>
     </w:p>
     <w:p>
@@ -3648,7 +3884,7 @@
           <w:sz w:val="15"/>
           <w:u w:val="none"/>
         </w:rPr>
-        <w:t xml:space="preserve"> Eventually (문장 수식 부사)</w:t>
+        <w:t xml:space="preserve"> getting (be accustomed to + 동명사 — to는 전치사)</w:t>
       </w:r>
     </w:p>
     <w:p>
@@ -3673,7 +3909,7 @@
           <w:sz w:val="15"/>
           <w:u w:val="none"/>
         </w:rPr>
-        <w:t xml:space="preserve"> up</w:t>
+        <w:t xml:space="preserve"> ★catches (주어 a lack 단수 — of sleep은 수식어)</w:t>
       </w:r>
     </w:p>
     <w:p>
@@ -3698,7 +3934,7 @@
           <w:sz w:val="15"/>
           <w:u w:val="none"/>
         </w:rPr>
-        <w:t xml:space="preserve"> ★✕ — 바른 형태: going (put off + 동명사)</w:t>
+        <w:t xml:space="preserve"> ○ (put off = delay 미루다, 둘 다 동명사 목적어)</w:t>
       </w:r>
     </w:p>
     <w:p>
@@ -3723,7 +3959,7 @@
           <w:sz w:val="15"/>
           <w:u w:val="none"/>
         </w:rPr>
-        <w:t xml:space="preserve"> ○ (what = the thing that)</w:t>
+        <w:t xml:space="preserve"> ○ (make up = make up for 보충하다 — 관계사 that/which 모두 가능)</w:t>
       </w:r>
     </w:p>
     <w:p>
@@ -3748,7 +3984,7 @@
           <w:sz w:val="15"/>
           <w:u w:val="none"/>
         </w:rPr>
-        <w:t xml:space="preserve"> ○ (because of = owing to)</w:t>
+        <w:t xml:space="preserve"> ★✕ — 바른 형태: what your body uses (선행사가 없으므로 that 불가 → what)</w:t>
       </w:r>
     </w:p>
     <w:p>
@@ -3773,7 +4009,7 @@
           <w:sz w:val="15"/>
           <w:u w:val="none"/>
         </w:rPr>
-        <w:t xml:space="preserve"> While you sleep, your body breaks down the adenosine. (보충 down / 제외 during / break→breaks)</w:t>
+        <w:t xml:space="preserve"> This natural chemical builds up in your blood as time awake increases. (보충 in / 제외 decrease / build→builds, increase→increases)</w:t>
       </w:r>
     </w:p>
     <w:p>
@@ -3798,7 +4034,7 @@
           <w:sz w:val="15"/>
           <w:u w:val="none"/>
         </w:rPr>
-        <w:t xml:space="preserve"> Eventually, a lack of sleep catches up with you. (보충 with / 제외 within / eventual→Eventually · catch→catches)</w:t>
+        <w:t xml:space="preserve"> An accumulation of adenosine and other factors might explain why, after several nights of less than optimal amounts of sleep, you build up a sleep debt that you must make up by sleeping longer than normal. (보충 that / 제외 shorter / sleep→sleeping)</w:t>
       </w:r>
     </w:p>
     <w:p>
@@ -3823,7 +4059,7 @@
           <w:sz w:val="15"/>
           <w:u w:val="none"/>
         </w:rPr>
-        <w:t xml:space="preserve"> You build up a sleep debt that you must make up by sleeping longer than normal. (sleep→sleeping)</w:t>
+        <w:t xml:space="preserve"> Because of such built-in molecular feedback, you can’t become accustomed to getting less sleep than your body needs. (get→getting)</w:t>
       </w:r>
     </w:p>
     <w:p>
@@ -3873,7 +4109,7 @@
           <w:sz w:val="15"/>
           <w:u w:val="none"/>
         </w:rPr>
-        <w:t xml:space="preserve"> sleep debt</w:t>
+        <w:t xml:space="preserve"> 결국 수면 욕구가 압도적이 되어 잠을 잘 수밖에 없게 되는 것</w:t>
       </w:r>
     </w:p>
     <w:p>
@@ -3898,7 +4134,7 @@
           <w:sz w:val="15"/>
           <w:u w:val="none"/>
         </w:rPr>
-        <w:t xml:space="preserve"> 깨어 있는 동안 아데노신이 쌓이고 잠자는 동안 분해되는 몸 안의 자동 조절 과정</w:t>
+        <w:t xml:space="preserve"> a sleep debt</w:t>
       </w:r>
     </w:p>
     <w:p>
@@ -3923,7 +4159,7 @@
           <w:sz w:val="15"/>
           <w:u w:val="none"/>
         </w:rPr>
-        <w:t xml:space="preserve"> 결국 수면 부족이 당신을 따라잡는다(몸이 탈이 난다)</w:t>
+        <w:t xml:space="preserve"> 깨어 있는 동안 아데노신이 쌓이고 자는 동안 분해되어 놓친 잠을 추적하는 과정</w:t>
       </w:r>
     </w:p>
     <w:p>
@@ -3948,7 +4184,7 @@
           <w:sz w:val="15"/>
           <w:u w:val="none"/>
         </w:rPr>
-        <w:t xml:space="preserve"> ★rise (자동사 ‘오르다’ — raise는 타동사)</w:t>
+        <w:t xml:space="preserve"> ★that (선행사 a part of the brain, 관계절 주어 자리 — what 불가)</w:t>
       </w:r>
     </w:p>
     <w:p>
@@ -3973,7 +4209,7 @@
           <w:sz w:val="15"/>
           <w:u w:val="none"/>
         </w:rPr>
-        <w:t xml:space="preserve"> ★does (동명사 주어 Skipping meals 단수)</w:t>
+        <w:t xml:space="preserve"> ★until (신호가 ‘마실 때까지’ 강해진다 — unless는 조건)</w:t>
       </w:r>
     </w:p>
     <w:p>
@@ -3998,7 +4234,7 @@
           <w:sz w:val="15"/>
           <w:u w:val="none"/>
         </w:rPr>
-        <w:t xml:space="preserve"> ★is (주어 it = the signal 단수)</w:t>
+        <w:t xml:space="preserve"> ★themselves (주어 Nobody를 받는 재귀대명사 — 현대 영어의 단수 they)</w:t>
       </w:r>
     </w:p>
     <w:p>
@@ -4023,7 +4259,7 @@
           <w:sz w:val="15"/>
           <w:u w:val="none"/>
         </w:rPr>
-        <w:t xml:space="preserve"> sleeping</w:t>
+        <w:t xml:space="preserve"> debt</w:t>
       </w:r>
     </w:p>
     <w:p>
@@ -4064,7 +4300,7 @@
           <w:sz w:val="15"/>
           <w:u w:val="none"/>
         </w:rPr>
-        <w:t xml:space="preserve"> 정답 ④ — (a) ○ (b) ✕ (c) ✕ (d) ○ (e) ✕</w:t>
+        <w:t xml:space="preserve"> 정답 ③ — (A) ✕ (B) ○ (C) ✕ (D) ○</w:t>
       </w:r>
     </w:p>
     <w:p>
@@ -4089,7 +4325,7 @@
           <w:sz w:val="15"/>
           <w:u w:val="none"/>
         </w:rPr>
-        <w:t xml:space="preserve"> 정답 ② — ⓒ knowing → known / ⓓ build → builds / ⓕ get → getting</w:t>
+        <w:t xml:space="preserve"> 정답 ②</w:t>
       </w:r>
     </w:p>
     <w:p>
@@ -4114,7 +4350,7 @@
           <w:sz w:val="15"/>
           <w:u w:val="none"/>
         </w:rPr>
-        <w:t xml:space="preserve"> 정답 ③ — breaks down · less · sleeping</w:t>
+        <w:t xml:space="preserve"> 정답 ⑤</w:t>
       </w:r>
     </w:p>
     <w:p>
@@ -4139,7 +4375,7 @@
           <w:sz w:val="15"/>
           <w:u w:val="none"/>
         </w:rPr>
-        <w:t xml:space="preserve"> 정답 ①</w:t>
+        <w:t xml:space="preserve"> 정답 ① — accumulates · repaid</w:t>
       </w:r>
     </w:p>
     <w:p>
@@ -4189,7 +4425,7 @@
           <w:sz w:val="15"/>
           <w:u w:val="none"/>
         </w:rPr>
-        <w:t xml:space="preserve"> 정답 ⑤</w:t>
+        <w:t xml:space="preserve"> 정답 ①</w:t>
       </w:r>
     </w:p>
     <w:p>
@@ -4214,7 +4450,7 @@
           <w:sz w:val="15"/>
           <w:u w:val="none"/>
         </w:rPr>
-        <w:t xml:space="preserve"> 정답 ②</w:t>
+        <w:t xml:space="preserve"> 정답 ④ — shorter → longer</w:t>
       </w:r>
     </w:p>
     <w:p>
@@ -4239,7 +4475,7 @@
           <w:sz w:val="15"/>
           <w:u w:val="none"/>
         </w:rPr>
-        <w:t xml:space="preserve"> (1) accumulates  (2) increasingly  (3) naturally</w:t>
+        <w:t xml:space="preserve"> Your need for sleep eventually becomes so overwhelming that you are forced to get some sleep.</w:t>
       </w:r>
     </w:p>
     <w:p>
@@ -4264,7 +4500,7 @@
           <w:sz w:val="15"/>
           <w:u w:val="none"/>
         </w:rPr>
-        <w:t xml:space="preserve"> It is impossible for you to become accustomed to getting less sleep than your body needs.</w:t>
+        <w:t xml:space="preserve"> (1) accumulates  (2) broken  (3) owing  (4) accustomed</w:t>
       </w:r>
     </w:p>
     <w:p>
@@ -4339,7 +4575,7 @@
           <w:sz w:val="14"/>
           <w:u w:val="none"/>
         </w:rPr>
-        <w:t>(d) [옳은 어휘 decoy]</w:t>
+        <w:t>(A) [only 함정]</w:t>
       </w:r>
       <w:r>
         <w:rPr>
@@ -4348,7 +4584,7 @@
           <w:sz w:val="14"/>
           <w:u w:val="none"/>
         </w:rPr>
-        <w:t xml:space="preserve"> irresistible이 낯설어 틀렸다고 고르기 쉽다. </w:t>
+        <w:t xml:space="preserve"> adenosine이 주인공이라 ‘유일한’으로 읽기 쉽지만 in part·other factors가 명시. </w:t>
       </w:r>
       <w:r>
         <w:rPr>
@@ -4357,7 +4593,7 @@
           <w:sz w:val="14"/>
           <w:u w:val="none"/>
         </w:rPr>
-        <w:t>(e) [부정 삭제]</w:t>
+        <w:t>(C) [부정문 역전]</w:t>
       </w:r>
       <w:r>
         <w:rPr>
@@ -4366,7 +4602,7 @@
           <w:sz w:val="14"/>
           <w:u w:val="none"/>
         </w:rPr>
-        <w:t xml:space="preserve"> can't를 can으로 뒤집었다. </w:t>
+        <w:t xml:space="preserve"> cannot get used to를 놓치면 ‘적응한다’로 읽힌다. </w:t>
       </w:r>
       <w:r>
         <w:rPr>
@@ -4375,7 +4611,7 @@
           <w:sz w:val="14"/>
           <w:u w:val="none"/>
         </w:rPr>
-        <w:t>(c)</w:t>
+        <w:t>(D) [decoy]</w:t>
       </w:r>
       <w:r>
         <w:rPr>
@@ -4384,7 +4620,7 @@
           <w:sz w:val="14"/>
           <w:u w:val="none"/>
         </w:rPr>
-        <w:t xml:space="preserve"> be forced to-v는 수동 관용 표현.</w:t>
+        <w:t xml:space="preserve"> which builds up … 뒤에 바로 is가 와서 틀려 보이지만 삽입절일 뿐 — 이것을 빼면 ①·②.</w:t>
       </w:r>
     </w:p>
     <w:p>
@@ -4418,7 +4654,7 @@
           <w:sz w:val="14"/>
           <w:u w:val="none"/>
         </w:rPr>
-        <w:t>ⓕ [to 함정]</w:t>
+        <w:t>② [열 교차]</w:t>
       </w:r>
       <w:r>
         <w:rPr>
@@ -4427,7 +4663,7 @@
           <w:sz w:val="14"/>
           <w:u w:val="none"/>
         </w:rPr>
-        <w:t xml:space="preserve"> to 뒤 동사원형으로 착각 — ④는 ⓓ의 수일치를 놓친 선지. </w:t>
+        <w:t xml:space="preserve"> 두 칸의 내용 자체는 대화에 있는 말이라 참처럼 보이지만 좌우가 바뀌었다. </w:t>
       </w:r>
       <w:r>
         <w:rPr>
@@ -4436,7 +4672,7 @@
           <w:sz w:val="14"/>
           <w:u w:val="none"/>
         </w:rPr>
-        <w:t>ⓔ [decoy]</w:t>
+        <w:t>③ [한 끗]</w:t>
       </w:r>
       <w:r>
         <w:rPr>
@@ -4445,7 +4681,7 @@
           <w:sz w:val="14"/>
           <w:u w:val="none"/>
         </w:rPr>
-        <w:t xml:space="preserve"> be동사 보어 자리 what절, 앞에 명사가 없으니 that 불가.</w:t>
+        <w:t xml:space="preserve"> ‘잘 때 부채를 갚는다’는 대화의 pay back by sleeping longer를 asleep 열에 정리한 것이므로 일치.</w:t>
       </w:r>
     </w:p>
     <w:p>
@@ -4479,7 +4715,7 @@
           <w:sz w:val="14"/>
           <w:u w:val="none"/>
         </w:rPr>
-        <w:t>⑤ [한 끗]</w:t>
+        <w:t>③ [방향 역전]</w:t>
       </w:r>
       <w:r>
         <w:rPr>
@@ -4488,7 +4724,7 @@
           <w:sz w:val="14"/>
           <w:u w:val="none"/>
         </w:rPr>
-        <w:t xml:space="preserve"> (A)(B)는 맞고 (C)만 sleep — 전치사 뒤 동사원형 불가. </w:t>
+        <w:t xml:space="preserve"> 쌓일수록 ‘잠이 오는’ 것이지 또렷해지는 것이 아니다. </w:t>
       </w:r>
       <w:r>
         <w:rPr>
@@ -4497,7 +4733,7 @@
           <w:sz w:val="14"/>
           <w:u w:val="none"/>
         </w:rPr>
-        <w:t>①</w:t>
+        <w:t>② [한 끗]</w:t>
       </w:r>
       <w:r>
         <w:rPr>
@@ -4506,7 +4742,25 @@
           <w:sz w:val="14"/>
           <w:u w:val="none"/>
         </w:rPr>
-        <w:t xml:space="preserve"> 바로 앞 문장의 builds up을 그대로 반복한 함정.</w:t>
+        <w:t xml:space="preserve"> ‘잠’과 ‘혈액 정화’를 연결했지만 아데노신 제거는 잠의 결과이지 깨어나는 신호가 아니다. </w:t>
+      </w:r>
+      <w:r>
+        <w:rPr>
+          <w:rFonts w:ascii="맑은 고딕" w:hAnsi="맑은 고딕" w:eastAsia="맑은 고딕"/>
+          <w:b/>
+          <w:sz w:val="14"/>
+          <w:u w:val="none"/>
+        </w:rPr>
+        <w:t>④</w:t>
+      </w:r>
+      <w:r>
+        <w:rPr>
+          <w:rFonts w:ascii="맑은 고딕" w:hAnsi="맑은 고딕" w:eastAsia="맑은 고딕"/>
+          <w:b w:val="0"/>
+          <w:sz w:val="14"/>
+          <w:u w:val="none"/>
+        </w:rPr>
+        <w:t xml:space="preserve"> 스트레스는 본문에 없음.</w:t>
       </w:r>
     </w:p>
     <w:p>
@@ -4540,7 +4794,7 @@
           <w:sz w:val="14"/>
           <w:u w:val="none"/>
         </w:rPr>
-        <w:t>① [조건 교체]</w:t>
+        <w:t>③ [한 끗]</w:t>
       </w:r>
       <w:r>
         <w:rPr>
@@ -4549,7 +4803,7 @@
           <w:sz w:val="14"/>
           <w:u w:val="none"/>
         </w:rPr>
-        <w:t xml:space="preserve"> while you sleep → while we are awake, 축적과 분해의 시점을 바꿨다. </w:t>
+        <w:t xml:space="preserve"> (A)는 맞지만 (B) forgotten은 ‘따라잡힌다’와 정반대. </w:t>
       </w:r>
       <w:r>
         <w:rPr>
@@ -4558,7 +4812,7 @@
           <w:sz w:val="14"/>
           <w:u w:val="none"/>
         </w:rPr>
-        <w:t>⑤</w:t>
+        <w:t>② [방향 역전]</w:t>
       </w:r>
       <w:r>
         <w:rPr>
@@ -4567,7 +4821,25 @@
           <w:sz w:val="14"/>
           <w:u w:val="none"/>
         </w:rPr>
-        <w:t xml:space="preserve"> can't become accustomed의 정확한 환언 — 참.</w:t>
+        <w:t xml:space="preserve"> 깨어 있을 때 ‘사라지는’ 것은 아데노신이 아니다. </w:t>
+      </w:r>
+      <w:r>
+        <w:rPr>
+          <w:rFonts w:ascii="맑은 고딕" w:hAnsi="맑은 고딕" w:eastAsia="맑은 고딕"/>
+          <w:b/>
+          <w:sz w:val="14"/>
+          <w:u w:val="none"/>
+        </w:rPr>
+        <w:t>④</w:t>
+      </w:r>
+      <w:r>
+        <w:rPr>
+          <w:rFonts w:ascii="맑은 고딕" w:hAnsi="맑은 고딕" w:eastAsia="맑은 고딕"/>
+          <w:b w:val="0"/>
+          <w:sz w:val="14"/>
+          <w:u w:val="none"/>
+        </w:rPr>
+        <w:t xml:space="preserve"> prevented — 부족을 막는 것이 아니라 갚는 것.</w:t>
       </w:r>
     </w:p>
     <w:p>
@@ -4601,7 +4873,7 @@
           <w:sz w:val="14"/>
           <w:u w:val="none"/>
         </w:rPr>
-        <w:t>② [정반대]</w:t>
+        <w:t>④ [방향 역전]</w:t>
       </w:r>
       <w:r>
         <w:rPr>
@@ -4610,7 +4882,7 @@
           <w:sz w:val="14"/>
           <w:u w:val="none"/>
         </w:rPr>
-        <w:t xml:space="preserve"> no amount of willpower can keep them quiet forever. </w:t>
+        <w:t xml:space="preserve"> settle·debt라는 본문 어휘를 그대로 써서 참처럼 보이지만 ‘덜 자서’는 본문과 반대. </w:t>
       </w:r>
       <w:r>
         <w:rPr>
@@ -4619,7 +4891,7 @@
           <w:sz w:val="14"/>
           <w:u w:val="none"/>
         </w:rPr>
-        <w:t>③ [부정 삭제]</w:t>
+        <w:t>② [한 끗 정답지]</w:t>
       </w:r>
       <w:r>
         <w:rPr>
@@ -4628,25 +4900,7 @@
           <w:sz w:val="14"/>
           <w:u w:val="none"/>
         </w:rPr>
-        <w:t xml:space="preserve"> can't become accustomed를 뒤집었다. </w:t>
-      </w:r>
-      <w:r>
-        <w:rPr>
-          <w:rFonts w:ascii="맑은 고딕" w:hAnsi="맑은 고딕" w:eastAsia="맑은 고딕"/>
-          <w:b/>
-          <w:sz w:val="14"/>
-          <w:u w:val="none"/>
-        </w:rPr>
-        <w:t>⑤</w:t>
-      </w:r>
-      <w:r>
-        <w:rPr>
-          <w:rFonts w:ascii="맑은 고딕" w:hAnsi="맑은 고딕" w:eastAsia="맑은 고딕"/>
-          <w:b w:val="0"/>
-          <w:sz w:val="14"/>
-          <w:u w:val="none"/>
-        </w:rPr>
-        <w:t xml:space="preserve"> 두 글의 소재를 바꿔 놓았다.</w:t>
+        <w:t xml:space="preserve"> Part of the reason … together with other factors — 참.</w:t>
       </w:r>
     </w:p>
     <w:p>
@@ -4680,7 +4934,7 @@
           <w:sz w:val="14"/>
           <w:u w:val="none"/>
         </w:rPr>
-        <w:t>① [직역 함정]</w:t>
+        <w:t>① [주제 인접 함정]</w:t>
       </w:r>
       <w:r>
         <w:rPr>
@@ -4689,7 +4943,7 @@
           <w:sz w:val="14"/>
           <w:u w:val="none"/>
         </w:rPr>
-        <w:t xml:space="preserve"> catch up을 ‘달리기’로 해석. </w:t>
+        <w:t xml:space="preserve"> 수면이 주제라 숫자가 있을 것 같지만 ‘필요한 양’은 your body requires로만 언급. </w:t>
       </w:r>
       <w:r>
         <w:rPr>
@@ -4698,7 +4952,7 @@
           <w:sz w:val="14"/>
           <w:u w:val="none"/>
         </w:rPr>
-        <w:t>③ [정반대]</w:t>
+        <w:t>⑤ [한 끗]</w:t>
       </w:r>
       <w:r>
         <w:rPr>
@@ -4707,7 +4961,7 @@
           <w:sz w:val="14"/>
           <w:u w:val="none"/>
         </w:rPr>
-        <w:t xml:space="preserve"> 본문은 익숙해질 수 없다고 했다.</w:t>
+        <w:t xml:space="preserve"> 직접적 ‘왜’ 문장은 없지만 아데노신 축적 설명이 그 답이므로 답할 수 있다.</w:t>
       </w:r>
     </w:p>
     <w:p>
@@ -4741,7 +4995,7 @@
           <w:sz w:val="14"/>
           <w:u w:val="none"/>
         </w:rPr>
-        <w:t>② [연상 소재 함정]</w:t>
+        <w:t>②·③ [대칭 함정]</w:t>
       </w:r>
       <w:r>
         <w:rPr>
@@ -4750,7 +5004,25 @@
           <w:sz w:val="14"/>
           <w:u w:val="none"/>
         </w:rPr>
-        <w:t xml:space="preserve"> 잠·각성에서 커피를 떠올려 자연스러워 보이지만, 교역(trade)은 논지와 무관하다.</w:t>
+        <w:t xml:space="preserve"> builds(깨어 있을 때)와 breaks(잘 때)가 짝이므로 둘 다 적절 — 한쪽만 보고 의심하기 쉽다. </w:t>
+      </w:r>
+      <w:r>
+        <w:rPr>
+          <w:rFonts w:ascii="맑은 고딕" w:hAnsi="맑은 고딕" w:eastAsia="맑은 고딕"/>
+          <w:b/>
+          <w:sz w:val="14"/>
+          <w:u w:val="none"/>
+        </w:rPr>
+        <w:t>⑤ [한 끗]</w:t>
+      </w:r>
+      <w:r>
+        <w:rPr>
+          <w:rFonts w:ascii="맑은 고딕" w:hAnsi="맑은 고딕" w:eastAsia="맑은 고딕"/>
+          <w:b w:val="0"/>
+          <w:sz w:val="14"/>
+          <w:u w:val="none"/>
+        </w:rPr>
+        <w:t xml:space="preserve"> can’t become accustomed가 어색해 보여도 ‘적응 불가’가 글의 결론.</w:t>
       </w:r>
     </w:p>
     <w:p>
@@ -4775,7 +5047,43 @@
           <w:sz w:val="14"/>
           <w:u w:val="none"/>
         </w:rPr>
-        <w:t xml:space="preserve"> (1) accumulate ✕ — 3인칭 단수 -s. (2) increasing ✕ — 형용사 수식은 부사. (3) natural ✕ — 동사 수식 부사. [채점] 각 1점.</w:t>
+        <w:t xml:space="preserve"> </w:t>
+      </w:r>
+      <w:r>
+        <w:rPr>
+          <w:rFonts w:ascii="맑은 고딕" w:hAnsi="맑은 고딕" w:eastAsia="맑은 고딕"/>
+          <w:b/>
+          <w:sz w:val="14"/>
+          <w:u w:val="none"/>
+        </w:rPr>
+        <w:t>so overwhelming and you are forced</w:t>
+      </w:r>
+      <w:r>
+        <w:rPr>
+          <w:rFonts w:ascii="맑은 고딕" w:hAnsi="맑은 고딕" w:eastAsia="맑은 고딕"/>
+          <w:b w:val="0"/>
+          <w:sz w:val="14"/>
+          <w:u w:val="none"/>
+        </w:rPr>
+        <w:t xml:space="preserve"> ✕ — that 누락. </w:t>
+      </w:r>
+      <w:r>
+        <w:rPr>
+          <w:rFonts w:ascii="맑은 고딕" w:hAnsi="맑은 고딕" w:eastAsia="맑은 고딕"/>
+          <w:b/>
+          <w:sz w:val="14"/>
+          <w:u w:val="none"/>
+        </w:rPr>
+        <w:t>becomes overwhelming so that you are forced</w:t>
+      </w:r>
+      <w:r>
+        <w:rPr>
+          <w:rFonts w:ascii="맑은 고딕" w:hAnsi="맑은 고딕" w:eastAsia="맑은 고딕"/>
+          <w:b w:val="0"/>
+          <w:sz w:val="14"/>
+          <w:u w:val="none"/>
+        </w:rPr>
+        <w:t xml:space="preserve"> ✕ — 보기 어순·구문 조건 위반(so ~ that). [채점] so … that 구조 1.5 / 어순 1 / 철자·단어 수 0.5.</w:t>
       </w:r>
     </w:p>
     <w:p>
@@ -4809,7 +5117,7 @@
           <w:sz w:val="14"/>
           <w:u w:val="none"/>
         </w:rPr>
-        <w:t>It is impossible to become for you</w:t>
+        <w:t>build</w:t>
       </w:r>
       <w:r>
         <w:rPr>
@@ -4818,7 +5126,7 @@
           <w:sz w:val="14"/>
           <w:u w:val="none"/>
         </w:rPr>
-        <w:t xml:space="preserve"> ✕ — 의미상 주어는 to부정사 앞. </w:t>
+        <w:t xml:space="preserve"> △ — (1)에 builds up은 ‘up’이 없어 불완전(accumulates가 정답). </w:t>
       </w:r>
       <w:r>
         <w:rPr>
@@ -4827,7 +5135,7 @@
           <w:sz w:val="14"/>
           <w:u w:val="none"/>
         </w:rPr>
-        <w:t>less sleep than needs your body</w:t>
+        <w:t>lend</w:t>
       </w:r>
       <w:r>
         <w:rPr>
@@ -4836,7 +5144,25 @@
           <w:sz w:val="14"/>
           <w:u w:val="none"/>
         </w:rPr>
-        <w:t xml:space="preserve"> ✕ — than 뒤 주어 + 동사. [채점] 가주어 구조 1.5 / 어순 1 / 단어 수·철자 0.5.</w:t>
+        <w:t xml:space="preserve"> ✕ — (3)은 ‘빚지다’ owe; lend는 빌려주다. </w:t>
+      </w:r>
+      <w:r>
+        <w:rPr>
+          <w:rFonts w:ascii="맑은 고딕" w:hAnsi="맑은 고딕" w:eastAsia="맑은 고딕"/>
+          <w:b/>
+          <w:sz w:val="14"/>
+          <w:u w:val="none"/>
+        </w:rPr>
+        <w:t>familiar</w:t>
+      </w:r>
+      <w:r>
+        <w:rPr>
+          <w:rFonts w:ascii="맑은 고딕" w:hAnsi="맑은 고딕" w:eastAsia="맑은 고딕"/>
+          <w:b w:val="0"/>
+          <w:sz w:val="14"/>
+          <w:u w:val="none"/>
+        </w:rPr>
+        <w:t xml:space="preserve"> ✕ — become familiar with는 전치사가 to가 아님. [채점] 각 0.75, 어형 오류는 0.</w:t>
       </w:r>
     </w:p>
     <w:p>
@@ -4870,7 +5196,7 @@
           <w:sz w:val="14"/>
           <w:u w:val="none"/>
         </w:rPr>
-        <w:t>④ [한 끗]</w:t>
+        <w:t>② [한 끗]</w:t>
       </w:r>
       <w:r>
         <w:rPr>
@@ -4879,7 +5205,25 @@
           <w:sz w:val="14"/>
           <w:u w:val="none"/>
         </w:rPr>
-        <w:t xml:space="preserve"> Thus 뒤에 두면 결론 다음에 근거가 오는 꼴. 축적–분해–결론의 3단 구조가 핵심 단서.</w:t>
+        <w:t xml:space="preserve"> 아데노신이 소개된 직후라 가능해 보이지만, 그러면 Thus 앞에 ‘쌓인다’만 남아 ‘잃은 잠을 추적한다’는 결론의 근거가 반쪽이 된다. </w:t>
+      </w:r>
+      <w:r>
+        <w:rPr>
+          <w:rFonts w:ascii="맑은 고딕" w:hAnsi="맑은 고딕" w:eastAsia="맑은 고딕"/>
+          <w:b/>
+          <w:sz w:val="14"/>
+          <w:u w:val="none"/>
+        </w:rPr>
+        <w:t>④</w:t>
+      </w:r>
+      <w:r>
+        <w:rPr>
+          <w:rFonts w:ascii="맑은 고딕" w:hAnsi="맑은 고딕" w:eastAsia="맑은 고딕"/>
+          <w:b w:val="0"/>
+          <w:sz w:val="14"/>
+          <w:u w:val="none"/>
+        </w:rPr>
+        <w:t xml:space="preserve"> Thus 문장 뒤에 두면 결론이 근거보다 앞선다.</w:t>
       </w:r>
     </w:p>
     <w:p>
@@ -4904,7 +5248,7 @@
           <w:sz w:val="14"/>
           <w:u w:val="none"/>
         </w:rPr>
-        <w:t xml:space="preserve"> 하루에 더 많은 활동을 밀어 넣기 위해 잠자는 것을 미룰 수는 있지만, 결국 수면 욕구는 압도적이 되어 잠을 잘 수밖에 없게 된다. 이러한 매일의 수면 욕구는 부분적으로 아데노신이라는 화합물 때문으로 보인다. 이 천연 화학물질은 깨어 있는 시간이 늘어날수록 혈액 속에 쌓인다. 잠자는 동안 몸은 아데노신을 분해한다. 따라서 이 분자는 몸이 놓친 잠을 추적하고 필요할 때 잠을 유도하는 데 사용하는 것일지도 모른다. 아데노신의 축적과 다른 요인들은 최적량에 못 미치는 잠을 며칠 밤 잔 뒤에 왜 평소보다 더 오래 자서 보충해야 하는 수면 부채가 쌓이는지를 설명해 줄 수 있다. 이런 내재된 분자적 피드백 때문에, 당신은 몸이 필요로 하는 것보다 적게 자는 것에 익숙해질 수 없다. 결국 수면 부족은 당신을 따라잡는다.</w:t>
+        <w:t xml:space="preserve"> ['하루에 더 많은 활동을 밀어 넣기 위해 잠자는 것을 미룰 수는 있지만, 결국 수면 욕구는 압도적이 되어 잠을 잘 수밖에 없게 된다.', '이러한 매일의 수면 욕구는 부분적으로 아데노신이라는 화합물 때문으로 보인다.', '이 천연 화학물질은 깨어 있는 시간이 늘어날수록 혈액 속에 쌓인다.', '잠자는 동안 몸은 아데노신을 분해한다.', '따라서 이 분자는 몸이 놓친 잠을 추적하고 필요할 때 잠을 유도하는 데 사용하는 것일지도 모른다.', '아데노신의 축적과 다른 요인들은, 최적량에 못 미치는 잠을 며칠 밤 잔 뒤에 왜 평소보다 더 오래 자서 보충해야 하는 수면 부채가 쌓이는지를 설명해 줄 수 있다.', '이런 내재된 분자적 피드백 때문에, 당신은 몸이 필요로 하는 것보다 적게 자는 것에 익숙해질 수 없다.', '결국 수면 부족은 당신을 따라잡는다.']</w:t>
       </w:r>
     </w:p>
     <w:p>
@@ -4929,7 +5273,7 @@
           <w:sz w:val="14"/>
           <w:u w:val="none"/>
         </w:rPr>
-        <w:t xml:space="preserve"> 배고픔도 비슷한 신호로 작동한다. 음식 없이 시간이 흐르면 그렐린이라는 호르몬 수치가 혈중에서 올라가 우리를 부엌으로 떠민다. 끼니를 거르는 것은 몸이 덜 필요로 하도록 가르치지 않는다. 신호는 그저 응답받을 때까지 더 강해질 뿐이다.</w:t>
+        <w:t xml:space="preserve"> ['몸은 물에 대해서도 비슷한 장부를 기록한다.', '몇 시간 동안 물을 마시지 않으면 혈중 염분 농도가 올라가고, 그것을 감시하는 뇌의 한 부분이 갈증이라는 느낌을 내보낸다.', '그 신호를 한동안 무시할 수는 있지만 사라지지 않는다. 마침내 물을 마실 때까지 더 강해지고, 오래 기다릴수록 더 많이 필요해진다.', '갈증을 알아차리지 않기로 한다고 해서 물이 덜 필요하도록 스스로를 훈련할 수 있는 사람은 없다 — 장부는 당신이 신경 쓰든 말든 기록된다.']</w:t>
       </w:r>
     </w:p>
     <w:sectPr>
